--- a/rediseno_2026/4.5 Itinerarios formateados y corregidos/CPA-405 Finanzas Corporativas.docx
+++ b/rediseno_2026/4.5 Itinerarios formateados y corregidos/CPA-405 Finanzas Corporativas.docx
@@ -85,8 +85,10 @@
         </w:tblBorders>
         <w:tblLayout w:type="fixed"/>
         <w:tblCellMar>
-          <w:left w:w="10" w:type="dxa"/>
-          <w:right w:w="10" w:type="dxa"/>
+          <w:top w:w="40" w:type="dxa"/>
+          <w:left w:w="90" w:type="dxa"/>
+          <w:bottom w:w="40" w:type="dxa"/>
+          <w:right w:w="90" w:type="dxa"/>
         </w:tblCellMar>
         <w:tblLook w:val="04A0" w:firstRow="1" w:lastRow="0" w:firstColumn="1" w:lastColumn="0" w:noHBand="0" w:noVBand="1"/>
       </w:tblPr>
@@ -115,12 +117,6 @@
               <w:right w:val="single" w:sz="6" w:space="0" w:color="1F3864"/>
             </w:tcBorders>
             <w:shd w:val="clear" w:color="auto" w:fill="4472C4"/>
-            <w:tcMar>
-              <w:top w:w="50" w:type="dxa"/>
-              <w:left w:w="90" w:type="dxa"/>
-              <w:bottom w:w="50" w:type="dxa"/>
-              <w:right w:w="90" w:type="dxa"/>
-            </w:tcMar>
           </w:tcPr>
           <w:p>
             <w:pPr>
@@ -160,12 +156,6 @@
               <w:right w:val="single" w:sz="6" w:space="0" w:color="1F3864"/>
             </w:tcBorders>
             <w:shd w:val="clear" w:color="auto" w:fill="4472C4"/>
-            <w:tcMar>
-              <w:top w:w="50" w:type="dxa"/>
-              <w:left w:w="90" w:type="dxa"/>
-              <w:bottom w:w="50" w:type="dxa"/>
-              <w:right w:w="90" w:type="dxa"/>
-            </w:tcMar>
           </w:tcPr>
           <w:p>
             <w:pPr>
@@ -205,12 +195,6 @@
               <w:right w:val="single" w:sz="6" w:space="0" w:color="1F3864"/>
             </w:tcBorders>
             <w:shd w:val="clear" w:color="auto" w:fill="4472C4"/>
-            <w:tcMar>
-              <w:top w:w="50" w:type="dxa"/>
-              <w:left w:w="90" w:type="dxa"/>
-              <w:bottom w:w="50" w:type="dxa"/>
-              <w:right w:w="90" w:type="dxa"/>
-            </w:tcMar>
           </w:tcPr>
           <w:p>
             <w:pPr>
@@ -249,12 +233,6 @@
               <w:right w:val="single" w:sz="6" w:space="0" w:color="1F3864"/>
             </w:tcBorders>
             <w:shd w:val="clear" w:color="auto" w:fill="4472C4"/>
-            <w:tcMar>
-              <w:top w:w="50" w:type="dxa"/>
-              <w:left w:w="90" w:type="dxa"/>
-              <w:bottom w:w="50" w:type="dxa"/>
-              <w:right w:w="90" w:type="dxa"/>
-            </w:tcMar>
           </w:tcPr>
           <w:p>
             <w:pPr>
@@ -296,12 +274,6 @@
               <w:right w:val="single" w:sz="6" w:space="0" w:color="1F3864"/>
             </w:tcBorders>
             <w:shd w:val="clear" w:color="auto" w:fill="4472C4"/>
-            <w:tcMar>
-              <w:top w:w="50" w:type="dxa"/>
-              <w:left w:w="90" w:type="dxa"/>
-              <w:bottom w:w="50" w:type="dxa"/>
-              <w:right w:w="90" w:type="dxa"/>
-            </w:tcMar>
           </w:tcPr>
           <w:p>
             <w:pPr>
@@ -341,12 +313,6 @@
               <w:right w:val="single" w:sz="6" w:space="0" w:color="1F3864"/>
             </w:tcBorders>
             <w:shd w:val="clear" w:color="auto" w:fill="4472C4"/>
-            <w:tcMar>
-              <w:top w:w="50" w:type="dxa"/>
-              <w:left w:w="90" w:type="dxa"/>
-              <w:bottom w:w="50" w:type="dxa"/>
-              <w:right w:w="90" w:type="dxa"/>
-            </w:tcMar>
           </w:tcPr>
           <w:p>
             <w:pPr>
@@ -386,12 +352,6 @@
               <w:right w:val="single" w:sz="6" w:space="0" w:color="1F3864"/>
             </w:tcBorders>
             <w:shd w:val="clear" w:color="auto" w:fill="4472C4"/>
-            <w:tcMar>
-              <w:top w:w="50" w:type="dxa"/>
-              <w:left w:w="90" w:type="dxa"/>
-              <w:bottom w:w="50" w:type="dxa"/>
-              <w:right w:w="90" w:type="dxa"/>
-            </w:tcMar>
           </w:tcPr>
           <w:p>
             <w:pPr>
@@ -430,12 +390,6 @@
               <w:right w:val="single" w:sz="6" w:space="0" w:color="1F3864"/>
             </w:tcBorders>
             <w:shd w:val="clear" w:color="auto" w:fill="4472C4"/>
-            <w:tcMar>
-              <w:top w:w="50" w:type="dxa"/>
-              <w:left w:w="90" w:type="dxa"/>
-              <w:bottom w:w="50" w:type="dxa"/>
-              <w:right w:w="90" w:type="dxa"/>
-            </w:tcMar>
           </w:tcPr>
           <w:p>
             <w:pPr>
@@ -477,12 +431,6 @@
               <w:right w:val="single" w:sz="6" w:space="0" w:color="1F3864"/>
             </w:tcBorders>
             <w:shd w:val="clear" w:color="auto" w:fill="4472C4"/>
-            <w:tcMar>
-              <w:top w:w="50" w:type="dxa"/>
-              <w:left w:w="90" w:type="dxa"/>
-              <w:bottom w:w="50" w:type="dxa"/>
-              <w:right w:w="90" w:type="dxa"/>
-            </w:tcMar>
           </w:tcPr>
           <w:p>
             <w:pPr>
@@ -521,12 +469,6 @@
               <w:right w:val="single" w:sz="6" w:space="0" w:color="1F3864"/>
             </w:tcBorders>
             <w:shd w:val="clear" w:color="auto" w:fill="4472C4"/>
-            <w:tcMar>
-              <w:top w:w="50" w:type="dxa"/>
-              <w:left w:w="90" w:type="dxa"/>
-              <w:bottom w:w="50" w:type="dxa"/>
-              <w:right w:w="90" w:type="dxa"/>
-            </w:tcMar>
           </w:tcPr>
           <w:p>
             <w:pPr>
@@ -567,12 +509,6 @@
               <w:right w:val="single" w:sz="6" w:space="0" w:color="1F3864"/>
             </w:tcBorders>
             <w:shd w:val="clear" w:color="auto" w:fill="4472C4"/>
-            <w:tcMar>
-              <w:top w:w="50" w:type="dxa"/>
-              <w:left w:w="90" w:type="dxa"/>
-              <w:bottom w:w="50" w:type="dxa"/>
-              <w:right w:w="90" w:type="dxa"/>
-            </w:tcMar>
           </w:tcPr>
           <w:p>
             <w:pPr>
@@ -611,12 +547,6 @@
               <w:right w:val="single" w:sz="6" w:space="0" w:color="1F3864"/>
             </w:tcBorders>
             <w:shd w:val="clear" w:color="auto" w:fill="4472C4"/>
-            <w:tcMar>
-              <w:top w:w="50" w:type="dxa"/>
-              <w:left w:w="90" w:type="dxa"/>
-              <w:bottom w:w="50" w:type="dxa"/>
-              <w:right w:w="90" w:type="dxa"/>
-            </w:tcMar>
           </w:tcPr>
           <w:p>
             <w:pPr>
@@ -655,12 +585,6 @@
               <w:right w:val="single" w:sz="6" w:space="0" w:color="1F3864"/>
             </w:tcBorders>
             <w:shd w:val="clear" w:color="auto" w:fill="4472C4"/>
-            <w:tcMar>
-              <w:top w:w="50" w:type="dxa"/>
-              <w:left w:w="90" w:type="dxa"/>
-              <w:bottom w:w="50" w:type="dxa"/>
-              <w:right w:w="90" w:type="dxa"/>
-            </w:tcMar>
           </w:tcPr>
           <w:p>
             <w:pPr>
@@ -698,12 +622,6 @@
               <w:right w:val="single" w:sz="6" w:space="0" w:color="1F3864"/>
             </w:tcBorders>
             <w:shd w:val="clear" w:color="auto" w:fill="4472C4"/>
-            <w:tcMar>
-              <w:top w:w="50" w:type="dxa"/>
-              <w:left w:w="90" w:type="dxa"/>
-              <w:bottom w:w="50" w:type="dxa"/>
-              <w:right w:w="90" w:type="dxa"/>
-            </w:tcMar>
           </w:tcPr>
           <w:p>
             <w:pPr>
@@ -741,12 +659,6 @@
               <w:right w:val="single" w:sz="6" w:space="0" w:color="1F3864"/>
             </w:tcBorders>
             <w:shd w:val="clear" w:color="auto" w:fill="4472C4"/>
-            <w:tcMar>
-              <w:top w:w="50" w:type="dxa"/>
-              <w:left w:w="90" w:type="dxa"/>
-              <w:bottom w:w="50" w:type="dxa"/>
-              <w:right w:w="90" w:type="dxa"/>
-            </w:tcMar>
           </w:tcPr>
           <w:p>
             <w:pPr>
@@ -785,12 +697,6 @@
               <w:right w:val="single" w:sz="6" w:space="0" w:color="1F3864"/>
             </w:tcBorders>
             <w:shd w:val="clear" w:color="auto" w:fill="4472C4"/>
-            <w:tcMar>
-              <w:top w:w="50" w:type="dxa"/>
-              <w:left w:w="90" w:type="dxa"/>
-              <w:bottom w:w="50" w:type="dxa"/>
-              <w:right w:w="90" w:type="dxa"/>
-            </w:tcMar>
           </w:tcPr>
           <w:p>
             <w:pPr>
@@ -829,12 +735,6 @@
               <w:right w:val="single" w:sz="6" w:space="0" w:color="1F3864"/>
             </w:tcBorders>
             <w:shd w:val="clear" w:color="auto" w:fill="D9E2F3"/>
-            <w:tcMar>
-              <w:top w:w="50" w:type="dxa"/>
-              <w:left w:w="90" w:type="dxa"/>
-              <w:bottom w:w="50" w:type="dxa"/>
-              <w:right w:w="90" w:type="dxa"/>
-            </w:tcMar>
           </w:tcPr>
           <w:p>
             <w:pPr>
@@ -868,12 +768,6 @@
               <w:right w:val="single" w:sz="6" w:space="0" w:color="1F3864"/>
             </w:tcBorders>
             <w:shd w:val="clear" w:color="auto" w:fill="D9E2F3"/>
-            <w:tcMar>
-              <w:top w:w="50" w:type="dxa"/>
-              <w:left w:w="90" w:type="dxa"/>
-              <w:bottom w:w="50" w:type="dxa"/>
-              <w:right w:w="90" w:type="dxa"/>
-            </w:tcMar>
           </w:tcPr>
           <w:p>
             <w:pPr>
@@ -906,12 +800,6 @@
               <w:right w:val="single" w:sz="6" w:space="0" w:color="1F3864"/>
             </w:tcBorders>
             <w:shd w:val="clear" w:color="auto" w:fill="D9E2F3"/>
-            <w:tcMar>
-              <w:top w:w="50" w:type="dxa"/>
-              <w:left w:w="90" w:type="dxa"/>
-              <w:bottom w:w="50" w:type="dxa"/>
-              <w:right w:w="90" w:type="dxa"/>
-            </w:tcMar>
           </w:tcPr>
           <w:p>
             <w:pPr>
@@ -944,12 +832,6 @@
               <w:right w:val="single" w:sz="6" w:space="0" w:color="1F3864"/>
             </w:tcBorders>
             <w:shd w:val="clear" w:color="auto" w:fill="D9E2F3"/>
-            <w:tcMar>
-              <w:top w:w="50" w:type="dxa"/>
-              <w:left w:w="90" w:type="dxa"/>
-              <w:bottom w:w="50" w:type="dxa"/>
-              <w:right w:w="90" w:type="dxa"/>
-            </w:tcMar>
           </w:tcPr>
           <w:p>
             <w:pPr>
@@ -981,12 +863,6 @@
               <w:right w:val="single" w:sz="6" w:space="0" w:color="1F3864"/>
             </w:tcBorders>
             <w:shd w:val="clear" w:color="auto" w:fill="D9E2F3"/>
-            <w:tcMar>
-              <w:top w:w="50" w:type="dxa"/>
-              <w:left w:w="90" w:type="dxa"/>
-              <w:bottom w:w="50" w:type="dxa"/>
-              <w:right w:w="90" w:type="dxa"/>
-            </w:tcMar>
           </w:tcPr>
           <w:p>
             <w:pPr>
@@ -1018,12 +894,6 @@
               <w:right w:val="single" w:sz="6" w:space="0" w:color="1F3864"/>
             </w:tcBorders>
             <w:shd w:val="clear" w:color="auto" w:fill="D9E2F3"/>
-            <w:tcMar>
-              <w:top w:w="50" w:type="dxa"/>
-              <w:left w:w="90" w:type="dxa"/>
-              <w:bottom w:w="50" w:type="dxa"/>
-              <w:right w:w="90" w:type="dxa"/>
-            </w:tcMar>
           </w:tcPr>
           <w:p>
             <w:pPr>
@@ -1056,12 +926,6 @@
               <w:right w:val="single" w:sz="6" w:space="0" w:color="1F3864"/>
             </w:tcBorders>
             <w:shd w:val="clear" w:color="auto" w:fill="D9E2F3"/>
-            <w:tcMar>
-              <w:top w:w="50" w:type="dxa"/>
-              <w:left w:w="90" w:type="dxa"/>
-              <w:bottom w:w="50" w:type="dxa"/>
-              <w:right w:w="90" w:type="dxa"/>
-            </w:tcMar>
           </w:tcPr>
           <w:p>
             <w:pPr>
@@ -1119,12 +983,6 @@
               <w:right w:val="single" w:sz="6" w:space="0" w:color="1F3864"/>
             </w:tcBorders>
             <w:shd w:val="clear" w:color="auto" w:fill="4472C4"/>
-            <w:tcMar>
-              <w:top w:w="50" w:type="dxa"/>
-              <w:left w:w="90" w:type="dxa"/>
-              <w:bottom w:w="50" w:type="dxa"/>
-              <w:right w:w="90" w:type="dxa"/>
-            </w:tcMar>
           </w:tcPr>
           <w:p>
             <w:pPr>
@@ -1166,12 +1024,6 @@
               <w:right w:val="single" w:sz="6" w:space="0" w:color="1F3864"/>
             </w:tcBorders>
             <w:shd w:val="clear" w:color="auto" w:fill="D9E2F3"/>
-            <w:tcMar>
-              <w:top w:w="50" w:type="dxa"/>
-              <w:left w:w="90" w:type="dxa"/>
-              <w:bottom w:w="50" w:type="dxa"/>
-              <w:right w:w="90" w:type="dxa"/>
-            </w:tcMar>
           </w:tcPr>
           <w:p>
             <w:pPr>
@@ -1207,12 +1059,6 @@
               <w:right w:val="single" w:sz="6" w:space="0" w:color="1F3864"/>
             </w:tcBorders>
             <w:shd w:val="clear" w:color="auto" w:fill="D9E2F3"/>
-            <w:tcMar>
-              <w:top w:w="50" w:type="dxa"/>
-              <w:left w:w="90" w:type="dxa"/>
-              <w:bottom w:w="50" w:type="dxa"/>
-              <w:right w:w="90" w:type="dxa"/>
-            </w:tcMar>
           </w:tcPr>
           <w:p>
             <w:pPr>
@@ -1258,12 +1104,6 @@
               <w:right w:val="single" w:sz="6" w:space="0" w:color="1F3864"/>
             </w:tcBorders>
             <w:shd w:val="clear" w:color="auto" w:fill="4472C4"/>
-            <w:tcMar>
-              <w:top w:w="50" w:type="dxa"/>
-              <w:left w:w="90" w:type="dxa"/>
-              <w:bottom w:w="50" w:type="dxa"/>
-              <w:right w:w="90" w:type="dxa"/>
-            </w:tcMar>
           </w:tcPr>
           <w:p>
             <w:pPr>
@@ -1303,12 +1143,6 @@
               <w:right w:val="single" w:sz="6" w:space="0" w:color="1F3864"/>
             </w:tcBorders>
             <w:shd w:val="clear" w:color="auto" w:fill="4472C4"/>
-            <w:tcMar>
-              <w:top w:w="50" w:type="dxa"/>
-              <w:left w:w="90" w:type="dxa"/>
-              <w:bottom w:w="50" w:type="dxa"/>
-              <w:right w:w="90" w:type="dxa"/>
-            </w:tcMar>
           </w:tcPr>
           <w:p>
             <w:pPr>
@@ -1348,12 +1182,6 @@
               <w:right w:val="single" w:sz="6" w:space="0" w:color="1F3864"/>
             </w:tcBorders>
             <w:shd w:val="clear" w:color="auto" w:fill="4472C4"/>
-            <w:tcMar>
-              <w:top w:w="50" w:type="dxa"/>
-              <w:left w:w="90" w:type="dxa"/>
-              <w:bottom w:w="50" w:type="dxa"/>
-              <w:right w:w="90" w:type="dxa"/>
-            </w:tcMar>
           </w:tcPr>
           <w:p>
             <w:pPr>
@@ -1397,12 +1225,6 @@
               <w:right w:val="single" w:sz="6" w:space="0" w:color="1F3864"/>
             </w:tcBorders>
             <w:shd w:val="clear" w:color="auto" w:fill="D9E2F3"/>
-            <w:tcMar>
-              <w:top w:w="50" w:type="dxa"/>
-              <w:left w:w="90" w:type="dxa"/>
-              <w:bottom w:w="50" w:type="dxa"/>
-              <w:right w:w="90" w:type="dxa"/>
-            </w:tcMar>
             <w:vAlign w:val="center"/>
           </w:tcPr>
           <w:p>
@@ -1435,12 +1257,6 @@
               <w:right w:val="single" w:sz="6" w:space="0" w:color="1F3864"/>
             </w:tcBorders>
             <w:shd w:val="clear" w:color="auto" w:fill="D9E2F3"/>
-            <w:tcMar>
-              <w:top w:w="50" w:type="dxa"/>
-              <w:left w:w="90" w:type="dxa"/>
-              <w:bottom w:w="50" w:type="dxa"/>
-              <w:right w:w="90" w:type="dxa"/>
-            </w:tcMar>
           </w:tcPr>
           <w:p>
             <w:pPr>
@@ -1472,12 +1288,6 @@
               <w:right w:val="single" w:sz="6" w:space="0" w:color="1F3864"/>
             </w:tcBorders>
             <w:shd w:val="clear" w:color="auto" w:fill="D9E2F3"/>
-            <w:tcMar>
-              <w:top w:w="50" w:type="dxa"/>
-              <w:left w:w="90" w:type="dxa"/>
-              <w:bottom w:w="50" w:type="dxa"/>
-              <w:right w:w="90" w:type="dxa"/>
-            </w:tcMar>
           </w:tcPr>
           <w:p>
             <w:pPr>
@@ -1546,12 +1356,6 @@
               <w:right w:val="single" w:sz="6" w:space="0" w:color="1F3864"/>
             </w:tcBorders>
             <w:shd w:val="clear" w:color="auto" w:fill="D9E2F3"/>
-            <w:tcMar>
-              <w:top w:w="50" w:type="dxa"/>
-              <w:left w:w="90" w:type="dxa"/>
-              <w:bottom w:w="50" w:type="dxa"/>
-              <w:right w:w="90" w:type="dxa"/>
-            </w:tcMar>
           </w:tcPr>
           <w:p>
             <w:pPr>
@@ -1583,12 +1387,6 @@
               <w:right w:val="single" w:sz="6" w:space="0" w:color="1F3864"/>
             </w:tcBorders>
             <w:shd w:val="clear" w:color="auto" w:fill="D9E2F3"/>
-            <w:tcMar>
-              <w:top w:w="50" w:type="dxa"/>
-              <w:left w:w="90" w:type="dxa"/>
-              <w:bottom w:w="50" w:type="dxa"/>
-              <w:right w:w="90" w:type="dxa"/>
-            </w:tcMar>
           </w:tcPr>
           <w:p>
             <w:pPr>
@@ -1634,12 +1432,6 @@
               <w:right w:val="single" w:sz="6" w:space="0" w:color="1F3864"/>
             </w:tcBorders>
             <w:shd w:val="clear" w:color="auto" w:fill="D9E2F3"/>
-            <w:tcMar>
-              <w:top w:w="50" w:type="dxa"/>
-              <w:left w:w="90" w:type="dxa"/>
-              <w:bottom w:w="50" w:type="dxa"/>
-              <w:right w:w="90" w:type="dxa"/>
-            </w:tcMar>
             <w:vAlign w:val="center"/>
           </w:tcPr>
           <w:p>
@@ -1672,12 +1464,6 @@
               <w:right w:val="single" w:sz="6" w:space="0" w:color="1F3864"/>
             </w:tcBorders>
             <w:shd w:val="clear" w:color="auto" w:fill="D9E2F3"/>
-            <w:tcMar>
-              <w:top w:w="50" w:type="dxa"/>
-              <w:left w:w="90" w:type="dxa"/>
-              <w:bottom w:w="50" w:type="dxa"/>
-              <w:right w:w="90" w:type="dxa"/>
-            </w:tcMar>
           </w:tcPr>
           <w:p>
             <w:pPr>
@@ -1709,12 +1495,6 @@
               <w:right w:val="single" w:sz="6" w:space="0" w:color="1F3864"/>
             </w:tcBorders>
             <w:shd w:val="clear" w:color="auto" w:fill="D9E2F3"/>
-            <w:tcMar>
-              <w:top w:w="50" w:type="dxa"/>
-              <w:left w:w="90" w:type="dxa"/>
-              <w:bottom w:w="50" w:type="dxa"/>
-              <w:right w:w="90" w:type="dxa"/>
-            </w:tcMar>
           </w:tcPr>
           <w:p>
             <w:pPr>
@@ -1783,12 +1563,6 @@
               <w:right w:val="single" w:sz="6" w:space="0" w:color="1F3864"/>
             </w:tcBorders>
             <w:shd w:val="clear" w:color="auto" w:fill="D9E2F3"/>
-            <w:tcMar>
-              <w:top w:w="50" w:type="dxa"/>
-              <w:left w:w="90" w:type="dxa"/>
-              <w:bottom w:w="50" w:type="dxa"/>
-              <w:right w:w="90" w:type="dxa"/>
-            </w:tcMar>
           </w:tcPr>
           <w:p>
             <w:pPr>
@@ -1820,12 +1594,6 @@
               <w:right w:val="single" w:sz="6" w:space="0" w:color="1F3864"/>
             </w:tcBorders>
             <w:shd w:val="clear" w:color="auto" w:fill="D9E2F3"/>
-            <w:tcMar>
-              <w:top w:w="50" w:type="dxa"/>
-              <w:left w:w="90" w:type="dxa"/>
-              <w:bottom w:w="50" w:type="dxa"/>
-              <w:right w:w="90" w:type="dxa"/>
-            </w:tcMar>
           </w:tcPr>
           <w:p>
             <w:pPr>
@@ -1869,12 +1637,6 @@
               <w:right w:val="single" w:sz="6" w:space="0" w:color="1F3864"/>
             </w:tcBorders>
             <w:shd w:val="clear" w:color="auto" w:fill="4472C4"/>
-            <w:tcMar>
-              <w:top w:w="50" w:type="dxa"/>
-              <w:left w:w="90" w:type="dxa"/>
-              <w:bottom w:w="50" w:type="dxa"/>
-              <w:right w:w="90" w:type="dxa"/>
-            </w:tcMar>
           </w:tcPr>
           <w:p>
             <w:pPr>
@@ -1916,12 +1678,6 @@
               <w:right w:val="single" w:sz="6" w:space="0" w:color="1F3864"/>
             </w:tcBorders>
             <w:shd w:val="clear" w:color="auto" w:fill="4472C4"/>
-            <w:tcMar>
-              <w:top w:w="50" w:type="dxa"/>
-              <w:left w:w="90" w:type="dxa"/>
-              <w:bottom w:w="50" w:type="dxa"/>
-              <w:right w:w="90" w:type="dxa"/>
-            </w:tcMar>
             <w:vAlign w:val="center"/>
           </w:tcPr>
           <w:p>
@@ -1961,12 +1717,6 @@
               <w:right w:val="single" w:sz="6" w:space="0" w:color="1F3864"/>
             </w:tcBorders>
             <w:shd w:val="clear" w:color="auto" w:fill="D9E2F3"/>
-            <w:tcMar>
-              <w:top w:w="50" w:type="dxa"/>
-              <w:left w:w="90" w:type="dxa"/>
-              <w:bottom w:w="50" w:type="dxa"/>
-              <w:right w:w="90" w:type="dxa"/>
-            </w:tcMar>
           </w:tcPr>
           <w:p>
             <w:pPr>
@@ -2024,12 +1774,6 @@
               <w:right w:val="single" w:sz="6" w:space="0" w:color="1F3864"/>
             </w:tcBorders>
             <w:shd w:val="clear" w:color="auto" w:fill="4472C4"/>
-            <w:tcMar>
-              <w:top w:w="50" w:type="dxa"/>
-              <w:left w:w="90" w:type="dxa"/>
-              <w:bottom w:w="50" w:type="dxa"/>
-              <w:right w:w="90" w:type="dxa"/>
-            </w:tcMar>
             <w:vAlign w:val="center"/>
           </w:tcPr>
           <w:p>
@@ -2071,12 +1815,6 @@
               <w:right w:val="single" w:sz="6" w:space="0" w:color="1F3864"/>
             </w:tcBorders>
             <w:shd w:val="clear" w:color="auto" w:fill="D9E2F3"/>
-            <w:tcMar>
-              <w:top w:w="50" w:type="dxa"/>
-              <w:left w:w="90" w:type="dxa"/>
-              <w:bottom w:w="50" w:type="dxa"/>
-              <w:right w:w="90" w:type="dxa"/>
-            </w:tcMar>
           </w:tcPr>
           <w:p>
             <w:pPr>
@@ -2108,12 +1846,6 @@
               <w:right w:val="single" w:sz="6" w:space="0" w:color="1F3864"/>
             </w:tcBorders>
             <w:shd w:val="clear" w:color="auto" w:fill="D9E2F3"/>
-            <w:tcMar>
-              <w:top w:w="50" w:type="dxa"/>
-              <w:left w:w="90" w:type="dxa"/>
-              <w:bottom w:w="50" w:type="dxa"/>
-              <w:right w:w="90" w:type="dxa"/>
-            </w:tcMar>
           </w:tcPr>
           <w:p>
             <w:pPr>
@@ -2532,12 +2264,6 @@
               <w:right w:val="single" w:sz="6" w:space="0" w:color="1F3864"/>
             </w:tcBorders>
             <w:shd w:val="clear" w:color="auto" w:fill="D9E2F3"/>
-            <w:tcMar>
-              <w:top w:w="50" w:type="dxa"/>
-              <w:left w:w="90" w:type="dxa"/>
-              <w:bottom w:w="50" w:type="dxa"/>
-              <w:right w:w="90" w:type="dxa"/>
-            </w:tcMar>
           </w:tcPr>
           <w:p>
             <w:pPr>
@@ -2687,12 +2413,6 @@
               <w:right w:val="single" w:sz="6" w:space="0" w:color="1F3864"/>
             </w:tcBorders>
             <w:shd w:val="clear" w:color="auto" w:fill="D9E2F3"/>
-            <w:tcMar>
-              <w:top w:w="50" w:type="dxa"/>
-              <w:left w:w="90" w:type="dxa"/>
-              <w:bottom w:w="50" w:type="dxa"/>
-              <w:right w:w="90" w:type="dxa"/>
-            </w:tcMar>
           </w:tcPr>
           <w:p>
             <w:pPr>
@@ -2725,12 +2445,6 @@
               <w:right w:val="single" w:sz="6" w:space="0" w:color="1F3864"/>
             </w:tcBorders>
             <w:shd w:val="clear" w:color="auto" w:fill="D9E2F3"/>
-            <w:tcMar>
-              <w:top w:w="50" w:type="dxa"/>
-              <w:left w:w="90" w:type="dxa"/>
-              <w:bottom w:w="50" w:type="dxa"/>
-              <w:right w:w="90" w:type="dxa"/>
-            </w:tcMar>
           </w:tcPr>
           <w:p>
             <w:pPr>
@@ -2978,12 +2692,6 @@
               <w:right w:val="single" w:sz="6" w:space="0" w:color="1F3864"/>
             </w:tcBorders>
             <w:shd w:val="clear" w:color="auto" w:fill="D9E2F3"/>
-            <w:tcMar>
-              <w:top w:w="50" w:type="dxa"/>
-              <w:left w:w="90" w:type="dxa"/>
-              <w:bottom w:w="50" w:type="dxa"/>
-              <w:right w:w="90" w:type="dxa"/>
-            </w:tcMar>
           </w:tcPr>
           <w:p>
             <w:pPr>
@@ -3015,12 +2723,6 @@
               <w:right w:val="single" w:sz="6" w:space="0" w:color="1F3864"/>
             </w:tcBorders>
             <w:shd w:val="clear" w:color="auto" w:fill="D9E2F3"/>
-            <w:tcMar>
-              <w:top w:w="50" w:type="dxa"/>
-              <w:left w:w="90" w:type="dxa"/>
-              <w:bottom w:w="50" w:type="dxa"/>
-              <w:right w:w="90" w:type="dxa"/>
-            </w:tcMar>
           </w:tcPr>
           <w:p>
             <w:pPr>
@@ -3193,8 +2895,10 @@
         </w:tblBorders>
         <w:tblLayout w:type="fixed"/>
         <w:tblCellMar>
-          <w:left w:w="10" w:type="dxa"/>
-          <w:right w:w="10" w:type="dxa"/>
+          <w:top w:w="40" w:type="dxa"/>
+          <w:left w:w="90" w:type="dxa"/>
+          <w:bottom w:w="40" w:type="dxa"/>
+          <w:right w:w="90" w:type="dxa"/>
         </w:tblCellMar>
         <w:tblLook w:val="04A0" w:firstRow="1" w:lastRow="0" w:firstColumn="1" w:lastColumn="0" w:noHBand="0" w:noVBand="1"/>
       </w:tblPr>
@@ -3218,12 +2922,6 @@
               <w:right w:val="single" w:sz="6" w:space="0" w:color="1F3864"/>
             </w:tcBorders>
             <w:shd w:val="clear" w:color="auto" w:fill="D9E2F3"/>
-            <w:tcMar>
-              <w:top w:w="50" w:type="dxa"/>
-              <w:left w:w="90" w:type="dxa"/>
-              <w:bottom w:w="50" w:type="dxa"/>
-              <w:right w:w="90" w:type="dxa"/>
-            </w:tcMar>
           </w:tcPr>
           <w:p>
             <w:pPr>
@@ -3269,12 +2967,6 @@
               <w:right w:val="single" w:sz="6" w:space="0" w:color="1F3864"/>
             </w:tcBorders>
             <w:shd w:val="clear" w:color="auto" w:fill="4472C4"/>
-            <w:tcMar>
-              <w:top w:w="50" w:type="dxa"/>
-              <w:left w:w="90" w:type="dxa"/>
-              <w:bottom w:w="50" w:type="dxa"/>
-              <w:right w:w="90" w:type="dxa"/>
-            </w:tcMar>
           </w:tcPr>
           <w:p>
             <w:pPr>
@@ -3313,12 +3005,6 @@
               <w:right w:val="single" w:sz="6" w:space="0" w:color="1F3864"/>
             </w:tcBorders>
             <w:shd w:val="clear" w:color="auto" w:fill="4472C4"/>
-            <w:tcMar>
-              <w:top w:w="50" w:type="dxa"/>
-              <w:left w:w="90" w:type="dxa"/>
-              <w:bottom w:w="50" w:type="dxa"/>
-              <w:right w:w="90" w:type="dxa"/>
-            </w:tcMar>
           </w:tcPr>
           <w:p>
             <w:pPr>
@@ -3358,12 +3044,6 @@
               <w:right w:val="single" w:sz="6" w:space="0" w:color="1F3864"/>
             </w:tcBorders>
             <w:shd w:val="clear" w:color="auto" w:fill="4472C4"/>
-            <w:tcMar>
-              <w:top w:w="50" w:type="dxa"/>
-              <w:left w:w="90" w:type="dxa"/>
-              <w:bottom w:w="50" w:type="dxa"/>
-              <w:right w:w="90" w:type="dxa"/>
-            </w:tcMar>
           </w:tcPr>
           <w:p>
             <w:pPr>
@@ -3407,12 +3087,6 @@
               <w:right w:val="single" w:sz="6" w:space="0" w:color="1F3864"/>
             </w:tcBorders>
             <w:shd w:val="clear" w:color="auto" w:fill="D9E2F3"/>
-            <w:tcMar>
-              <w:top w:w="50" w:type="dxa"/>
-              <w:left w:w="90" w:type="dxa"/>
-              <w:bottom w:w="50" w:type="dxa"/>
-              <w:right w:w="90" w:type="dxa"/>
-            </w:tcMar>
             <w:vAlign w:val="center"/>
           </w:tcPr>
           <w:p>
@@ -3444,12 +3118,6 @@
               <w:right w:val="single" w:sz="6" w:space="0" w:color="1F3864"/>
             </w:tcBorders>
             <w:shd w:val="clear" w:color="auto" w:fill="D9E2F3"/>
-            <w:tcMar>
-              <w:top w:w="50" w:type="dxa"/>
-              <w:left w:w="90" w:type="dxa"/>
-              <w:bottom w:w="50" w:type="dxa"/>
-              <w:right w:w="90" w:type="dxa"/>
-            </w:tcMar>
           </w:tcPr>
           <w:p>
             <w:pPr>
@@ -3481,12 +3149,6 @@
               <w:right w:val="single" w:sz="6" w:space="0" w:color="1F3864"/>
             </w:tcBorders>
             <w:shd w:val="clear" w:color="auto" w:fill="D9E2F3"/>
-            <w:tcMar>
-              <w:top w:w="50" w:type="dxa"/>
-              <w:left w:w="90" w:type="dxa"/>
-              <w:bottom w:w="50" w:type="dxa"/>
-              <w:right w:w="90" w:type="dxa"/>
-            </w:tcMar>
           </w:tcPr>
           <w:p>
             <w:pPr>
@@ -3554,12 +3216,6 @@
               <w:right w:val="single" w:sz="6" w:space="0" w:color="1F3864"/>
             </w:tcBorders>
             <w:shd w:val="clear" w:color="auto" w:fill="D9E2F3"/>
-            <w:tcMar>
-              <w:top w:w="50" w:type="dxa"/>
-              <w:left w:w="90" w:type="dxa"/>
-              <w:bottom w:w="50" w:type="dxa"/>
-              <w:right w:w="90" w:type="dxa"/>
-            </w:tcMar>
           </w:tcPr>
           <w:p>
             <w:pPr>
@@ -3591,12 +3247,6 @@
               <w:right w:val="single" w:sz="6" w:space="0" w:color="1F3864"/>
             </w:tcBorders>
             <w:shd w:val="clear" w:color="auto" w:fill="D9E2F3"/>
-            <w:tcMar>
-              <w:top w:w="50" w:type="dxa"/>
-              <w:left w:w="90" w:type="dxa"/>
-              <w:bottom w:w="50" w:type="dxa"/>
-              <w:right w:w="90" w:type="dxa"/>
-            </w:tcMar>
           </w:tcPr>
           <w:p>
             <w:pPr>
@@ -3642,12 +3292,6 @@
               <w:right w:val="single" w:sz="6" w:space="0" w:color="1F3864"/>
             </w:tcBorders>
             <w:shd w:val="clear" w:color="auto" w:fill="D9E2F3"/>
-            <w:tcMar>
-              <w:top w:w="50" w:type="dxa"/>
-              <w:left w:w="90" w:type="dxa"/>
-              <w:bottom w:w="50" w:type="dxa"/>
-              <w:right w:w="90" w:type="dxa"/>
-            </w:tcMar>
             <w:vAlign w:val="center"/>
           </w:tcPr>
           <w:p>
@@ -3680,12 +3324,6 @@
               <w:right w:val="single" w:sz="6" w:space="0" w:color="1F3864"/>
             </w:tcBorders>
             <w:shd w:val="clear" w:color="auto" w:fill="D9E2F3"/>
-            <w:tcMar>
-              <w:top w:w="50" w:type="dxa"/>
-              <w:left w:w="90" w:type="dxa"/>
-              <w:bottom w:w="50" w:type="dxa"/>
-              <w:right w:w="90" w:type="dxa"/>
-            </w:tcMar>
           </w:tcPr>
           <w:p>
             <w:pPr>
@@ -3717,12 +3355,6 @@
               <w:right w:val="single" w:sz="6" w:space="0" w:color="1F3864"/>
             </w:tcBorders>
             <w:shd w:val="clear" w:color="auto" w:fill="D9E2F3"/>
-            <w:tcMar>
-              <w:top w:w="50" w:type="dxa"/>
-              <w:left w:w="90" w:type="dxa"/>
-              <w:bottom w:w="50" w:type="dxa"/>
-              <w:right w:w="90" w:type="dxa"/>
-            </w:tcMar>
           </w:tcPr>
           <w:p>
             <w:pPr>
@@ -3790,12 +3422,6 @@
               <w:right w:val="single" w:sz="6" w:space="0" w:color="1F3864"/>
             </w:tcBorders>
             <w:shd w:val="clear" w:color="auto" w:fill="D9E2F3"/>
-            <w:tcMar>
-              <w:top w:w="50" w:type="dxa"/>
-              <w:left w:w="90" w:type="dxa"/>
-              <w:bottom w:w="50" w:type="dxa"/>
-              <w:right w:w="90" w:type="dxa"/>
-            </w:tcMar>
           </w:tcPr>
           <w:p>
             <w:pPr>
@@ -3827,12 +3453,6 @@
               <w:right w:val="single" w:sz="6" w:space="0" w:color="1F3864"/>
             </w:tcBorders>
             <w:shd w:val="clear" w:color="auto" w:fill="D9E2F3"/>
-            <w:tcMar>
-              <w:top w:w="50" w:type="dxa"/>
-              <w:left w:w="90" w:type="dxa"/>
-              <w:bottom w:w="50" w:type="dxa"/>
-              <w:right w:w="90" w:type="dxa"/>
-            </w:tcMar>
           </w:tcPr>
           <w:p>
             <w:pPr>
@@ -3876,12 +3496,6 @@
               <w:right w:val="single" w:sz="6" w:space="0" w:color="1F3864"/>
             </w:tcBorders>
             <w:shd w:val="clear" w:color="auto" w:fill="4472C4"/>
-            <w:tcMar>
-              <w:top w:w="50" w:type="dxa"/>
-              <w:left w:w="90" w:type="dxa"/>
-              <w:bottom w:w="50" w:type="dxa"/>
-              <w:right w:w="90" w:type="dxa"/>
-            </w:tcMar>
           </w:tcPr>
           <w:p>
             <w:pPr>
@@ -3922,12 +3536,6 @@
               <w:right w:val="single" w:sz="6" w:space="0" w:color="1F3864"/>
             </w:tcBorders>
             <w:shd w:val="clear" w:color="auto" w:fill="4472C4"/>
-            <w:tcMar>
-              <w:top w:w="50" w:type="dxa"/>
-              <w:left w:w="90" w:type="dxa"/>
-              <w:bottom w:w="50" w:type="dxa"/>
-              <w:right w:w="90" w:type="dxa"/>
-            </w:tcMar>
             <w:vAlign w:val="center"/>
           </w:tcPr>
           <w:p>
@@ -3967,12 +3575,6 @@
               <w:right w:val="single" w:sz="6" w:space="0" w:color="1F3864"/>
             </w:tcBorders>
             <w:shd w:val="clear" w:color="auto" w:fill="D9E2F3"/>
-            <w:tcMar>
-              <w:top w:w="50" w:type="dxa"/>
-              <w:left w:w="90" w:type="dxa"/>
-              <w:bottom w:w="50" w:type="dxa"/>
-              <w:right w:w="90" w:type="dxa"/>
-            </w:tcMar>
           </w:tcPr>
           <w:p>
             <w:pPr>
@@ -4029,12 +3631,6 @@
               <w:right w:val="single" w:sz="6" w:space="0" w:color="1F3864"/>
             </w:tcBorders>
             <w:shd w:val="clear" w:color="auto" w:fill="4472C4"/>
-            <w:tcMar>
-              <w:top w:w="50" w:type="dxa"/>
-              <w:left w:w="90" w:type="dxa"/>
-              <w:bottom w:w="50" w:type="dxa"/>
-              <w:right w:w="90" w:type="dxa"/>
-            </w:tcMar>
             <w:vAlign w:val="center"/>
           </w:tcPr>
           <w:p>
@@ -4075,12 +3671,6 @@
               <w:right w:val="single" w:sz="6" w:space="0" w:color="1F3864"/>
             </w:tcBorders>
             <w:shd w:val="clear" w:color="auto" w:fill="D9E2F3"/>
-            <w:tcMar>
-              <w:top w:w="50" w:type="dxa"/>
-              <w:left w:w="90" w:type="dxa"/>
-              <w:bottom w:w="50" w:type="dxa"/>
-              <w:right w:w="90" w:type="dxa"/>
-            </w:tcMar>
           </w:tcPr>
           <w:p>
             <w:pPr>
@@ -4112,12 +3702,6 @@
               <w:right w:val="single" w:sz="6" w:space="0" w:color="1F3864"/>
             </w:tcBorders>
             <w:shd w:val="clear" w:color="auto" w:fill="D9E2F3"/>
-            <w:tcMar>
-              <w:top w:w="50" w:type="dxa"/>
-              <w:left w:w="90" w:type="dxa"/>
-              <w:bottom w:w="50" w:type="dxa"/>
-              <w:right w:w="90" w:type="dxa"/>
-            </w:tcMar>
           </w:tcPr>
           <w:p>
             <w:pPr>
@@ -4317,12 +3901,6 @@
               <w:right w:val="single" w:sz="6" w:space="0" w:color="1F3864"/>
             </w:tcBorders>
             <w:shd w:val="clear" w:color="auto" w:fill="D9E2F3"/>
-            <w:tcMar>
-              <w:top w:w="50" w:type="dxa"/>
-              <w:left w:w="90" w:type="dxa"/>
-              <w:bottom w:w="50" w:type="dxa"/>
-              <w:right w:w="90" w:type="dxa"/>
-            </w:tcMar>
           </w:tcPr>
           <w:p>
             <w:pPr>
@@ -4368,12 +3946,6 @@
               <w:right w:val="single" w:sz="6" w:space="0" w:color="1F3864"/>
             </w:tcBorders>
             <w:shd w:val="clear" w:color="auto" w:fill="D9E2F3"/>
-            <w:tcMar>
-              <w:top w:w="50" w:type="dxa"/>
-              <w:left w:w="90" w:type="dxa"/>
-              <w:bottom w:w="50" w:type="dxa"/>
-              <w:right w:w="90" w:type="dxa"/>
-            </w:tcMar>
           </w:tcPr>
           <w:p>
             <w:pPr>
@@ -4405,12 +3977,6 @@
               <w:right w:val="single" w:sz="6" w:space="0" w:color="1F3864"/>
             </w:tcBorders>
             <w:shd w:val="clear" w:color="auto" w:fill="D9E2F3"/>
-            <w:tcMar>
-              <w:top w:w="50" w:type="dxa"/>
-              <w:left w:w="90" w:type="dxa"/>
-              <w:bottom w:w="50" w:type="dxa"/>
-              <w:right w:w="90" w:type="dxa"/>
-            </w:tcMar>
           </w:tcPr>
           <w:p>
             <w:pPr>
@@ -4607,8 +4173,10 @@
         </w:tblBorders>
         <w:tblLayout w:type="fixed"/>
         <w:tblCellMar>
-          <w:left w:w="10" w:type="dxa"/>
-          <w:right w:w="10" w:type="dxa"/>
+          <w:top w:w="40" w:type="dxa"/>
+          <w:left w:w="90" w:type="dxa"/>
+          <w:bottom w:w="40" w:type="dxa"/>
+          <w:right w:w="90" w:type="dxa"/>
         </w:tblCellMar>
         <w:tblLook w:val="04A0" w:firstRow="1" w:lastRow="0" w:firstColumn="1" w:lastColumn="0" w:noHBand="0" w:noVBand="1"/>
       </w:tblPr>
@@ -4632,12 +4200,6 @@
               <w:right w:val="single" w:sz="6" w:space="0" w:color="1F3864"/>
             </w:tcBorders>
             <w:shd w:val="clear" w:color="auto" w:fill="D9E2F3"/>
-            <w:tcMar>
-              <w:top w:w="50" w:type="dxa"/>
-              <w:left w:w="90" w:type="dxa"/>
-              <w:bottom w:w="50" w:type="dxa"/>
-              <w:right w:w="90" w:type="dxa"/>
-            </w:tcMar>
           </w:tcPr>
           <w:p>
             <w:pPr>
@@ -4683,12 +4245,6 @@
               <w:right w:val="single" w:sz="6" w:space="0" w:color="1F3864"/>
             </w:tcBorders>
             <w:shd w:val="clear" w:color="auto" w:fill="4472C4"/>
-            <w:tcMar>
-              <w:top w:w="50" w:type="dxa"/>
-              <w:left w:w="90" w:type="dxa"/>
-              <w:bottom w:w="50" w:type="dxa"/>
-              <w:right w:w="90" w:type="dxa"/>
-            </w:tcMar>
           </w:tcPr>
           <w:p>
             <w:pPr>
@@ -4727,12 +4283,6 @@
               <w:right w:val="single" w:sz="6" w:space="0" w:color="1F3864"/>
             </w:tcBorders>
             <w:shd w:val="clear" w:color="auto" w:fill="4472C4"/>
-            <w:tcMar>
-              <w:top w:w="50" w:type="dxa"/>
-              <w:left w:w="90" w:type="dxa"/>
-              <w:bottom w:w="50" w:type="dxa"/>
-              <w:right w:w="90" w:type="dxa"/>
-            </w:tcMar>
           </w:tcPr>
           <w:p>
             <w:pPr>
@@ -4772,12 +4322,6 @@
               <w:right w:val="single" w:sz="6" w:space="0" w:color="1F3864"/>
             </w:tcBorders>
             <w:shd w:val="clear" w:color="auto" w:fill="4472C4"/>
-            <w:tcMar>
-              <w:top w:w="50" w:type="dxa"/>
-              <w:left w:w="90" w:type="dxa"/>
-              <w:bottom w:w="50" w:type="dxa"/>
-              <w:right w:w="90" w:type="dxa"/>
-            </w:tcMar>
           </w:tcPr>
           <w:p>
             <w:pPr>
@@ -4821,12 +4365,6 @@
               <w:right w:val="single" w:sz="6" w:space="0" w:color="1F3864"/>
             </w:tcBorders>
             <w:shd w:val="clear" w:color="auto" w:fill="D9E2F3"/>
-            <w:tcMar>
-              <w:top w:w="50" w:type="dxa"/>
-              <w:left w:w="90" w:type="dxa"/>
-              <w:bottom w:w="50" w:type="dxa"/>
-              <w:right w:w="90" w:type="dxa"/>
-            </w:tcMar>
             <w:vAlign w:val="center"/>
           </w:tcPr>
           <w:p>
@@ -4858,12 +4396,6 @@
               <w:right w:val="single" w:sz="6" w:space="0" w:color="1F3864"/>
             </w:tcBorders>
             <w:shd w:val="clear" w:color="auto" w:fill="D9E2F3"/>
-            <w:tcMar>
-              <w:top w:w="50" w:type="dxa"/>
-              <w:left w:w="90" w:type="dxa"/>
-              <w:bottom w:w="50" w:type="dxa"/>
-              <w:right w:w="90" w:type="dxa"/>
-            </w:tcMar>
           </w:tcPr>
           <w:p>
             <w:pPr>
@@ -4895,12 +4427,6 @@
               <w:right w:val="single" w:sz="6" w:space="0" w:color="1F3864"/>
             </w:tcBorders>
             <w:shd w:val="clear" w:color="auto" w:fill="D9E2F3"/>
-            <w:tcMar>
-              <w:top w:w="50" w:type="dxa"/>
-              <w:left w:w="90" w:type="dxa"/>
-              <w:bottom w:w="50" w:type="dxa"/>
-              <w:right w:w="90" w:type="dxa"/>
-            </w:tcMar>
           </w:tcPr>
           <w:p>
             <w:pPr>
@@ -4968,12 +4494,6 @@
               <w:right w:val="single" w:sz="6" w:space="0" w:color="1F3864"/>
             </w:tcBorders>
             <w:shd w:val="clear" w:color="auto" w:fill="D9E2F3"/>
-            <w:tcMar>
-              <w:top w:w="50" w:type="dxa"/>
-              <w:left w:w="90" w:type="dxa"/>
-              <w:bottom w:w="50" w:type="dxa"/>
-              <w:right w:w="90" w:type="dxa"/>
-            </w:tcMar>
           </w:tcPr>
           <w:p>
             <w:pPr>
@@ -5005,12 +4525,6 @@
               <w:right w:val="single" w:sz="6" w:space="0" w:color="1F3864"/>
             </w:tcBorders>
             <w:shd w:val="clear" w:color="auto" w:fill="D9E2F3"/>
-            <w:tcMar>
-              <w:top w:w="50" w:type="dxa"/>
-              <w:left w:w="90" w:type="dxa"/>
-              <w:bottom w:w="50" w:type="dxa"/>
-              <w:right w:w="90" w:type="dxa"/>
-            </w:tcMar>
           </w:tcPr>
           <w:p>
             <w:pPr>
@@ -5056,12 +4570,6 @@
               <w:right w:val="single" w:sz="6" w:space="0" w:color="1F3864"/>
             </w:tcBorders>
             <w:shd w:val="clear" w:color="auto" w:fill="D9E2F3"/>
-            <w:tcMar>
-              <w:top w:w="50" w:type="dxa"/>
-              <w:left w:w="90" w:type="dxa"/>
-              <w:bottom w:w="50" w:type="dxa"/>
-              <w:right w:w="90" w:type="dxa"/>
-            </w:tcMar>
             <w:vAlign w:val="center"/>
           </w:tcPr>
           <w:p>
@@ -5093,12 +4601,6 @@
               <w:right w:val="single" w:sz="6" w:space="0" w:color="1F3864"/>
             </w:tcBorders>
             <w:shd w:val="clear" w:color="auto" w:fill="D9E2F3"/>
-            <w:tcMar>
-              <w:top w:w="50" w:type="dxa"/>
-              <w:left w:w="90" w:type="dxa"/>
-              <w:bottom w:w="50" w:type="dxa"/>
-              <w:right w:w="90" w:type="dxa"/>
-            </w:tcMar>
           </w:tcPr>
           <w:p>
             <w:pPr>
@@ -5130,12 +4632,6 @@
               <w:right w:val="single" w:sz="6" w:space="0" w:color="1F3864"/>
             </w:tcBorders>
             <w:shd w:val="clear" w:color="auto" w:fill="D9E2F3"/>
-            <w:tcMar>
-              <w:top w:w="50" w:type="dxa"/>
-              <w:left w:w="90" w:type="dxa"/>
-              <w:bottom w:w="50" w:type="dxa"/>
-              <w:right w:w="90" w:type="dxa"/>
-            </w:tcMar>
           </w:tcPr>
           <w:p>
             <w:pPr>
@@ -5203,12 +4699,6 @@
               <w:right w:val="single" w:sz="6" w:space="0" w:color="1F3864"/>
             </w:tcBorders>
             <w:shd w:val="clear" w:color="auto" w:fill="D9E2F3"/>
-            <w:tcMar>
-              <w:top w:w="50" w:type="dxa"/>
-              <w:left w:w="90" w:type="dxa"/>
-              <w:bottom w:w="50" w:type="dxa"/>
-              <w:right w:w="90" w:type="dxa"/>
-            </w:tcMar>
           </w:tcPr>
           <w:p>
             <w:pPr>
@@ -5240,12 +4730,6 @@
               <w:right w:val="single" w:sz="6" w:space="0" w:color="1F3864"/>
             </w:tcBorders>
             <w:shd w:val="clear" w:color="auto" w:fill="D9E2F3"/>
-            <w:tcMar>
-              <w:top w:w="50" w:type="dxa"/>
-              <w:left w:w="90" w:type="dxa"/>
-              <w:bottom w:w="50" w:type="dxa"/>
-              <w:right w:w="90" w:type="dxa"/>
-            </w:tcMar>
           </w:tcPr>
           <w:p>
             <w:pPr>
@@ -5289,12 +4773,6 @@
               <w:right w:val="single" w:sz="6" w:space="0" w:color="1F3864"/>
             </w:tcBorders>
             <w:shd w:val="clear" w:color="auto" w:fill="4472C4"/>
-            <w:tcMar>
-              <w:top w:w="50" w:type="dxa"/>
-              <w:left w:w="90" w:type="dxa"/>
-              <w:bottom w:w="50" w:type="dxa"/>
-              <w:right w:w="90" w:type="dxa"/>
-            </w:tcMar>
           </w:tcPr>
           <w:p>
             <w:pPr>
@@ -5335,12 +4813,6 @@
               <w:right w:val="single" w:sz="6" w:space="0" w:color="1F3864"/>
             </w:tcBorders>
             <w:shd w:val="clear" w:color="auto" w:fill="4472C4"/>
-            <w:tcMar>
-              <w:top w:w="50" w:type="dxa"/>
-              <w:left w:w="90" w:type="dxa"/>
-              <w:bottom w:w="50" w:type="dxa"/>
-              <w:right w:w="90" w:type="dxa"/>
-            </w:tcMar>
             <w:vAlign w:val="center"/>
           </w:tcPr>
           <w:p>
@@ -5380,12 +4852,6 @@
               <w:right w:val="single" w:sz="6" w:space="0" w:color="1F3864"/>
             </w:tcBorders>
             <w:shd w:val="clear" w:color="auto" w:fill="D9E2F3"/>
-            <w:tcMar>
-              <w:top w:w="50" w:type="dxa"/>
-              <w:left w:w="90" w:type="dxa"/>
-              <w:bottom w:w="50" w:type="dxa"/>
-              <w:right w:w="90" w:type="dxa"/>
-            </w:tcMar>
           </w:tcPr>
           <w:p>
             <w:pPr>
@@ -5442,12 +4908,6 @@
               <w:right w:val="single" w:sz="6" w:space="0" w:color="1F3864"/>
             </w:tcBorders>
             <w:shd w:val="clear" w:color="auto" w:fill="4472C4"/>
-            <w:tcMar>
-              <w:top w:w="50" w:type="dxa"/>
-              <w:left w:w="90" w:type="dxa"/>
-              <w:bottom w:w="50" w:type="dxa"/>
-              <w:right w:w="90" w:type="dxa"/>
-            </w:tcMar>
             <w:vAlign w:val="center"/>
           </w:tcPr>
           <w:p>
@@ -5488,12 +4948,6 @@
               <w:right w:val="single" w:sz="6" w:space="0" w:color="1F3864"/>
             </w:tcBorders>
             <w:shd w:val="clear" w:color="auto" w:fill="D9E2F3"/>
-            <w:tcMar>
-              <w:top w:w="50" w:type="dxa"/>
-              <w:left w:w="90" w:type="dxa"/>
-              <w:bottom w:w="50" w:type="dxa"/>
-              <w:right w:w="90" w:type="dxa"/>
-            </w:tcMar>
           </w:tcPr>
           <w:p>
             <w:pPr>
@@ -5526,12 +4980,6 @@
               <w:right w:val="single" w:sz="6" w:space="0" w:color="1F3864"/>
             </w:tcBorders>
             <w:shd w:val="clear" w:color="auto" w:fill="D9E2F3"/>
-            <w:tcMar>
-              <w:top w:w="50" w:type="dxa"/>
-              <w:left w:w="90" w:type="dxa"/>
-              <w:bottom w:w="50" w:type="dxa"/>
-              <w:right w:w="90" w:type="dxa"/>
-            </w:tcMar>
           </w:tcPr>
           <w:p>
             <w:pPr>
@@ -5700,12 +5148,6 @@
               <w:right w:val="single" w:sz="6" w:space="0" w:color="1F3864"/>
             </w:tcBorders>
             <w:shd w:val="clear" w:color="auto" w:fill="D9E2F3"/>
-            <w:tcMar>
-              <w:top w:w="50" w:type="dxa"/>
-              <w:left w:w="90" w:type="dxa"/>
-              <w:bottom w:w="50" w:type="dxa"/>
-              <w:right w:w="90" w:type="dxa"/>
-            </w:tcMar>
           </w:tcPr>
           <w:p>
             <w:pPr>
@@ -5782,12 +5224,6 @@
               <w:right w:val="single" w:sz="6" w:space="0" w:color="1F3864"/>
             </w:tcBorders>
             <w:shd w:val="clear" w:color="auto" w:fill="D9E2F3"/>
-            <w:tcMar>
-              <w:top w:w="50" w:type="dxa"/>
-              <w:left w:w="90" w:type="dxa"/>
-              <w:bottom w:w="50" w:type="dxa"/>
-              <w:right w:w="90" w:type="dxa"/>
-            </w:tcMar>
           </w:tcPr>
           <w:p>
             <w:pPr>
@@ -5819,12 +5255,6 @@
               <w:right w:val="single" w:sz="6" w:space="0" w:color="1F3864"/>
             </w:tcBorders>
             <w:shd w:val="clear" w:color="auto" w:fill="D9E2F3"/>
-            <w:tcMar>
-              <w:top w:w="50" w:type="dxa"/>
-              <w:left w:w="90" w:type="dxa"/>
-              <w:bottom w:w="50" w:type="dxa"/>
-              <w:right w:w="90" w:type="dxa"/>
-            </w:tcMar>
           </w:tcPr>
           <w:p>
             <w:pPr>
@@ -6327,12 +5757,6 @@
               <w:right w:val="single" w:sz="6" w:space="0" w:color="1F3864"/>
             </w:tcBorders>
             <w:shd w:val="clear" w:color="auto" w:fill="D9E2F3"/>
-            <w:tcMar>
-              <w:top w:w="50" w:type="dxa"/>
-              <w:left w:w="90" w:type="dxa"/>
-              <w:bottom w:w="50" w:type="dxa"/>
-              <w:right w:w="90" w:type="dxa"/>
-            </w:tcMar>
           </w:tcPr>
           <w:p>
             <w:pPr>
@@ -6364,12 +5788,6 @@
               <w:right w:val="single" w:sz="6" w:space="0" w:color="1F3864"/>
             </w:tcBorders>
             <w:shd w:val="clear" w:color="auto" w:fill="D9E2F3"/>
-            <w:tcMar>
-              <w:top w:w="50" w:type="dxa"/>
-              <w:left w:w="90" w:type="dxa"/>
-              <w:bottom w:w="50" w:type="dxa"/>
-              <w:right w:w="90" w:type="dxa"/>
-            </w:tcMar>
           </w:tcPr>
           <w:p>
             <w:pPr>
@@ -6562,12 +5980,6 @@
               <w:right w:val="single" w:sz="6" w:space="0" w:color="1F3864"/>
             </w:tcBorders>
             <w:shd w:val="clear" w:color="auto" w:fill="D9E2F3"/>
-            <w:tcMar>
-              <w:top w:w="50" w:type="dxa"/>
-              <w:left w:w="90" w:type="dxa"/>
-              <w:bottom w:w="50" w:type="dxa"/>
-              <w:right w:w="90" w:type="dxa"/>
-            </w:tcMar>
           </w:tcPr>
           <w:p>
             <w:pPr>
@@ -6599,12 +6011,6 @@
               <w:right w:val="single" w:sz="6" w:space="0" w:color="1F3864"/>
             </w:tcBorders>
             <w:shd w:val="clear" w:color="auto" w:fill="D9E2F3"/>
-            <w:tcMar>
-              <w:top w:w="50" w:type="dxa"/>
-              <w:left w:w="90" w:type="dxa"/>
-              <w:bottom w:w="50" w:type="dxa"/>
-              <w:right w:w="90" w:type="dxa"/>
-            </w:tcMar>
           </w:tcPr>
           <w:p>
             <w:pPr>
@@ -6988,8 +6394,10 @@
         </w:tblBorders>
         <w:tblLayout w:type="fixed"/>
         <w:tblCellMar>
-          <w:left w:w="10" w:type="dxa"/>
-          <w:right w:w="10" w:type="dxa"/>
+          <w:top w:w="40" w:type="dxa"/>
+          <w:left w:w="90" w:type="dxa"/>
+          <w:bottom w:w="40" w:type="dxa"/>
+          <w:right w:w="90" w:type="dxa"/>
         </w:tblCellMar>
         <w:tblLook w:val="04A0" w:firstRow="1" w:lastRow="0" w:firstColumn="1" w:lastColumn="0" w:noHBand="0" w:noVBand="1"/>
       </w:tblPr>
@@ -7013,12 +6421,6 @@
               <w:right w:val="single" w:sz="6" w:space="0" w:color="1F3864"/>
             </w:tcBorders>
             <w:shd w:val="clear" w:color="auto" w:fill="D9E2F3"/>
-            <w:tcMar>
-              <w:top w:w="50" w:type="dxa"/>
-              <w:left w:w="90" w:type="dxa"/>
-              <w:bottom w:w="50" w:type="dxa"/>
-              <w:right w:w="90" w:type="dxa"/>
-            </w:tcMar>
           </w:tcPr>
           <w:p>
             <w:pPr>
@@ -7064,12 +6466,6 @@
               <w:right w:val="single" w:sz="6" w:space="0" w:color="1F3864"/>
             </w:tcBorders>
             <w:shd w:val="clear" w:color="auto" w:fill="4472C4"/>
-            <w:tcMar>
-              <w:top w:w="50" w:type="dxa"/>
-              <w:left w:w="90" w:type="dxa"/>
-              <w:bottom w:w="50" w:type="dxa"/>
-              <w:right w:w="90" w:type="dxa"/>
-            </w:tcMar>
           </w:tcPr>
           <w:p>
             <w:pPr>
@@ -7108,12 +6504,6 @@
               <w:right w:val="single" w:sz="6" w:space="0" w:color="1F3864"/>
             </w:tcBorders>
             <w:shd w:val="clear" w:color="auto" w:fill="4472C4"/>
-            <w:tcMar>
-              <w:top w:w="50" w:type="dxa"/>
-              <w:left w:w="90" w:type="dxa"/>
-              <w:bottom w:w="50" w:type="dxa"/>
-              <w:right w:w="90" w:type="dxa"/>
-            </w:tcMar>
           </w:tcPr>
           <w:p>
             <w:pPr>
@@ -7153,12 +6543,6 @@
               <w:right w:val="single" w:sz="6" w:space="0" w:color="1F3864"/>
             </w:tcBorders>
             <w:shd w:val="clear" w:color="auto" w:fill="4472C4"/>
-            <w:tcMar>
-              <w:top w:w="50" w:type="dxa"/>
-              <w:left w:w="90" w:type="dxa"/>
-              <w:bottom w:w="50" w:type="dxa"/>
-              <w:right w:w="90" w:type="dxa"/>
-            </w:tcMar>
           </w:tcPr>
           <w:p>
             <w:pPr>
@@ -7202,12 +6586,6 @@
               <w:right w:val="single" w:sz="6" w:space="0" w:color="1F3864"/>
             </w:tcBorders>
             <w:shd w:val="clear" w:color="auto" w:fill="D9E2F3"/>
-            <w:tcMar>
-              <w:top w:w="50" w:type="dxa"/>
-              <w:left w:w="90" w:type="dxa"/>
-              <w:bottom w:w="50" w:type="dxa"/>
-              <w:right w:w="90" w:type="dxa"/>
-            </w:tcMar>
             <w:vAlign w:val="center"/>
           </w:tcPr>
           <w:p>
@@ -7239,12 +6617,6 @@
               <w:right w:val="single" w:sz="6" w:space="0" w:color="1F3864"/>
             </w:tcBorders>
             <w:shd w:val="clear" w:color="auto" w:fill="D9E2F3"/>
-            <w:tcMar>
-              <w:top w:w="50" w:type="dxa"/>
-              <w:left w:w="90" w:type="dxa"/>
-              <w:bottom w:w="50" w:type="dxa"/>
-              <w:right w:w="90" w:type="dxa"/>
-            </w:tcMar>
           </w:tcPr>
           <w:p>
             <w:pPr>
@@ -7276,12 +6648,6 @@
               <w:right w:val="single" w:sz="6" w:space="0" w:color="1F3864"/>
             </w:tcBorders>
             <w:shd w:val="clear" w:color="auto" w:fill="D9E2F3"/>
-            <w:tcMar>
-              <w:top w:w="50" w:type="dxa"/>
-              <w:left w:w="90" w:type="dxa"/>
-              <w:bottom w:w="50" w:type="dxa"/>
-              <w:right w:w="90" w:type="dxa"/>
-            </w:tcMar>
           </w:tcPr>
           <w:p>
             <w:pPr>
@@ -7349,12 +6715,6 @@
               <w:right w:val="single" w:sz="6" w:space="0" w:color="1F3864"/>
             </w:tcBorders>
             <w:shd w:val="clear" w:color="auto" w:fill="D9E2F3"/>
-            <w:tcMar>
-              <w:top w:w="50" w:type="dxa"/>
-              <w:left w:w="90" w:type="dxa"/>
-              <w:bottom w:w="50" w:type="dxa"/>
-              <w:right w:w="90" w:type="dxa"/>
-            </w:tcMar>
           </w:tcPr>
           <w:p>
             <w:pPr>
@@ -7386,12 +6746,6 @@
               <w:right w:val="single" w:sz="6" w:space="0" w:color="1F3864"/>
             </w:tcBorders>
             <w:shd w:val="clear" w:color="auto" w:fill="D9E2F3"/>
-            <w:tcMar>
-              <w:top w:w="50" w:type="dxa"/>
-              <w:left w:w="90" w:type="dxa"/>
-              <w:bottom w:w="50" w:type="dxa"/>
-              <w:right w:w="90" w:type="dxa"/>
-            </w:tcMar>
           </w:tcPr>
           <w:p>
             <w:pPr>
@@ -7437,12 +6791,6 @@
               <w:right w:val="single" w:sz="6" w:space="0" w:color="1F3864"/>
             </w:tcBorders>
             <w:shd w:val="clear" w:color="auto" w:fill="D9E2F3"/>
-            <w:tcMar>
-              <w:top w:w="50" w:type="dxa"/>
-              <w:left w:w="90" w:type="dxa"/>
-              <w:bottom w:w="50" w:type="dxa"/>
-              <w:right w:w="90" w:type="dxa"/>
-            </w:tcMar>
             <w:vAlign w:val="center"/>
           </w:tcPr>
           <w:p>
@@ -7474,12 +6822,6 @@
               <w:right w:val="single" w:sz="6" w:space="0" w:color="1F3864"/>
             </w:tcBorders>
             <w:shd w:val="clear" w:color="auto" w:fill="D9E2F3"/>
-            <w:tcMar>
-              <w:top w:w="50" w:type="dxa"/>
-              <w:left w:w="90" w:type="dxa"/>
-              <w:bottom w:w="50" w:type="dxa"/>
-              <w:right w:w="90" w:type="dxa"/>
-            </w:tcMar>
           </w:tcPr>
           <w:p>
             <w:pPr>
@@ -7511,12 +6853,6 @@
               <w:right w:val="single" w:sz="6" w:space="0" w:color="1F3864"/>
             </w:tcBorders>
             <w:shd w:val="clear" w:color="auto" w:fill="D9E2F3"/>
-            <w:tcMar>
-              <w:top w:w="50" w:type="dxa"/>
-              <w:left w:w="90" w:type="dxa"/>
-              <w:bottom w:w="50" w:type="dxa"/>
-              <w:right w:w="90" w:type="dxa"/>
-            </w:tcMar>
           </w:tcPr>
           <w:p>
             <w:pPr>
@@ -7584,12 +6920,6 @@
               <w:right w:val="single" w:sz="6" w:space="0" w:color="1F3864"/>
             </w:tcBorders>
             <w:shd w:val="clear" w:color="auto" w:fill="D9E2F3"/>
-            <w:tcMar>
-              <w:top w:w="50" w:type="dxa"/>
-              <w:left w:w="90" w:type="dxa"/>
-              <w:bottom w:w="50" w:type="dxa"/>
-              <w:right w:w="90" w:type="dxa"/>
-            </w:tcMar>
           </w:tcPr>
           <w:p>
             <w:pPr>
@@ -7621,12 +6951,6 @@
               <w:right w:val="single" w:sz="6" w:space="0" w:color="1F3864"/>
             </w:tcBorders>
             <w:shd w:val="clear" w:color="auto" w:fill="D9E2F3"/>
-            <w:tcMar>
-              <w:top w:w="50" w:type="dxa"/>
-              <w:left w:w="90" w:type="dxa"/>
-              <w:bottom w:w="50" w:type="dxa"/>
-              <w:right w:w="90" w:type="dxa"/>
-            </w:tcMar>
           </w:tcPr>
           <w:p>
             <w:pPr>
@@ -7670,12 +6994,6 @@
               <w:right w:val="single" w:sz="6" w:space="0" w:color="1F3864"/>
             </w:tcBorders>
             <w:shd w:val="clear" w:color="auto" w:fill="4472C4"/>
-            <w:tcMar>
-              <w:top w:w="50" w:type="dxa"/>
-              <w:left w:w="90" w:type="dxa"/>
-              <w:bottom w:w="50" w:type="dxa"/>
-              <w:right w:w="90" w:type="dxa"/>
-            </w:tcMar>
           </w:tcPr>
           <w:p>
             <w:pPr>
@@ -7716,12 +7034,6 @@
               <w:right w:val="single" w:sz="6" w:space="0" w:color="1F3864"/>
             </w:tcBorders>
             <w:shd w:val="clear" w:color="auto" w:fill="4472C4"/>
-            <w:tcMar>
-              <w:top w:w="50" w:type="dxa"/>
-              <w:left w:w="90" w:type="dxa"/>
-              <w:bottom w:w="50" w:type="dxa"/>
-              <w:right w:w="90" w:type="dxa"/>
-            </w:tcMar>
             <w:vAlign w:val="center"/>
           </w:tcPr>
           <w:p>
@@ -7761,12 +7073,6 @@
               <w:right w:val="single" w:sz="6" w:space="0" w:color="1F3864"/>
             </w:tcBorders>
             <w:shd w:val="clear" w:color="auto" w:fill="D9E2F3"/>
-            <w:tcMar>
-              <w:top w:w="50" w:type="dxa"/>
-              <w:left w:w="90" w:type="dxa"/>
-              <w:bottom w:w="50" w:type="dxa"/>
-              <w:right w:w="90" w:type="dxa"/>
-            </w:tcMar>
           </w:tcPr>
           <w:p>
             <w:pPr>
@@ -7823,12 +7129,6 @@
               <w:right w:val="single" w:sz="6" w:space="0" w:color="1F3864"/>
             </w:tcBorders>
             <w:shd w:val="clear" w:color="auto" w:fill="4472C4"/>
-            <w:tcMar>
-              <w:top w:w="50" w:type="dxa"/>
-              <w:left w:w="90" w:type="dxa"/>
-              <w:bottom w:w="50" w:type="dxa"/>
-              <w:right w:w="90" w:type="dxa"/>
-            </w:tcMar>
             <w:vAlign w:val="center"/>
           </w:tcPr>
           <w:p>
@@ -7869,12 +7169,6 @@
               <w:right w:val="single" w:sz="6" w:space="0" w:color="1F3864"/>
             </w:tcBorders>
             <w:shd w:val="clear" w:color="auto" w:fill="D9E2F3"/>
-            <w:tcMar>
-              <w:top w:w="50" w:type="dxa"/>
-              <w:left w:w="90" w:type="dxa"/>
-              <w:bottom w:w="50" w:type="dxa"/>
-              <w:right w:w="90" w:type="dxa"/>
-            </w:tcMar>
           </w:tcPr>
           <w:p>
             <w:pPr>
@@ -7906,12 +7200,6 @@
               <w:right w:val="single" w:sz="6" w:space="0" w:color="1F3864"/>
             </w:tcBorders>
             <w:shd w:val="clear" w:color="auto" w:fill="D9E2F3"/>
-            <w:tcMar>
-              <w:top w:w="50" w:type="dxa"/>
-              <w:left w:w="90" w:type="dxa"/>
-              <w:bottom w:w="50" w:type="dxa"/>
-              <w:right w:w="90" w:type="dxa"/>
-            </w:tcMar>
           </w:tcPr>
           <w:p>
             <w:pPr>
@@ -8049,12 +7337,6 @@
               <w:right w:val="single" w:sz="6" w:space="0" w:color="1F3864"/>
             </w:tcBorders>
             <w:shd w:val="clear" w:color="auto" w:fill="D9E2F3"/>
-            <w:tcMar>
-              <w:top w:w="50" w:type="dxa"/>
-              <w:left w:w="90" w:type="dxa"/>
-              <w:bottom w:w="50" w:type="dxa"/>
-              <w:right w:w="90" w:type="dxa"/>
-            </w:tcMar>
           </w:tcPr>
           <w:p>
             <w:pPr>
@@ -8264,12 +7546,6 @@
               <w:right w:val="single" w:sz="6" w:space="0" w:color="1F3864"/>
             </w:tcBorders>
             <w:shd w:val="clear" w:color="auto" w:fill="D9E2F3"/>
-            <w:tcMar>
-              <w:top w:w="50" w:type="dxa"/>
-              <w:left w:w="90" w:type="dxa"/>
-              <w:bottom w:w="50" w:type="dxa"/>
-              <w:right w:w="90" w:type="dxa"/>
-            </w:tcMar>
           </w:tcPr>
           <w:p>
             <w:pPr>
@@ -8301,12 +7577,6 @@
               <w:right w:val="single" w:sz="6" w:space="0" w:color="1F3864"/>
             </w:tcBorders>
             <w:shd w:val="clear" w:color="auto" w:fill="D9E2F3"/>
-            <w:tcMar>
-              <w:top w:w="50" w:type="dxa"/>
-              <w:left w:w="90" w:type="dxa"/>
-              <w:bottom w:w="50" w:type="dxa"/>
-              <w:right w:w="90" w:type="dxa"/>
-            </w:tcMar>
           </w:tcPr>
           <w:p>
             <w:pPr>
@@ -8654,12 +7924,6 @@
               <w:right w:val="single" w:sz="6" w:space="0" w:color="1F3864"/>
             </w:tcBorders>
             <w:shd w:val="clear" w:color="auto" w:fill="D9E2F3"/>
-            <w:tcMar>
-              <w:top w:w="50" w:type="dxa"/>
-              <w:left w:w="90" w:type="dxa"/>
-              <w:bottom w:w="50" w:type="dxa"/>
-              <w:right w:w="90" w:type="dxa"/>
-            </w:tcMar>
           </w:tcPr>
           <w:p>
             <w:pPr>
@@ -8692,12 +7956,6 @@
               <w:right w:val="single" w:sz="6" w:space="0" w:color="1F3864"/>
             </w:tcBorders>
             <w:shd w:val="clear" w:color="auto" w:fill="D9E2F3"/>
-            <w:tcMar>
-              <w:top w:w="50" w:type="dxa"/>
-              <w:left w:w="90" w:type="dxa"/>
-              <w:bottom w:w="50" w:type="dxa"/>
-              <w:right w:w="90" w:type="dxa"/>
-            </w:tcMar>
           </w:tcPr>
           <w:p>
             <w:pPr>
@@ -8828,12 +8086,6 @@
               <w:right w:val="single" w:sz="6" w:space="0" w:color="1F3864"/>
             </w:tcBorders>
             <w:shd w:val="clear" w:color="auto" w:fill="D9E2F3"/>
-            <w:tcMar>
-              <w:top w:w="50" w:type="dxa"/>
-              <w:left w:w="90" w:type="dxa"/>
-              <w:bottom w:w="50" w:type="dxa"/>
-              <w:right w:w="90" w:type="dxa"/>
-            </w:tcMar>
           </w:tcPr>
           <w:p>
             <w:pPr>
@@ -8865,12 +8117,6 @@
               <w:right w:val="single" w:sz="6" w:space="0" w:color="1F3864"/>
             </w:tcBorders>
             <w:shd w:val="clear" w:color="auto" w:fill="D9E2F3"/>
-            <w:tcMar>
-              <w:top w:w="50" w:type="dxa"/>
-              <w:left w:w="90" w:type="dxa"/>
-              <w:bottom w:w="50" w:type="dxa"/>
-              <w:right w:w="90" w:type="dxa"/>
-            </w:tcMar>
           </w:tcPr>
           <w:p>
             <w:pPr>
@@ -9187,12 +8433,6 @@
               <w:right w:val="single" w:sz="6" w:space="0" w:color="1F3864"/>
             </w:tcBorders>
             <w:shd w:val="clear" w:color="auto" w:fill="D9E2F3"/>
-            <w:tcMar>
-              <w:top w:w="50" w:type="dxa"/>
-              <w:left w:w="90" w:type="dxa"/>
-              <w:bottom w:w="50" w:type="dxa"/>
-              <w:right w:w="90" w:type="dxa"/>
-            </w:tcMar>
           </w:tcPr>
           <w:p>
             <w:pPr>
@@ -9224,12 +8464,6 @@
               <w:right w:val="single" w:sz="6" w:space="0" w:color="1F3864"/>
             </w:tcBorders>
             <w:shd w:val="clear" w:color="auto" w:fill="D9E2F3"/>
-            <w:tcMar>
-              <w:top w:w="50" w:type="dxa"/>
-              <w:left w:w="90" w:type="dxa"/>
-              <w:bottom w:w="50" w:type="dxa"/>
-              <w:right w:w="90" w:type="dxa"/>
-            </w:tcMar>
           </w:tcPr>
           <w:p>
             <w:pPr>
@@ -9639,12 +8873,6 @@
               <w:right w:val="single" w:sz="6" w:space="0" w:color="1F3864"/>
             </w:tcBorders>
             <w:shd w:val="clear" w:color="auto" w:fill="D9E2F3"/>
-            <w:tcMar>
-              <w:top w:w="50" w:type="dxa"/>
-              <w:left w:w="90" w:type="dxa"/>
-              <w:bottom w:w="50" w:type="dxa"/>
-              <w:right w:w="90" w:type="dxa"/>
-            </w:tcMar>
           </w:tcPr>
           <w:p>
             <w:pPr>
@@ -9676,12 +8904,6 @@
               <w:right w:val="single" w:sz="6" w:space="0" w:color="1F3864"/>
             </w:tcBorders>
             <w:shd w:val="clear" w:color="auto" w:fill="D9E2F3"/>
-            <w:tcMar>
-              <w:top w:w="50" w:type="dxa"/>
-              <w:left w:w="90" w:type="dxa"/>
-              <w:bottom w:w="50" w:type="dxa"/>
-              <w:right w:w="90" w:type="dxa"/>
-            </w:tcMar>
           </w:tcPr>
           <w:p>
             <w:pPr>
@@ -10061,12 +9283,6 @@
               <w:right w:val="single" w:sz="6" w:space="0" w:color="1F3864"/>
             </w:tcBorders>
             <w:shd w:val="clear" w:color="auto" w:fill="D9E2F3"/>
-            <w:tcMar>
-              <w:top w:w="50" w:type="dxa"/>
-              <w:left w:w="90" w:type="dxa"/>
-              <w:bottom w:w="50" w:type="dxa"/>
-              <w:right w:w="90" w:type="dxa"/>
-            </w:tcMar>
           </w:tcPr>
           <w:p>
             <w:pPr>
@@ -10098,12 +9314,6 @@
               <w:right w:val="single" w:sz="6" w:space="0" w:color="1F3864"/>
             </w:tcBorders>
             <w:shd w:val="clear" w:color="auto" w:fill="D9E2F3"/>
-            <w:tcMar>
-              <w:top w:w="50" w:type="dxa"/>
-              <w:left w:w="90" w:type="dxa"/>
-              <w:bottom w:w="50" w:type="dxa"/>
-              <w:right w:w="90" w:type="dxa"/>
-            </w:tcMar>
           </w:tcPr>
           <w:p>
             <w:pPr>
@@ -10548,8 +9758,10 @@
         </w:tblBorders>
         <w:tblLayout w:type="fixed"/>
         <w:tblCellMar>
-          <w:left w:w="10" w:type="dxa"/>
-          <w:right w:w="10" w:type="dxa"/>
+          <w:top w:w="40" w:type="dxa"/>
+          <w:left w:w="90" w:type="dxa"/>
+          <w:bottom w:w="40" w:type="dxa"/>
+          <w:right w:w="90" w:type="dxa"/>
         </w:tblCellMar>
         <w:tblLook w:val="04A0" w:firstRow="1" w:lastRow="0" w:firstColumn="1" w:lastColumn="0" w:noHBand="0" w:noVBand="1"/>
       </w:tblPr>
@@ -10573,12 +9785,6 @@
               <w:right w:val="single" w:sz="6" w:space="0" w:color="1F3864"/>
             </w:tcBorders>
             <w:shd w:val="clear" w:color="auto" w:fill="D9E2F3"/>
-            <w:tcMar>
-              <w:top w:w="50" w:type="dxa"/>
-              <w:left w:w="90" w:type="dxa"/>
-              <w:bottom w:w="50" w:type="dxa"/>
-              <w:right w:w="90" w:type="dxa"/>
-            </w:tcMar>
           </w:tcPr>
           <w:p>
             <w:pPr>
@@ -10624,12 +9830,6 @@
               <w:right w:val="single" w:sz="6" w:space="0" w:color="1F3864"/>
             </w:tcBorders>
             <w:shd w:val="clear" w:color="auto" w:fill="4472C4"/>
-            <w:tcMar>
-              <w:top w:w="50" w:type="dxa"/>
-              <w:left w:w="90" w:type="dxa"/>
-              <w:bottom w:w="50" w:type="dxa"/>
-              <w:right w:w="90" w:type="dxa"/>
-            </w:tcMar>
           </w:tcPr>
           <w:p>
             <w:pPr>
@@ -10668,12 +9868,6 @@
               <w:right w:val="single" w:sz="6" w:space="0" w:color="1F3864"/>
             </w:tcBorders>
             <w:shd w:val="clear" w:color="auto" w:fill="4472C4"/>
-            <w:tcMar>
-              <w:top w:w="50" w:type="dxa"/>
-              <w:left w:w="90" w:type="dxa"/>
-              <w:bottom w:w="50" w:type="dxa"/>
-              <w:right w:w="90" w:type="dxa"/>
-            </w:tcMar>
           </w:tcPr>
           <w:p>
             <w:pPr>
@@ -10713,12 +9907,6 @@
               <w:right w:val="single" w:sz="6" w:space="0" w:color="1F3864"/>
             </w:tcBorders>
             <w:shd w:val="clear" w:color="auto" w:fill="4472C4"/>
-            <w:tcMar>
-              <w:top w:w="50" w:type="dxa"/>
-              <w:left w:w="90" w:type="dxa"/>
-              <w:bottom w:w="50" w:type="dxa"/>
-              <w:right w:w="90" w:type="dxa"/>
-            </w:tcMar>
           </w:tcPr>
           <w:p>
             <w:pPr>
@@ -10762,12 +9950,6 @@
               <w:right w:val="single" w:sz="6" w:space="0" w:color="1F3864"/>
             </w:tcBorders>
             <w:shd w:val="clear" w:color="auto" w:fill="D9E2F3"/>
-            <w:tcMar>
-              <w:top w:w="50" w:type="dxa"/>
-              <w:left w:w="90" w:type="dxa"/>
-              <w:bottom w:w="50" w:type="dxa"/>
-              <w:right w:w="90" w:type="dxa"/>
-            </w:tcMar>
             <w:vAlign w:val="center"/>
           </w:tcPr>
           <w:p>
@@ -10799,12 +9981,6 @@
               <w:right w:val="single" w:sz="6" w:space="0" w:color="1F3864"/>
             </w:tcBorders>
             <w:shd w:val="clear" w:color="auto" w:fill="D9E2F3"/>
-            <w:tcMar>
-              <w:top w:w="50" w:type="dxa"/>
-              <w:left w:w="90" w:type="dxa"/>
-              <w:bottom w:w="50" w:type="dxa"/>
-              <w:right w:w="90" w:type="dxa"/>
-            </w:tcMar>
           </w:tcPr>
           <w:p>
             <w:pPr>
@@ -10836,12 +10012,6 @@
               <w:right w:val="single" w:sz="6" w:space="0" w:color="1F3864"/>
             </w:tcBorders>
             <w:shd w:val="clear" w:color="auto" w:fill="D9E2F3"/>
-            <w:tcMar>
-              <w:top w:w="50" w:type="dxa"/>
-              <w:left w:w="90" w:type="dxa"/>
-              <w:bottom w:w="50" w:type="dxa"/>
-              <w:right w:w="90" w:type="dxa"/>
-            </w:tcMar>
           </w:tcPr>
           <w:p>
             <w:pPr>
@@ -10909,12 +10079,6 @@
               <w:right w:val="single" w:sz="6" w:space="0" w:color="1F3864"/>
             </w:tcBorders>
             <w:shd w:val="clear" w:color="auto" w:fill="D9E2F3"/>
-            <w:tcMar>
-              <w:top w:w="50" w:type="dxa"/>
-              <w:left w:w="90" w:type="dxa"/>
-              <w:bottom w:w="50" w:type="dxa"/>
-              <w:right w:w="90" w:type="dxa"/>
-            </w:tcMar>
           </w:tcPr>
           <w:p>
             <w:pPr>
@@ -10946,12 +10110,6 @@
               <w:right w:val="single" w:sz="6" w:space="0" w:color="1F3864"/>
             </w:tcBorders>
             <w:shd w:val="clear" w:color="auto" w:fill="D9E2F3"/>
-            <w:tcMar>
-              <w:top w:w="50" w:type="dxa"/>
-              <w:left w:w="90" w:type="dxa"/>
-              <w:bottom w:w="50" w:type="dxa"/>
-              <w:right w:w="90" w:type="dxa"/>
-            </w:tcMar>
           </w:tcPr>
           <w:p>
             <w:pPr>
@@ -10997,12 +10155,6 @@
               <w:right w:val="single" w:sz="6" w:space="0" w:color="1F3864"/>
             </w:tcBorders>
             <w:shd w:val="clear" w:color="auto" w:fill="D9E2F3"/>
-            <w:tcMar>
-              <w:top w:w="50" w:type="dxa"/>
-              <w:left w:w="90" w:type="dxa"/>
-              <w:bottom w:w="50" w:type="dxa"/>
-              <w:right w:w="90" w:type="dxa"/>
-            </w:tcMar>
             <w:vAlign w:val="center"/>
           </w:tcPr>
           <w:p>
@@ -11034,12 +10186,6 @@
               <w:right w:val="single" w:sz="6" w:space="0" w:color="1F3864"/>
             </w:tcBorders>
             <w:shd w:val="clear" w:color="auto" w:fill="D9E2F3"/>
-            <w:tcMar>
-              <w:top w:w="50" w:type="dxa"/>
-              <w:left w:w="90" w:type="dxa"/>
-              <w:bottom w:w="50" w:type="dxa"/>
-              <w:right w:w="90" w:type="dxa"/>
-            </w:tcMar>
           </w:tcPr>
           <w:p>
             <w:pPr>
@@ -11071,12 +10217,6 @@
               <w:right w:val="single" w:sz="6" w:space="0" w:color="1F3864"/>
             </w:tcBorders>
             <w:shd w:val="clear" w:color="auto" w:fill="D9E2F3"/>
-            <w:tcMar>
-              <w:top w:w="50" w:type="dxa"/>
-              <w:left w:w="90" w:type="dxa"/>
-              <w:bottom w:w="50" w:type="dxa"/>
-              <w:right w:w="90" w:type="dxa"/>
-            </w:tcMar>
           </w:tcPr>
           <w:p>
             <w:pPr>
@@ -11144,12 +10284,6 @@
               <w:right w:val="single" w:sz="6" w:space="0" w:color="1F3864"/>
             </w:tcBorders>
             <w:shd w:val="clear" w:color="auto" w:fill="D9E2F3"/>
-            <w:tcMar>
-              <w:top w:w="50" w:type="dxa"/>
-              <w:left w:w="90" w:type="dxa"/>
-              <w:bottom w:w="50" w:type="dxa"/>
-              <w:right w:w="90" w:type="dxa"/>
-            </w:tcMar>
           </w:tcPr>
           <w:p>
             <w:pPr>
@@ -11181,12 +10315,6 @@
               <w:right w:val="single" w:sz="6" w:space="0" w:color="1F3864"/>
             </w:tcBorders>
             <w:shd w:val="clear" w:color="auto" w:fill="D9E2F3"/>
-            <w:tcMar>
-              <w:top w:w="50" w:type="dxa"/>
-              <w:left w:w="90" w:type="dxa"/>
-              <w:bottom w:w="50" w:type="dxa"/>
-              <w:right w:w="90" w:type="dxa"/>
-            </w:tcMar>
           </w:tcPr>
           <w:p>
             <w:pPr>
@@ -11230,12 +10358,6 @@
               <w:right w:val="single" w:sz="6" w:space="0" w:color="1F3864"/>
             </w:tcBorders>
             <w:shd w:val="clear" w:color="auto" w:fill="4472C4"/>
-            <w:tcMar>
-              <w:top w:w="50" w:type="dxa"/>
-              <w:left w:w="90" w:type="dxa"/>
-              <w:bottom w:w="50" w:type="dxa"/>
-              <w:right w:w="90" w:type="dxa"/>
-            </w:tcMar>
           </w:tcPr>
           <w:p>
             <w:pPr>
@@ -11276,12 +10398,6 @@
               <w:right w:val="single" w:sz="6" w:space="0" w:color="1F3864"/>
             </w:tcBorders>
             <w:shd w:val="clear" w:color="auto" w:fill="4472C4"/>
-            <w:tcMar>
-              <w:top w:w="50" w:type="dxa"/>
-              <w:left w:w="90" w:type="dxa"/>
-              <w:bottom w:w="50" w:type="dxa"/>
-              <w:right w:w="90" w:type="dxa"/>
-            </w:tcMar>
             <w:vAlign w:val="center"/>
           </w:tcPr>
           <w:p>
@@ -11321,12 +10437,6 @@
               <w:right w:val="single" w:sz="6" w:space="0" w:color="1F3864"/>
             </w:tcBorders>
             <w:shd w:val="clear" w:color="auto" w:fill="D9E2F3"/>
-            <w:tcMar>
-              <w:top w:w="50" w:type="dxa"/>
-              <w:left w:w="90" w:type="dxa"/>
-              <w:bottom w:w="50" w:type="dxa"/>
-              <w:right w:w="90" w:type="dxa"/>
-            </w:tcMar>
           </w:tcPr>
           <w:p>
             <w:pPr>
@@ -11383,12 +10493,6 @@
               <w:right w:val="single" w:sz="6" w:space="0" w:color="1F3864"/>
             </w:tcBorders>
             <w:shd w:val="clear" w:color="auto" w:fill="4472C4"/>
-            <w:tcMar>
-              <w:top w:w="50" w:type="dxa"/>
-              <w:left w:w="90" w:type="dxa"/>
-              <w:bottom w:w="50" w:type="dxa"/>
-              <w:right w:w="90" w:type="dxa"/>
-            </w:tcMar>
             <w:vAlign w:val="center"/>
           </w:tcPr>
           <w:p>
@@ -11429,12 +10533,6 @@
               <w:right w:val="single" w:sz="6" w:space="0" w:color="1F3864"/>
             </w:tcBorders>
             <w:shd w:val="clear" w:color="auto" w:fill="D9E2F3"/>
-            <w:tcMar>
-              <w:top w:w="50" w:type="dxa"/>
-              <w:left w:w="90" w:type="dxa"/>
-              <w:bottom w:w="50" w:type="dxa"/>
-              <w:right w:w="90" w:type="dxa"/>
-            </w:tcMar>
           </w:tcPr>
           <w:p>
             <w:pPr>
@@ -11466,12 +10564,6 @@
               <w:right w:val="single" w:sz="6" w:space="0" w:color="1F3864"/>
             </w:tcBorders>
             <w:shd w:val="clear" w:color="auto" w:fill="D9E2F3"/>
-            <w:tcMar>
-              <w:top w:w="50" w:type="dxa"/>
-              <w:left w:w="90" w:type="dxa"/>
-              <w:bottom w:w="50" w:type="dxa"/>
-              <w:right w:w="90" w:type="dxa"/>
-            </w:tcMar>
           </w:tcPr>
           <w:p>
             <w:pPr>
@@ -11765,12 +10857,6 @@
               <w:right w:val="single" w:sz="6" w:space="0" w:color="1F3864"/>
             </w:tcBorders>
             <w:shd w:val="clear" w:color="auto" w:fill="D9E2F3"/>
-            <w:tcMar>
-              <w:top w:w="50" w:type="dxa"/>
-              <w:left w:w="90" w:type="dxa"/>
-              <w:bottom w:w="50" w:type="dxa"/>
-              <w:right w:w="90" w:type="dxa"/>
-            </w:tcMar>
           </w:tcPr>
           <w:p>
             <w:pPr>
@@ -11888,12 +10974,6 @@
               <w:right w:val="single" w:sz="6" w:space="0" w:color="1F3864"/>
             </w:tcBorders>
             <w:shd w:val="clear" w:color="auto" w:fill="D9E2F3"/>
-            <w:tcMar>
-              <w:top w:w="50" w:type="dxa"/>
-              <w:left w:w="90" w:type="dxa"/>
-              <w:bottom w:w="50" w:type="dxa"/>
-              <w:right w:w="90" w:type="dxa"/>
-            </w:tcMar>
           </w:tcPr>
           <w:p>
             <w:pPr>
@@ -11926,12 +11006,6 @@
               <w:right w:val="single" w:sz="6" w:space="0" w:color="1F3864"/>
             </w:tcBorders>
             <w:shd w:val="clear" w:color="auto" w:fill="D9E2F3"/>
-            <w:tcMar>
-              <w:top w:w="50" w:type="dxa"/>
-              <w:left w:w="90" w:type="dxa"/>
-              <w:bottom w:w="50" w:type="dxa"/>
-              <w:right w:w="90" w:type="dxa"/>
-            </w:tcMar>
           </w:tcPr>
           <w:p>
             <w:pPr>
@@ -12345,8 +11419,10 @@
         </w:tblBorders>
         <w:tblLayout w:type="fixed"/>
         <w:tblCellMar>
-          <w:left w:w="10" w:type="dxa"/>
-          <w:right w:w="10" w:type="dxa"/>
+          <w:top w:w="40" w:type="dxa"/>
+          <w:left w:w="90" w:type="dxa"/>
+          <w:bottom w:w="40" w:type="dxa"/>
+          <w:right w:w="90" w:type="dxa"/>
         </w:tblCellMar>
         <w:tblLook w:val="04A0" w:firstRow="1" w:lastRow="0" w:firstColumn="1" w:lastColumn="0" w:noHBand="0" w:noVBand="1"/>
       </w:tblPr>
@@ -12370,12 +11446,6 @@
               <w:right w:val="single" w:sz="6" w:space="0" w:color="1F3864"/>
             </w:tcBorders>
             <w:shd w:val="clear" w:color="auto" w:fill="D9E2F3"/>
-            <w:tcMar>
-              <w:top w:w="50" w:type="dxa"/>
-              <w:left w:w="90" w:type="dxa"/>
-              <w:bottom w:w="50" w:type="dxa"/>
-              <w:right w:w="90" w:type="dxa"/>
-            </w:tcMar>
           </w:tcPr>
           <w:p>
             <w:pPr>
@@ -12421,12 +11491,6 @@
               <w:right w:val="single" w:sz="6" w:space="0" w:color="1F3864"/>
             </w:tcBorders>
             <w:shd w:val="clear" w:color="auto" w:fill="4472C4"/>
-            <w:tcMar>
-              <w:top w:w="50" w:type="dxa"/>
-              <w:left w:w="90" w:type="dxa"/>
-              <w:bottom w:w="50" w:type="dxa"/>
-              <w:right w:w="90" w:type="dxa"/>
-            </w:tcMar>
           </w:tcPr>
           <w:p>
             <w:pPr>
@@ -12465,12 +11529,6 @@
               <w:right w:val="single" w:sz="6" w:space="0" w:color="1F3864"/>
             </w:tcBorders>
             <w:shd w:val="clear" w:color="auto" w:fill="4472C4"/>
-            <w:tcMar>
-              <w:top w:w="50" w:type="dxa"/>
-              <w:left w:w="90" w:type="dxa"/>
-              <w:bottom w:w="50" w:type="dxa"/>
-              <w:right w:w="90" w:type="dxa"/>
-            </w:tcMar>
           </w:tcPr>
           <w:p>
             <w:pPr>
@@ -12510,12 +11568,6 @@
               <w:right w:val="single" w:sz="6" w:space="0" w:color="1F3864"/>
             </w:tcBorders>
             <w:shd w:val="clear" w:color="auto" w:fill="4472C4"/>
-            <w:tcMar>
-              <w:top w:w="50" w:type="dxa"/>
-              <w:left w:w="90" w:type="dxa"/>
-              <w:bottom w:w="50" w:type="dxa"/>
-              <w:right w:w="90" w:type="dxa"/>
-            </w:tcMar>
           </w:tcPr>
           <w:p>
             <w:pPr>
@@ -12559,12 +11611,6 @@
               <w:right w:val="single" w:sz="6" w:space="0" w:color="1F3864"/>
             </w:tcBorders>
             <w:shd w:val="clear" w:color="auto" w:fill="D9E2F3"/>
-            <w:tcMar>
-              <w:top w:w="50" w:type="dxa"/>
-              <w:left w:w="90" w:type="dxa"/>
-              <w:bottom w:w="50" w:type="dxa"/>
-              <w:right w:w="90" w:type="dxa"/>
-            </w:tcMar>
             <w:vAlign w:val="center"/>
           </w:tcPr>
           <w:p>
@@ -12596,12 +11642,6 @@
               <w:right w:val="single" w:sz="6" w:space="0" w:color="1F3864"/>
             </w:tcBorders>
             <w:shd w:val="clear" w:color="auto" w:fill="D9E2F3"/>
-            <w:tcMar>
-              <w:top w:w="50" w:type="dxa"/>
-              <w:left w:w="90" w:type="dxa"/>
-              <w:bottom w:w="50" w:type="dxa"/>
-              <w:right w:w="90" w:type="dxa"/>
-            </w:tcMar>
           </w:tcPr>
           <w:p>
             <w:pPr>
@@ -12633,12 +11673,6 @@
               <w:right w:val="single" w:sz="6" w:space="0" w:color="1F3864"/>
             </w:tcBorders>
             <w:shd w:val="clear" w:color="auto" w:fill="D9E2F3"/>
-            <w:tcMar>
-              <w:top w:w="50" w:type="dxa"/>
-              <w:left w:w="90" w:type="dxa"/>
-              <w:bottom w:w="50" w:type="dxa"/>
-              <w:right w:w="90" w:type="dxa"/>
-            </w:tcMar>
           </w:tcPr>
           <w:p>
             <w:pPr>
@@ -12706,12 +11740,6 @@
               <w:right w:val="single" w:sz="6" w:space="0" w:color="1F3864"/>
             </w:tcBorders>
             <w:shd w:val="clear" w:color="auto" w:fill="D9E2F3"/>
-            <w:tcMar>
-              <w:top w:w="50" w:type="dxa"/>
-              <w:left w:w="90" w:type="dxa"/>
-              <w:bottom w:w="50" w:type="dxa"/>
-              <w:right w:w="90" w:type="dxa"/>
-            </w:tcMar>
           </w:tcPr>
           <w:p>
             <w:pPr>
@@ -12743,12 +11771,6 @@
               <w:right w:val="single" w:sz="6" w:space="0" w:color="1F3864"/>
             </w:tcBorders>
             <w:shd w:val="clear" w:color="auto" w:fill="D9E2F3"/>
-            <w:tcMar>
-              <w:top w:w="50" w:type="dxa"/>
-              <w:left w:w="90" w:type="dxa"/>
-              <w:bottom w:w="50" w:type="dxa"/>
-              <w:right w:w="90" w:type="dxa"/>
-            </w:tcMar>
           </w:tcPr>
           <w:p>
             <w:pPr>
@@ -12794,12 +11816,6 @@
               <w:right w:val="single" w:sz="6" w:space="0" w:color="1F3864"/>
             </w:tcBorders>
             <w:shd w:val="clear" w:color="auto" w:fill="D9E2F3"/>
-            <w:tcMar>
-              <w:top w:w="50" w:type="dxa"/>
-              <w:left w:w="90" w:type="dxa"/>
-              <w:bottom w:w="50" w:type="dxa"/>
-              <w:right w:w="90" w:type="dxa"/>
-            </w:tcMar>
             <w:vAlign w:val="center"/>
           </w:tcPr>
           <w:p>
@@ -12840,12 +11856,6 @@
               <w:right w:val="single" w:sz="6" w:space="0" w:color="1F3864"/>
             </w:tcBorders>
             <w:shd w:val="clear" w:color="auto" w:fill="D9E2F3"/>
-            <w:tcMar>
-              <w:top w:w="50" w:type="dxa"/>
-              <w:left w:w="90" w:type="dxa"/>
-              <w:bottom w:w="50" w:type="dxa"/>
-              <w:right w:w="90" w:type="dxa"/>
-            </w:tcMar>
           </w:tcPr>
           <w:p>
             <w:pPr>
@@ -12878,12 +11888,6 @@
               <w:right w:val="single" w:sz="6" w:space="0" w:color="1F3864"/>
             </w:tcBorders>
             <w:shd w:val="clear" w:color="auto" w:fill="D9E2F3"/>
-            <w:tcMar>
-              <w:top w:w="50" w:type="dxa"/>
-              <w:left w:w="90" w:type="dxa"/>
-              <w:bottom w:w="50" w:type="dxa"/>
-              <w:right w:w="90" w:type="dxa"/>
-            </w:tcMar>
           </w:tcPr>
           <w:p>
             <w:pPr>
@@ -12951,12 +11955,6 @@
               <w:right w:val="single" w:sz="6" w:space="0" w:color="1F3864"/>
             </w:tcBorders>
             <w:shd w:val="clear" w:color="auto" w:fill="D9E2F3"/>
-            <w:tcMar>
-              <w:top w:w="50" w:type="dxa"/>
-              <w:left w:w="90" w:type="dxa"/>
-              <w:bottom w:w="50" w:type="dxa"/>
-              <w:right w:w="90" w:type="dxa"/>
-            </w:tcMar>
           </w:tcPr>
           <w:p>
             <w:pPr>
@@ -12988,12 +11986,6 @@
               <w:right w:val="single" w:sz="6" w:space="0" w:color="1F3864"/>
             </w:tcBorders>
             <w:shd w:val="clear" w:color="auto" w:fill="D9E2F3"/>
-            <w:tcMar>
-              <w:top w:w="50" w:type="dxa"/>
-              <w:left w:w="90" w:type="dxa"/>
-              <w:bottom w:w="50" w:type="dxa"/>
-              <w:right w:w="90" w:type="dxa"/>
-            </w:tcMar>
           </w:tcPr>
           <w:p>
             <w:pPr>
@@ -13037,12 +12029,6 @@
               <w:right w:val="single" w:sz="6" w:space="0" w:color="1F3864"/>
             </w:tcBorders>
             <w:shd w:val="clear" w:color="auto" w:fill="4472C4"/>
-            <w:tcMar>
-              <w:top w:w="50" w:type="dxa"/>
-              <w:left w:w="90" w:type="dxa"/>
-              <w:bottom w:w="50" w:type="dxa"/>
-              <w:right w:w="90" w:type="dxa"/>
-            </w:tcMar>
           </w:tcPr>
           <w:p>
             <w:pPr>
@@ -13083,12 +12069,6 @@
               <w:right w:val="single" w:sz="6" w:space="0" w:color="1F3864"/>
             </w:tcBorders>
             <w:shd w:val="clear" w:color="auto" w:fill="4472C4"/>
-            <w:tcMar>
-              <w:top w:w="50" w:type="dxa"/>
-              <w:left w:w="90" w:type="dxa"/>
-              <w:bottom w:w="50" w:type="dxa"/>
-              <w:right w:w="90" w:type="dxa"/>
-            </w:tcMar>
             <w:vAlign w:val="center"/>
           </w:tcPr>
           <w:p>
@@ -13128,12 +12108,6 @@
               <w:right w:val="single" w:sz="6" w:space="0" w:color="1F3864"/>
             </w:tcBorders>
             <w:shd w:val="clear" w:color="auto" w:fill="D9E2F3"/>
-            <w:tcMar>
-              <w:top w:w="50" w:type="dxa"/>
-              <w:left w:w="90" w:type="dxa"/>
-              <w:bottom w:w="50" w:type="dxa"/>
-              <w:right w:w="90" w:type="dxa"/>
-            </w:tcMar>
           </w:tcPr>
           <w:p>
             <w:pPr>
@@ -13190,12 +12164,6 @@
               <w:right w:val="single" w:sz="6" w:space="0" w:color="1F3864"/>
             </w:tcBorders>
             <w:shd w:val="clear" w:color="auto" w:fill="4472C4"/>
-            <w:tcMar>
-              <w:top w:w="50" w:type="dxa"/>
-              <w:left w:w="90" w:type="dxa"/>
-              <w:bottom w:w="50" w:type="dxa"/>
-              <w:right w:w="90" w:type="dxa"/>
-            </w:tcMar>
             <w:vAlign w:val="center"/>
           </w:tcPr>
           <w:p>
@@ -13236,12 +12204,6 @@
               <w:right w:val="single" w:sz="6" w:space="0" w:color="1F3864"/>
             </w:tcBorders>
             <w:shd w:val="clear" w:color="auto" w:fill="D9E2F3"/>
-            <w:tcMar>
-              <w:top w:w="50" w:type="dxa"/>
-              <w:left w:w="90" w:type="dxa"/>
-              <w:bottom w:w="50" w:type="dxa"/>
-              <w:right w:w="90" w:type="dxa"/>
-            </w:tcMar>
           </w:tcPr>
           <w:p>
             <w:pPr>
@@ -13273,12 +12235,6 @@
               <w:right w:val="single" w:sz="6" w:space="0" w:color="1F3864"/>
             </w:tcBorders>
             <w:shd w:val="clear" w:color="auto" w:fill="D9E2F3"/>
-            <w:tcMar>
-              <w:top w:w="50" w:type="dxa"/>
-              <w:left w:w="90" w:type="dxa"/>
-              <w:bottom w:w="50" w:type="dxa"/>
-              <w:right w:w="90" w:type="dxa"/>
-            </w:tcMar>
           </w:tcPr>
           <w:p>
             <w:pPr>
@@ -13509,12 +12465,6 @@
               <w:right w:val="single" w:sz="6" w:space="0" w:color="1F3864"/>
             </w:tcBorders>
             <w:shd w:val="clear" w:color="auto" w:fill="D9E2F3"/>
-            <w:tcMar>
-              <w:top w:w="50" w:type="dxa"/>
-              <w:left w:w="90" w:type="dxa"/>
-              <w:bottom w:w="50" w:type="dxa"/>
-              <w:right w:w="90" w:type="dxa"/>
-            </w:tcMar>
           </w:tcPr>
           <w:p>
             <w:pPr>
@@ -13591,12 +12541,6 @@
               <w:right w:val="single" w:sz="6" w:space="0" w:color="1F3864"/>
             </w:tcBorders>
             <w:shd w:val="clear" w:color="auto" w:fill="D9E2F3"/>
-            <w:tcMar>
-              <w:top w:w="50" w:type="dxa"/>
-              <w:left w:w="90" w:type="dxa"/>
-              <w:bottom w:w="50" w:type="dxa"/>
-              <w:right w:w="90" w:type="dxa"/>
-            </w:tcMar>
           </w:tcPr>
           <w:p>
             <w:pPr>
@@ -13628,12 +12572,6 @@
               <w:right w:val="single" w:sz="6" w:space="0" w:color="1F3864"/>
             </w:tcBorders>
             <w:shd w:val="clear" w:color="auto" w:fill="D9E2F3"/>
-            <w:tcMar>
-              <w:top w:w="50" w:type="dxa"/>
-              <w:left w:w="90" w:type="dxa"/>
-              <w:bottom w:w="50" w:type="dxa"/>
-              <w:right w:w="90" w:type="dxa"/>
-            </w:tcMar>
           </w:tcPr>
           <w:p>
             <w:pPr>
@@ -13909,6 +12847,15 @@
         </w:tc>
       </w:tr>
     </w:tbl>
+    <w:p>
+      <w:pPr>
+        <w:spacing w:before="0" w:after="0" w:line="240" w:lineRule="auto"/>
+        <w:rPr>
+          <w:sz w:val="18"/>
+          <w:szCs w:val="18"/>
+        </w:rPr>
+      </w:pPr>
+    </w:p>
     <w:tbl>
       <w:tblPr>
         <w:tblW w:w="9405" w:type="dxa"/>
@@ -13923,8 +12870,10 @@
         </w:tblBorders>
         <w:tblLayout w:type="fixed"/>
         <w:tblCellMar>
-          <w:left w:w="10" w:type="dxa"/>
-          <w:right w:w="10" w:type="dxa"/>
+          <w:top w:w="40" w:type="dxa"/>
+          <w:left w:w="90" w:type="dxa"/>
+          <w:bottom w:w="40" w:type="dxa"/>
+          <w:right w:w="90" w:type="dxa"/>
         </w:tblCellMar>
         <w:tblLook w:val="04A0" w:firstRow="1" w:lastRow="0" w:firstColumn="1" w:lastColumn="0" w:noHBand="0" w:noVBand="1"/>
       </w:tblPr>
@@ -13948,12 +12897,6 @@
               <w:right w:val="single" w:sz="6" w:space="0" w:color="1F3864"/>
             </w:tcBorders>
             <w:shd w:val="clear" w:color="auto" w:fill="4472C4"/>
-            <w:tcMar>
-              <w:top w:w="50" w:type="dxa"/>
-              <w:left w:w="90" w:type="dxa"/>
-              <w:bottom w:w="50" w:type="dxa"/>
-              <w:right w:w="90" w:type="dxa"/>
-            </w:tcMar>
           </w:tcPr>
           <w:p>
             <w:pPr>
@@ -13994,12 +12937,6 @@
               <w:right w:val="single" w:sz="6" w:space="0" w:color="1F3864"/>
             </w:tcBorders>
             <w:shd w:val="clear" w:color="auto" w:fill="4472C4"/>
-            <w:tcMar>
-              <w:top w:w="50" w:type="dxa"/>
-              <w:left w:w="90" w:type="dxa"/>
-              <w:bottom w:w="50" w:type="dxa"/>
-              <w:right w:w="90" w:type="dxa"/>
-            </w:tcMar>
           </w:tcPr>
           <w:p>
             <w:pPr>
@@ -14039,12 +12976,6 @@
               <w:right w:val="single" w:sz="6" w:space="0" w:color="1F3864"/>
             </w:tcBorders>
             <w:shd w:val="clear" w:color="auto" w:fill="4472C4"/>
-            <w:tcMar>
-              <w:top w:w="50" w:type="dxa"/>
-              <w:left w:w="90" w:type="dxa"/>
-              <w:bottom w:w="50" w:type="dxa"/>
-              <w:right w:w="90" w:type="dxa"/>
-            </w:tcMar>
           </w:tcPr>
           <w:p>
             <w:pPr>
@@ -14083,12 +13014,6 @@
               <w:right w:val="single" w:sz="6" w:space="0" w:color="1F3864"/>
             </w:tcBorders>
             <w:shd w:val="clear" w:color="auto" w:fill="4472C4"/>
-            <w:tcMar>
-              <w:top w:w="50" w:type="dxa"/>
-              <w:left w:w="90" w:type="dxa"/>
-              <w:bottom w:w="50" w:type="dxa"/>
-              <w:right w:w="90" w:type="dxa"/>
-            </w:tcMar>
           </w:tcPr>
           <w:p>
             <w:pPr>
@@ -14127,12 +13052,6 @@
               <w:right w:val="single" w:sz="6" w:space="0" w:color="1F3864"/>
             </w:tcBorders>
             <w:shd w:val="clear" w:color="auto" w:fill="4472C4"/>
-            <w:tcMar>
-              <w:top w:w="50" w:type="dxa"/>
-              <w:left w:w="90" w:type="dxa"/>
-              <w:bottom w:w="50" w:type="dxa"/>
-              <w:right w:w="90" w:type="dxa"/>
-            </w:tcMar>
           </w:tcPr>
           <w:p>
             <w:pPr>
@@ -14171,12 +13090,6 @@
               <w:right w:val="single" w:sz="6" w:space="0" w:color="1F3864"/>
             </w:tcBorders>
             <w:shd w:val="clear" w:color="auto" w:fill="4472C4"/>
-            <w:tcMar>
-              <w:top w:w="50" w:type="dxa"/>
-              <w:left w:w="90" w:type="dxa"/>
-              <w:bottom w:w="50" w:type="dxa"/>
-              <w:right w:w="90" w:type="dxa"/>
-            </w:tcMar>
           </w:tcPr>
           <w:p>
             <w:pPr>
@@ -14217,12 +13130,6 @@
               <w:right w:val="single" w:sz="6" w:space="0" w:color="1F3864"/>
             </w:tcBorders>
             <w:shd w:val="clear" w:color="auto" w:fill="D9E2F3"/>
-            <w:tcMar>
-              <w:top w:w="50" w:type="dxa"/>
-              <w:left w:w="90" w:type="dxa"/>
-              <w:bottom w:w="50" w:type="dxa"/>
-              <w:right w:w="90" w:type="dxa"/>
-            </w:tcMar>
           </w:tcPr>
           <w:p>
             <w:pPr>
@@ -14335,12 +13242,6 @@
               <w:right w:val="single" w:sz="6" w:space="0" w:color="1F3864"/>
             </w:tcBorders>
             <w:shd w:val="clear" w:color="auto" w:fill="D9E2F3"/>
-            <w:tcMar>
-              <w:top w:w="50" w:type="dxa"/>
-              <w:left w:w="90" w:type="dxa"/>
-              <w:bottom w:w="50" w:type="dxa"/>
-              <w:right w:w="90" w:type="dxa"/>
-            </w:tcMar>
           </w:tcPr>
           <w:p>
             <w:pPr>
@@ -14408,12 +13309,6 @@
               <w:right w:val="single" w:sz="6" w:space="0" w:color="1F3864"/>
             </w:tcBorders>
             <w:shd w:val="clear" w:color="auto" w:fill="D9E2F3"/>
-            <w:tcMar>
-              <w:top w:w="50" w:type="dxa"/>
-              <w:left w:w="90" w:type="dxa"/>
-              <w:bottom w:w="50" w:type="dxa"/>
-              <w:right w:w="90" w:type="dxa"/>
-            </w:tcMar>
           </w:tcPr>
           <w:p>
             <w:pPr>
@@ -14498,12 +13393,6 @@
               <w:right w:val="single" w:sz="6" w:space="0" w:color="1F3864"/>
             </w:tcBorders>
             <w:shd w:val="clear" w:color="auto" w:fill="D9E2F3"/>
-            <w:tcMar>
-              <w:top w:w="50" w:type="dxa"/>
-              <w:left w:w="90" w:type="dxa"/>
-              <w:bottom w:w="50" w:type="dxa"/>
-              <w:right w:w="90" w:type="dxa"/>
-            </w:tcMar>
           </w:tcPr>
           <w:p>
             <w:pPr>
@@ -14597,12 +13486,6 @@
               <w:right w:val="single" w:sz="6" w:space="0" w:color="1F3864"/>
             </w:tcBorders>
             <w:shd w:val="clear" w:color="auto" w:fill="D9E2F3"/>
-            <w:tcMar>
-              <w:top w:w="50" w:type="dxa"/>
-              <w:left w:w="90" w:type="dxa"/>
-              <w:bottom w:w="50" w:type="dxa"/>
-              <w:right w:w="90" w:type="dxa"/>
-            </w:tcMar>
           </w:tcPr>
           <w:p>
             <w:pPr>
@@ -14688,6 +13571,45 @@
           </w:p>
         </w:tc>
       </w:tr>
+    </w:tbl>
+    <w:p>
+      <w:pPr>
+        <w:spacing w:before="0" w:after="0" w:line="240" w:lineRule="auto"/>
+        <w:rPr>
+          <w:sz w:val="18"/>
+          <w:szCs w:val="18"/>
+        </w:rPr>
+      </w:pPr>
+    </w:p>
+    <w:tbl>
+      <w:tblPr>
+        <w:tblW w:w="9405" w:type="dxa"/>
+        <w:jc w:val="center"/>
+        <w:tblBorders>
+          <w:top w:val="single" w:sz="6" w:space="0" w:color="1F3864"/>
+          <w:left w:val="single" w:sz="6" w:space="0" w:color="1F3864"/>
+          <w:bottom w:val="single" w:sz="6" w:space="0" w:color="1F3864"/>
+          <w:right w:val="single" w:sz="6" w:space="0" w:color="1F3864"/>
+          <w:insideH w:val="single" w:sz="6" w:space="0" w:color="1F3864"/>
+          <w:insideV w:val="single" w:sz="6" w:space="0" w:color="1F3864"/>
+        </w:tblBorders>
+        <w:tblLayout w:type="fixed"/>
+        <w:tblCellMar>
+          <w:top w:w="40" w:type="dxa"/>
+          <w:left w:w="90" w:type="dxa"/>
+          <w:bottom w:w="40" w:type="dxa"/>
+          <w:right w:w="90" w:type="dxa"/>
+        </w:tblCellMar>
+        <w:tblLook w:val="04A0" w:firstRow="1" w:lastRow="0" w:firstColumn="1" w:lastColumn="0" w:noHBand="0" w:noVBand="1"/>
+      </w:tblPr>
+      <w:tblGrid>
+        <w:gridCol w:w="1876"/>
+        <w:gridCol w:w="543"/>
+        <w:gridCol w:w="1331"/>
+        <w:gridCol w:w="1877"/>
+        <w:gridCol w:w="1876"/>
+        <w:gridCol w:w="1899"/>
+      </w:tblGrid>
       <w:tr>
         <w:tc>
           <w:tcPr>
@@ -14700,12 +13622,6 @@
               <w:right w:val="single" w:sz="6" w:space="0" w:color="1F3864"/>
             </w:tcBorders>
             <w:shd w:val="clear" w:color="auto" w:fill="4472C4"/>
-            <w:tcMar>
-              <w:top w:w="50" w:type="dxa"/>
-              <w:left w:w="90" w:type="dxa"/>
-              <w:bottom w:w="50" w:type="dxa"/>
-              <w:right w:w="90" w:type="dxa"/>
-            </w:tcMar>
             <w:vAlign w:val="center"/>
           </w:tcPr>
           <w:p>
@@ -14746,12 +13662,6 @@
               <w:right w:val="single" w:sz="6" w:space="0" w:color="1F3864"/>
             </w:tcBorders>
             <w:shd w:val="clear" w:color="auto" w:fill="D9E2F3"/>
-            <w:tcMar>
-              <w:top w:w="50" w:type="dxa"/>
-              <w:left w:w="90" w:type="dxa"/>
-              <w:bottom w:w="50" w:type="dxa"/>
-              <w:right w:w="90" w:type="dxa"/>
-            </w:tcMar>
           </w:tcPr>
           <w:p>
             <w:pPr>
@@ -14984,12 +13894,6 @@
               <w:right w:val="single" w:sz="6" w:space="0" w:color="1F3864"/>
             </w:tcBorders>
             <w:shd w:val="clear" w:color="auto" w:fill="4472C4"/>
-            <w:tcMar>
-              <w:top w:w="50" w:type="dxa"/>
-              <w:left w:w="90" w:type="dxa"/>
-              <w:bottom w:w="50" w:type="dxa"/>
-              <w:right w:w="90" w:type="dxa"/>
-            </w:tcMar>
             <w:vAlign w:val="center"/>
           </w:tcPr>
           <w:p>
@@ -15029,12 +13933,6 @@
               <w:right w:val="single" w:sz="6" w:space="0" w:color="1F3864"/>
             </w:tcBorders>
             <w:shd w:val="clear" w:color="auto" w:fill="D9E2F3"/>
-            <w:tcMar>
-              <w:top w:w="50" w:type="dxa"/>
-              <w:left w:w="90" w:type="dxa"/>
-              <w:bottom w:w="50" w:type="dxa"/>
-              <w:right w:w="90" w:type="dxa"/>
-            </w:tcMar>
           </w:tcPr>
           <w:p>
             <w:pPr>
@@ -15267,12 +14165,6 @@
               <w:right w:val="single" w:sz="6" w:space="0" w:color="1F3864"/>
             </w:tcBorders>
             <w:shd w:val="clear" w:color="auto" w:fill="4472C4"/>
-            <w:tcMar>
-              <w:top w:w="50" w:type="dxa"/>
-              <w:left w:w="90" w:type="dxa"/>
-              <w:bottom w:w="50" w:type="dxa"/>
-              <w:right w:w="90" w:type="dxa"/>
-            </w:tcMar>
             <w:vAlign w:val="center"/>
           </w:tcPr>
           <w:p>
@@ -15312,12 +14204,6 @@
               <w:right w:val="single" w:sz="6" w:space="0" w:color="1F3864"/>
             </w:tcBorders>
             <w:shd w:val="clear" w:color="auto" w:fill="D9E2F3"/>
-            <w:tcMar>
-              <w:top w:w="50" w:type="dxa"/>
-              <w:left w:w="90" w:type="dxa"/>
-              <w:bottom w:w="50" w:type="dxa"/>
-              <w:right w:w="90" w:type="dxa"/>
-            </w:tcMar>
           </w:tcPr>
           <w:p>
             <w:pPr>
@@ -15426,12 +14312,6 @@
               <w:right w:val="single" w:sz="6" w:space="0" w:color="1F3864"/>
             </w:tcBorders>
             <w:shd w:val="clear" w:color="auto" w:fill="4472C4"/>
-            <w:tcMar>
-              <w:top w:w="50" w:type="dxa"/>
-              <w:left w:w="90" w:type="dxa"/>
-              <w:bottom w:w="50" w:type="dxa"/>
-              <w:right w:w="90" w:type="dxa"/>
-            </w:tcMar>
             <w:vAlign w:val="center"/>
           </w:tcPr>
           <w:p>
@@ -15471,12 +14351,6 @@
               <w:right w:val="single" w:sz="6" w:space="0" w:color="1F3864"/>
             </w:tcBorders>
             <w:shd w:val="clear" w:color="auto" w:fill="D9E2F3"/>
-            <w:tcMar>
-              <w:top w:w="50" w:type="dxa"/>
-              <w:left w:w="90" w:type="dxa"/>
-              <w:bottom w:w="50" w:type="dxa"/>
-              <w:right w:w="90" w:type="dxa"/>
-            </w:tcMar>
           </w:tcPr>
           <w:p>
             <w:pPr>
@@ -15640,8 +14514,10 @@
         </w:tblBorders>
         <w:tblLayout w:type="fixed"/>
         <w:tblCellMar>
-          <w:left w:w="10" w:type="dxa"/>
-          <w:right w:w="10" w:type="dxa"/>
+          <w:top w:w="40" w:type="dxa"/>
+          <w:left w:w="90" w:type="dxa"/>
+          <w:bottom w:w="40" w:type="dxa"/>
+          <w:right w:w="90" w:type="dxa"/>
         </w:tblCellMar>
         <w:tblLook w:val="04A0" w:firstRow="1" w:lastRow="0" w:firstColumn="1" w:lastColumn="0" w:noHBand="0" w:noVBand="1"/>
       </w:tblPr>
@@ -15664,12 +14540,6 @@
               <w:right w:val="single" w:sz="6" w:space="0" w:color="1F3864"/>
             </w:tcBorders>
             <w:shd w:val="clear" w:color="auto" w:fill="D9E2F3"/>
-            <w:tcMar>
-              <w:top w:w="50" w:type="dxa"/>
-              <w:left w:w="90" w:type="dxa"/>
-              <w:bottom w:w="50" w:type="dxa"/>
-              <w:right w:w="90" w:type="dxa"/>
-            </w:tcMar>
           </w:tcPr>
           <w:p>
             <w:pPr>
@@ -15712,12 +14582,6 @@
               <w:right w:val="single" w:sz="6" w:space="0" w:color="1F3864"/>
             </w:tcBorders>
             <w:shd w:val="clear" w:color="auto" w:fill="D9E2F3"/>
-            <w:tcMar>
-              <w:top w:w="50" w:type="dxa"/>
-              <w:left w:w="90" w:type="dxa"/>
-              <w:bottom w:w="50" w:type="dxa"/>
-              <w:right w:w="90" w:type="dxa"/>
-            </w:tcMar>
           </w:tcPr>
           <w:p>
             <w:pPr>
@@ -15752,12 +14616,6 @@
               <w:right w:val="single" w:sz="6" w:space="0" w:color="1F3864"/>
             </w:tcBorders>
             <w:shd w:val="clear" w:color="auto" w:fill="4472C4"/>
-            <w:tcMar>
-              <w:top w:w="50" w:type="dxa"/>
-              <w:left w:w="90" w:type="dxa"/>
-              <w:bottom w:w="50" w:type="dxa"/>
-              <w:right w:w="90" w:type="dxa"/>
-            </w:tcMar>
           </w:tcPr>
           <w:p>
             <w:pPr>
@@ -15796,12 +14654,6 @@
               <w:right w:val="single" w:sz="6" w:space="0" w:color="1F3864"/>
             </w:tcBorders>
             <w:shd w:val="clear" w:color="auto" w:fill="4472C4"/>
-            <w:tcMar>
-              <w:top w:w="50" w:type="dxa"/>
-              <w:left w:w="90" w:type="dxa"/>
-              <w:bottom w:w="50" w:type="dxa"/>
-              <w:right w:w="90" w:type="dxa"/>
-            </w:tcMar>
           </w:tcPr>
           <w:p>
             <w:pPr>
@@ -15840,12 +14692,6 @@
               <w:right w:val="single" w:sz="6" w:space="0" w:color="1F3864"/>
             </w:tcBorders>
             <w:shd w:val="clear" w:color="auto" w:fill="4472C4"/>
-            <w:tcMar>
-              <w:top w:w="50" w:type="dxa"/>
-              <w:left w:w="90" w:type="dxa"/>
-              <w:bottom w:w="50" w:type="dxa"/>
-              <w:right w:w="90" w:type="dxa"/>
-            </w:tcMar>
           </w:tcPr>
           <w:p>
             <w:pPr>
@@ -15884,12 +14730,6 @@
               <w:right w:val="single" w:sz="6" w:space="0" w:color="1F3864"/>
             </w:tcBorders>
             <w:shd w:val="clear" w:color="auto" w:fill="4472C4"/>
-            <w:tcMar>
-              <w:top w:w="50" w:type="dxa"/>
-              <w:left w:w="90" w:type="dxa"/>
-              <w:bottom w:w="50" w:type="dxa"/>
-              <w:right w:w="90" w:type="dxa"/>
-            </w:tcMar>
           </w:tcPr>
           <w:p>
             <w:pPr>
@@ -15931,12 +14771,6 @@
               <w:right w:val="single" w:sz="6" w:space="0" w:color="1F3864"/>
             </w:tcBorders>
             <w:shd w:val="clear" w:color="auto" w:fill="D9E2F3"/>
-            <w:tcMar>
-              <w:top w:w="50" w:type="dxa"/>
-              <w:left w:w="90" w:type="dxa"/>
-              <w:bottom w:w="50" w:type="dxa"/>
-              <w:right w:w="90" w:type="dxa"/>
-            </w:tcMar>
           </w:tcPr>
           <w:p>
             <w:pPr>
@@ -15968,12 +14802,6 @@
               <w:right w:val="single" w:sz="6" w:space="0" w:color="1F3864"/>
             </w:tcBorders>
             <w:shd w:val="clear" w:color="auto" w:fill="D9E2F3"/>
-            <w:tcMar>
-              <w:top w:w="50" w:type="dxa"/>
-              <w:left w:w="90" w:type="dxa"/>
-              <w:bottom w:w="50" w:type="dxa"/>
-              <w:right w:w="90" w:type="dxa"/>
-            </w:tcMar>
           </w:tcPr>
           <w:p>
             <w:pPr>
@@ -16005,12 +14833,6 @@
               <w:right w:val="single" w:sz="6" w:space="0" w:color="1F3864"/>
             </w:tcBorders>
             <w:shd w:val="clear" w:color="auto" w:fill="D9E2F3"/>
-            <w:tcMar>
-              <w:top w:w="50" w:type="dxa"/>
-              <w:left w:w="90" w:type="dxa"/>
-              <w:bottom w:w="50" w:type="dxa"/>
-              <w:right w:w="90" w:type="dxa"/>
-            </w:tcMar>
           </w:tcPr>
           <w:p>
             <w:pPr>
@@ -16042,12 +14864,6 @@
               <w:right w:val="single" w:sz="6" w:space="0" w:color="1F3864"/>
             </w:tcBorders>
             <w:shd w:val="clear" w:color="auto" w:fill="D9E2F3"/>
-            <w:tcMar>
-              <w:top w:w="50" w:type="dxa"/>
-              <w:left w:w="90" w:type="dxa"/>
-              <w:bottom w:w="50" w:type="dxa"/>
-              <w:right w:w="90" w:type="dxa"/>
-            </w:tcMar>
           </w:tcPr>
           <w:p>
             <w:pPr>
@@ -16082,12 +14898,6 @@
               <w:right w:val="single" w:sz="6" w:space="0" w:color="1F3864"/>
             </w:tcBorders>
             <w:shd w:val="clear" w:color="auto" w:fill="D9E2F3"/>
-            <w:tcMar>
-              <w:top w:w="50" w:type="dxa"/>
-              <w:left w:w="90" w:type="dxa"/>
-              <w:bottom w:w="50" w:type="dxa"/>
-              <w:right w:w="90" w:type="dxa"/>
-            </w:tcMar>
           </w:tcPr>
           <w:p>
             <w:pPr>
@@ -16119,12 +14929,6 @@
               <w:right w:val="single" w:sz="6" w:space="0" w:color="1F3864"/>
             </w:tcBorders>
             <w:shd w:val="clear" w:color="auto" w:fill="D9E2F3"/>
-            <w:tcMar>
-              <w:top w:w="50" w:type="dxa"/>
-              <w:left w:w="90" w:type="dxa"/>
-              <w:bottom w:w="50" w:type="dxa"/>
-              <w:right w:w="90" w:type="dxa"/>
-            </w:tcMar>
           </w:tcPr>
           <w:p>
             <w:pPr>
@@ -16156,12 +14960,6 @@
               <w:right w:val="single" w:sz="6" w:space="0" w:color="1F3864"/>
             </w:tcBorders>
             <w:shd w:val="clear" w:color="auto" w:fill="D9E2F3"/>
-            <w:tcMar>
-              <w:top w:w="50" w:type="dxa"/>
-              <w:left w:w="90" w:type="dxa"/>
-              <w:bottom w:w="50" w:type="dxa"/>
-              <w:right w:w="90" w:type="dxa"/>
-            </w:tcMar>
           </w:tcPr>
           <w:p>
             <w:pPr>
@@ -16193,12 +14991,6 @@
               <w:right w:val="single" w:sz="6" w:space="0" w:color="1F3864"/>
             </w:tcBorders>
             <w:shd w:val="clear" w:color="auto" w:fill="D9E2F3"/>
-            <w:tcMar>
-              <w:top w:w="50" w:type="dxa"/>
-              <w:left w:w="90" w:type="dxa"/>
-              <w:bottom w:w="50" w:type="dxa"/>
-              <w:right w:w="90" w:type="dxa"/>
-            </w:tcMar>
           </w:tcPr>
           <w:p>
             <w:pPr>
@@ -16233,12 +15025,6 @@
               <w:right w:val="single" w:sz="6" w:space="0" w:color="1F3864"/>
             </w:tcBorders>
             <w:shd w:val="clear" w:color="auto" w:fill="D9E2F3"/>
-            <w:tcMar>
-              <w:top w:w="50" w:type="dxa"/>
-              <w:left w:w="90" w:type="dxa"/>
-              <w:bottom w:w="50" w:type="dxa"/>
-              <w:right w:w="90" w:type="dxa"/>
-            </w:tcMar>
           </w:tcPr>
           <w:p>
             <w:pPr>
@@ -16269,12 +15055,6 @@
               <w:right w:val="single" w:sz="6" w:space="0" w:color="1F3864"/>
             </w:tcBorders>
             <w:shd w:val="clear" w:color="auto" w:fill="D9E2F3"/>
-            <w:tcMar>
-              <w:top w:w="50" w:type="dxa"/>
-              <w:left w:w="90" w:type="dxa"/>
-              <w:bottom w:w="50" w:type="dxa"/>
-              <w:right w:w="90" w:type="dxa"/>
-            </w:tcMar>
           </w:tcPr>
           <w:p>
             <w:pPr>
@@ -16305,12 +15085,6 @@
               <w:right w:val="single" w:sz="6" w:space="0" w:color="1F3864"/>
             </w:tcBorders>
             <w:shd w:val="clear" w:color="auto" w:fill="D9E2F3"/>
-            <w:tcMar>
-              <w:top w:w="50" w:type="dxa"/>
-              <w:left w:w="90" w:type="dxa"/>
-              <w:bottom w:w="50" w:type="dxa"/>
-              <w:right w:w="90" w:type="dxa"/>
-            </w:tcMar>
           </w:tcPr>
           <w:p>
             <w:pPr>
@@ -16341,12 +15115,6 @@
               <w:right w:val="single" w:sz="6" w:space="0" w:color="1F3864"/>
             </w:tcBorders>
             <w:shd w:val="clear" w:color="auto" w:fill="D9E2F3"/>
-            <w:tcMar>
-              <w:top w:w="50" w:type="dxa"/>
-              <w:left w:w="90" w:type="dxa"/>
-              <w:bottom w:w="50" w:type="dxa"/>
-              <w:right w:w="90" w:type="dxa"/>
-            </w:tcMar>
           </w:tcPr>
           <w:p>
             <w:pPr>
@@ -16383,8 +15151,10 @@
         </w:tblBorders>
         <w:tblLayout w:type="fixed"/>
         <w:tblCellMar>
-          <w:left w:w="10" w:type="dxa"/>
-          <w:right w:w="10" w:type="dxa"/>
+          <w:top w:w="40" w:type="dxa"/>
+          <w:left w:w="90" w:type="dxa"/>
+          <w:bottom w:w="40" w:type="dxa"/>
+          <w:right w:w="90" w:type="dxa"/>
         </w:tblCellMar>
         <w:tblLook w:val="04A0" w:firstRow="1" w:lastRow="0" w:firstColumn="1" w:lastColumn="0" w:noHBand="0" w:noVBand="1"/>
       </w:tblPr>
@@ -16407,12 +15177,6 @@
               <w:right w:val="single" w:sz="6" w:space="0" w:color="1F3864"/>
             </w:tcBorders>
             <w:shd w:val="clear" w:color="auto" w:fill="D9E2F3"/>
-            <w:tcMar>
-              <w:top w:w="50" w:type="dxa"/>
-              <w:left w:w="90" w:type="dxa"/>
-              <w:bottom w:w="50" w:type="dxa"/>
-              <w:right w:w="90" w:type="dxa"/>
-            </w:tcMar>
           </w:tcPr>
           <w:p>
             <w:pPr>
@@ -16454,12 +15218,6 @@
               <w:right w:val="single" w:sz="6" w:space="0" w:color="1F3864"/>
             </w:tcBorders>
             <w:shd w:val="clear" w:color="auto" w:fill="D9E2F3"/>
-            <w:tcMar>
-              <w:top w:w="50" w:type="dxa"/>
-              <w:left w:w="90" w:type="dxa"/>
-              <w:bottom w:w="50" w:type="dxa"/>
-              <w:right w:w="90" w:type="dxa"/>
-            </w:tcMar>
           </w:tcPr>
           <w:p>
             <w:pPr>
@@ -16494,12 +15252,6 @@
               <w:right w:val="single" w:sz="6" w:space="0" w:color="1F3864"/>
             </w:tcBorders>
             <w:shd w:val="clear" w:color="auto" w:fill="4472C4"/>
-            <w:tcMar>
-              <w:top w:w="50" w:type="dxa"/>
-              <w:left w:w="90" w:type="dxa"/>
-              <w:bottom w:w="50" w:type="dxa"/>
-              <w:right w:w="90" w:type="dxa"/>
-            </w:tcMar>
           </w:tcPr>
           <w:p>
             <w:pPr>
@@ -16538,12 +15290,6 @@
               <w:right w:val="single" w:sz="6" w:space="0" w:color="1F3864"/>
             </w:tcBorders>
             <w:shd w:val="clear" w:color="auto" w:fill="4472C4"/>
-            <w:tcMar>
-              <w:top w:w="50" w:type="dxa"/>
-              <w:left w:w="90" w:type="dxa"/>
-              <w:bottom w:w="50" w:type="dxa"/>
-              <w:right w:w="90" w:type="dxa"/>
-            </w:tcMar>
           </w:tcPr>
           <w:p>
             <w:pPr>
@@ -16582,12 +15328,6 @@
               <w:right w:val="single" w:sz="6" w:space="0" w:color="1F3864"/>
             </w:tcBorders>
             <w:shd w:val="clear" w:color="auto" w:fill="4472C4"/>
-            <w:tcMar>
-              <w:top w:w="50" w:type="dxa"/>
-              <w:left w:w="90" w:type="dxa"/>
-              <w:bottom w:w="50" w:type="dxa"/>
-              <w:right w:w="90" w:type="dxa"/>
-            </w:tcMar>
           </w:tcPr>
           <w:p>
             <w:pPr>
@@ -16626,12 +15366,6 @@
               <w:right w:val="single" w:sz="6" w:space="0" w:color="1F3864"/>
             </w:tcBorders>
             <w:shd w:val="clear" w:color="auto" w:fill="4472C4"/>
-            <w:tcMar>
-              <w:top w:w="50" w:type="dxa"/>
-              <w:left w:w="90" w:type="dxa"/>
-              <w:bottom w:w="50" w:type="dxa"/>
-              <w:right w:w="90" w:type="dxa"/>
-            </w:tcMar>
           </w:tcPr>
           <w:p>
             <w:pPr>
@@ -16673,12 +15407,6 @@
               <w:right w:val="single" w:sz="6" w:space="0" w:color="1F3864"/>
             </w:tcBorders>
             <w:shd w:val="clear" w:color="auto" w:fill="D9E2F3"/>
-            <w:tcMar>
-              <w:top w:w="50" w:type="dxa"/>
-              <w:left w:w="90" w:type="dxa"/>
-              <w:bottom w:w="50" w:type="dxa"/>
-              <w:right w:w="90" w:type="dxa"/>
-            </w:tcMar>
           </w:tcPr>
           <w:p>
             <w:pPr>
@@ -16710,12 +15438,6 @@
               <w:right w:val="single" w:sz="6" w:space="0" w:color="1F3864"/>
             </w:tcBorders>
             <w:shd w:val="clear" w:color="auto" w:fill="D9E2F3"/>
-            <w:tcMar>
-              <w:top w:w="50" w:type="dxa"/>
-              <w:left w:w="90" w:type="dxa"/>
-              <w:bottom w:w="50" w:type="dxa"/>
-              <w:right w:w="90" w:type="dxa"/>
-            </w:tcMar>
           </w:tcPr>
           <w:p>
             <w:pPr>
@@ -16747,12 +15469,6 @@
               <w:right w:val="single" w:sz="6" w:space="0" w:color="1F3864"/>
             </w:tcBorders>
             <w:shd w:val="clear" w:color="auto" w:fill="D9E2F3"/>
-            <w:tcMar>
-              <w:top w:w="50" w:type="dxa"/>
-              <w:left w:w="90" w:type="dxa"/>
-              <w:bottom w:w="50" w:type="dxa"/>
-              <w:right w:w="90" w:type="dxa"/>
-            </w:tcMar>
           </w:tcPr>
           <w:p>
             <w:pPr>
@@ -16784,12 +15500,6 @@
               <w:right w:val="single" w:sz="6" w:space="0" w:color="1F3864"/>
             </w:tcBorders>
             <w:shd w:val="clear" w:color="auto" w:fill="D9E2F3"/>
-            <w:tcMar>
-              <w:top w:w="50" w:type="dxa"/>
-              <w:left w:w="90" w:type="dxa"/>
-              <w:bottom w:w="50" w:type="dxa"/>
-              <w:right w:w="90" w:type="dxa"/>
-            </w:tcMar>
           </w:tcPr>
           <w:p>
             <w:pPr>
@@ -16824,12 +15534,6 @@
               <w:right w:val="single" w:sz="6" w:space="0" w:color="1F3864"/>
             </w:tcBorders>
             <w:shd w:val="clear" w:color="auto" w:fill="D9E2F3"/>
-            <w:tcMar>
-              <w:top w:w="50" w:type="dxa"/>
-              <w:left w:w="90" w:type="dxa"/>
-              <w:bottom w:w="50" w:type="dxa"/>
-              <w:right w:w="90" w:type="dxa"/>
-            </w:tcMar>
           </w:tcPr>
           <w:p>
             <w:pPr>
@@ -16861,12 +15565,6 @@
               <w:right w:val="single" w:sz="6" w:space="0" w:color="1F3864"/>
             </w:tcBorders>
             <w:shd w:val="clear" w:color="auto" w:fill="D9E2F3"/>
-            <w:tcMar>
-              <w:top w:w="50" w:type="dxa"/>
-              <w:left w:w="90" w:type="dxa"/>
-              <w:bottom w:w="50" w:type="dxa"/>
-              <w:right w:w="90" w:type="dxa"/>
-            </w:tcMar>
           </w:tcPr>
           <w:p>
             <w:pPr>
@@ -16898,12 +15596,6 @@
               <w:right w:val="single" w:sz="6" w:space="0" w:color="1F3864"/>
             </w:tcBorders>
             <w:shd w:val="clear" w:color="auto" w:fill="D9E2F3"/>
-            <w:tcMar>
-              <w:top w:w="50" w:type="dxa"/>
-              <w:left w:w="90" w:type="dxa"/>
-              <w:bottom w:w="50" w:type="dxa"/>
-              <w:right w:w="90" w:type="dxa"/>
-            </w:tcMar>
           </w:tcPr>
           <w:p>
             <w:pPr>
@@ -16935,12 +15627,6 @@
               <w:right w:val="single" w:sz="6" w:space="0" w:color="1F3864"/>
             </w:tcBorders>
             <w:shd w:val="clear" w:color="auto" w:fill="D9E2F3"/>
-            <w:tcMar>
-              <w:top w:w="50" w:type="dxa"/>
-              <w:left w:w="90" w:type="dxa"/>
-              <w:bottom w:w="50" w:type="dxa"/>
-              <w:right w:w="90" w:type="dxa"/>
-            </w:tcMar>
           </w:tcPr>
           <w:p>
             <w:pPr>
@@ -16975,12 +15661,6 @@
               <w:right w:val="single" w:sz="6" w:space="0" w:color="1F3864"/>
             </w:tcBorders>
             <w:shd w:val="clear" w:color="auto" w:fill="D9E2F3"/>
-            <w:tcMar>
-              <w:top w:w="50" w:type="dxa"/>
-              <w:left w:w="90" w:type="dxa"/>
-              <w:bottom w:w="50" w:type="dxa"/>
-              <w:right w:w="90" w:type="dxa"/>
-            </w:tcMar>
           </w:tcPr>
           <w:p>
             <w:pPr>
@@ -17011,12 +15691,6 @@
               <w:right w:val="single" w:sz="6" w:space="0" w:color="1F3864"/>
             </w:tcBorders>
             <w:shd w:val="clear" w:color="auto" w:fill="D9E2F3"/>
-            <w:tcMar>
-              <w:top w:w="50" w:type="dxa"/>
-              <w:left w:w="90" w:type="dxa"/>
-              <w:bottom w:w="50" w:type="dxa"/>
-              <w:right w:w="90" w:type="dxa"/>
-            </w:tcMar>
           </w:tcPr>
           <w:p>
             <w:pPr>
@@ -17047,12 +15721,6 @@
               <w:right w:val="single" w:sz="6" w:space="0" w:color="1F3864"/>
             </w:tcBorders>
             <w:shd w:val="clear" w:color="auto" w:fill="D9E2F3"/>
-            <w:tcMar>
-              <w:top w:w="50" w:type="dxa"/>
-              <w:left w:w="90" w:type="dxa"/>
-              <w:bottom w:w="50" w:type="dxa"/>
-              <w:right w:w="90" w:type="dxa"/>
-            </w:tcMar>
           </w:tcPr>
           <w:p>
             <w:pPr>
@@ -17083,12 +15751,6 @@
               <w:right w:val="single" w:sz="6" w:space="0" w:color="1F3864"/>
             </w:tcBorders>
             <w:shd w:val="clear" w:color="auto" w:fill="D9E2F3"/>
-            <w:tcMar>
-              <w:top w:w="50" w:type="dxa"/>
-              <w:left w:w="90" w:type="dxa"/>
-              <w:bottom w:w="50" w:type="dxa"/>
-              <w:right w:w="90" w:type="dxa"/>
-            </w:tcMar>
           </w:tcPr>
           <w:p>
             <w:pPr>
@@ -17125,8 +15787,10 @@
         </w:tblBorders>
         <w:tblLayout w:type="fixed"/>
         <w:tblCellMar>
-          <w:left w:w="10" w:type="dxa"/>
-          <w:right w:w="10" w:type="dxa"/>
+          <w:top w:w="40" w:type="dxa"/>
+          <w:left w:w="90" w:type="dxa"/>
+          <w:bottom w:w="40" w:type="dxa"/>
+          <w:right w:w="90" w:type="dxa"/>
         </w:tblCellMar>
         <w:tblLook w:val="04A0" w:firstRow="1" w:lastRow="0" w:firstColumn="1" w:lastColumn="0" w:noHBand="0" w:noVBand="1"/>
       </w:tblPr>
@@ -17149,12 +15813,6 @@
               <w:right w:val="single" w:sz="6" w:space="0" w:color="1F3864"/>
             </w:tcBorders>
             <w:shd w:val="clear" w:color="auto" w:fill="D9E2F3"/>
-            <w:tcMar>
-              <w:top w:w="50" w:type="dxa"/>
-              <w:left w:w="90" w:type="dxa"/>
-              <w:bottom w:w="50" w:type="dxa"/>
-              <w:right w:w="90" w:type="dxa"/>
-            </w:tcMar>
           </w:tcPr>
           <w:p>
             <w:pPr>
@@ -17196,12 +15854,6 @@
               <w:right w:val="single" w:sz="6" w:space="0" w:color="1F3864"/>
             </w:tcBorders>
             <w:shd w:val="clear" w:color="auto" w:fill="D9E2F3"/>
-            <w:tcMar>
-              <w:top w:w="50" w:type="dxa"/>
-              <w:left w:w="90" w:type="dxa"/>
-              <w:bottom w:w="50" w:type="dxa"/>
-              <w:right w:w="90" w:type="dxa"/>
-            </w:tcMar>
           </w:tcPr>
           <w:p>
             <w:pPr>
@@ -17236,12 +15888,6 @@
               <w:right w:val="single" w:sz="6" w:space="0" w:color="1F3864"/>
             </w:tcBorders>
             <w:shd w:val="clear" w:color="auto" w:fill="4472C4"/>
-            <w:tcMar>
-              <w:top w:w="50" w:type="dxa"/>
-              <w:left w:w="90" w:type="dxa"/>
-              <w:bottom w:w="50" w:type="dxa"/>
-              <w:right w:w="90" w:type="dxa"/>
-            </w:tcMar>
           </w:tcPr>
           <w:p>
             <w:pPr>
@@ -17280,12 +15926,6 @@
               <w:right w:val="single" w:sz="6" w:space="0" w:color="1F3864"/>
             </w:tcBorders>
             <w:shd w:val="clear" w:color="auto" w:fill="4472C4"/>
-            <w:tcMar>
-              <w:top w:w="50" w:type="dxa"/>
-              <w:left w:w="90" w:type="dxa"/>
-              <w:bottom w:w="50" w:type="dxa"/>
-              <w:right w:w="90" w:type="dxa"/>
-            </w:tcMar>
           </w:tcPr>
           <w:p>
             <w:pPr>
@@ -17324,12 +15964,6 @@
               <w:right w:val="single" w:sz="6" w:space="0" w:color="1F3864"/>
             </w:tcBorders>
             <w:shd w:val="clear" w:color="auto" w:fill="4472C4"/>
-            <w:tcMar>
-              <w:top w:w="50" w:type="dxa"/>
-              <w:left w:w="90" w:type="dxa"/>
-              <w:bottom w:w="50" w:type="dxa"/>
-              <w:right w:w="90" w:type="dxa"/>
-            </w:tcMar>
           </w:tcPr>
           <w:p>
             <w:pPr>
@@ -17368,12 +16002,6 @@
               <w:right w:val="single" w:sz="6" w:space="0" w:color="1F3864"/>
             </w:tcBorders>
             <w:shd w:val="clear" w:color="auto" w:fill="4472C4"/>
-            <w:tcMar>
-              <w:top w:w="50" w:type="dxa"/>
-              <w:left w:w="90" w:type="dxa"/>
-              <w:bottom w:w="50" w:type="dxa"/>
-              <w:right w:w="90" w:type="dxa"/>
-            </w:tcMar>
           </w:tcPr>
           <w:p>
             <w:pPr>
@@ -17415,12 +16043,6 @@
               <w:right w:val="single" w:sz="6" w:space="0" w:color="1F3864"/>
             </w:tcBorders>
             <w:shd w:val="clear" w:color="auto" w:fill="D9E2F3"/>
-            <w:tcMar>
-              <w:top w:w="50" w:type="dxa"/>
-              <w:left w:w="90" w:type="dxa"/>
-              <w:bottom w:w="50" w:type="dxa"/>
-              <w:right w:w="90" w:type="dxa"/>
-            </w:tcMar>
           </w:tcPr>
           <w:p>
             <w:pPr>
@@ -17452,12 +16074,6 @@
               <w:right w:val="single" w:sz="6" w:space="0" w:color="1F3864"/>
             </w:tcBorders>
             <w:shd w:val="clear" w:color="auto" w:fill="D9E2F3"/>
-            <w:tcMar>
-              <w:top w:w="50" w:type="dxa"/>
-              <w:left w:w="90" w:type="dxa"/>
-              <w:bottom w:w="50" w:type="dxa"/>
-              <w:right w:w="90" w:type="dxa"/>
-            </w:tcMar>
           </w:tcPr>
           <w:p>
             <w:pPr>
@@ -17489,12 +16105,6 @@
               <w:right w:val="single" w:sz="6" w:space="0" w:color="1F3864"/>
             </w:tcBorders>
             <w:shd w:val="clear" w:color="auto" w:fill="D9E2F3"/>
-            <w:tcMar>
-              <w:top w:w="50" w:type="dxa"/>
-              <w:left w:w="90" w:type="dxa"/>
-              <w:bottom w:w="50" w:type="dxa"/>
-              <w:right w:w="90" w:type="dxa"/>
-            </w:tcMar>
           </w:tcPr>
           <w:p>
             <w:pPr>
@@ -17526,12 +16136,6 @@
               <w:right w:val="single" w:sz="6" w:space="0" w:color="1F3864"/>
             </w:tcBorders>
             <w:shd w:val="clear" w:color="auto" w:fill="D9E2F3"/>
-            <w:tcMar>
-              <w:top w:w="50" w:type="dxa"/>
-              <w:left w:w="90" w:type="dxa"/>
-              <w:bottom w:w="50" w:type="dxa"/>
-              <w:right w:w="90" w:type="dxa"/>
-            </w:tcMar>
           </w:tcPr>
           <w:p>
             <w:pPr>
@@ -17566,12 +16170,6 @@
               <w:right w:val="single" w:sz="6" w:space="0" w:color="1F3864"/>
             </w:tcBorders>
             <w:shd w:val="clear" w:color="auto" w:fill="D9E2F3"/>
-            <w:tcMar>
-              <w:top w:w="50" w:type="dxa"/>
-              <w:left w:w="90" w:type="dxa"/>
-              <w:bottom w:w="50" w:type="dxa"/>
-              <w:right w:w="90" w:type="dxa"/>
-            </w:tcMar>
           </w:tcPr>
           <w:p>
             <w:pPr>
@@ -17603,12 +16201,6 @@
               <w:right w:val="single" w:sz="6" w:space="0" w:color="1F3864"/>
             </w:tcBorders>
             <w:shd w:val="clear" w:color="auto" w:fill="D9E2F3"/>
-            <w:tcMar>
-              <w:top w:w="50" w:type="dxa"/>
-              <w:left w:w="90" w:type="dxa"/>
-              <w:bottom w:w="50" w:type="dxa"/>
-              <w:right w:w="90" w:type="dxa"/>
-            </w:tcMar>
           </w:tcPr>
           <w:p>
             <w:pPr>
@@ -17640,12 +16232,6 @@
               <w:right w:val="single" w:sz="6" w:space="0" w:color="1F3864"/>
             </w:tcBorders>
             <w:shd w:val="clear" w:color="auto" w:fill="D9E2F3"/>
-            <w:tcMar>
-              <w:top w:w="50" w:type="dxa"/>
-              <w:left w:w="90" w:type="dxa"/>
-              <w:bottom w:w="50" w:type="dxa"/>
-              <w:right w:w="90" w:type="dxa"/>
-            </w:tcMar>
           </w:tcPr>
           <w:p>
             <w:pPr>
@@ -17677,12 +16263,6 @@
               <w:right w:val="single" w:sz="6" w:space="0" w:color="1F3864"/>
             </w:tcBorders>
             <w:shd w:val="clear" w:color="auto" w:fill="D9E2F3"/>
-            <w:tcMar>
-              <w:top w:w="50" w:type="dxa"/>
-              <w:left w:w="90" w:type="dxa"/>
-              <w:bottom w:w="50" w:type="dxa"/>
-              <w:right w:w="90" w:type="dxa"/>
-            </w:tcMar>
           </w:tcPr>
           <w:p>
             <w:pPr>
@@ -17717,12 +16297,6 @@
               <w:right w:val="single" w:sz="6" w:space="0" w:color="1F3864"/>
             </w:tcBorders>
             <w:shd w:val="clear" w:color="auto" w:fill="D9E2F3"/>
-            <w:tcMar>
-              <w:top w:w="50" w:type="dxa"/>
-              <w:left w:w="90" w:type="dxa"/>
-              <w:bottom w:w="50" w:type="dxa"/>
-              <w:right w:w="90" w:type="dxa"/>
-            </w:tcMar>
           </w:tcPr>
           <w:p>
             <w:pPr>
@@ -17753,12 +16327,6 @@
               <w:right w:val="single" w:sz="6" w:space="0" w:color="1F3864"/>
             </w:tcBorders>
             <w:shd w:val="clear" w:color="auto" w:fill="D9E2F3"/>
-            <w:tcMar>
-              <w:top w:w="50" w:type="dxa"/>
-              <w:left w:w="90" w:type="dxa"/>
-              <w:bottom w:w="50" w:type="dxa"/>
-              <w:right w:w="90" w:type="dxa"/>
-            </w:tcMar>
           </w:tcPr>
           <w:p>
             <w:pPr>
@@ -17789,12 +16357,6 @@
               <w:right w:val="single" w:sz="6" w:space="0" w:color="1F3864"/>
             </w:tcBorders>
             <w:shd w:val="clear" w:color="auto" w:fill="D9E2F3"/>
-            <w:tcMar>
-              <w:top w:w="50" w:type="dxa"/>
-              <w:left w:w="90" w:type="dxa"/>
-              <w:bottom w:w="50" w:type="dxa"/>
-              <w:right w:w="90" w:type="dxa"/>
-            </w:tcMar>
           </w:tcPr>
           <w:p>
             <w:pPr>
@@ -17825,12 +16387,6 @@
               <w:right w:val="single" w:sz="6" w:space="0" w:color="1F3864"/>
             </w:tcBorders>
             <w:shd w:val="clear" w:color="auto" w:fill="D9E2F3"/>
-            <w:tcMar>
-              <w:top w:w="50" w:type="dxa"/>
-              <w:left w:w="90" w:type="dxa"/>
-              <w:bottom w:w="50" w:type="dxa"/>
-              <w:right w:w="90" w:type="dxa"/>
-            </w:tcMar>
           </w:tcPr>
           <w:p>
             <w:pPr>
@@ -17867,8 +16423,10 @@
         </w:tblBorders>
         <w:tblLayout w:type="fixed"/>
         <w:tblCellMar>
-          <w:left w:w="10" w:type="dxa"/>
-          <w:right w:w="10" w:type="dxa"/>
+          <w:top w:w="40" w:type="dxa"/>
+          <w:left w:w="90" w:type="dxa"/>
+          <w:bottom w:w="40" w:type="dxa"/>
+          <w:right w:w="90" w:type="dxa"/>
         </w:tblCellMar>
         <w:tblLook w:val="04A0" w:firstRow="1" w:lastRow="0" w:firstColumn="1" w:lastColumn="0" w:noHBand="0" w:noVBand="1"/>
       </w:tblPr>
@@ -17891,12 +16449,6 @@
               <w:right w:val="single" w:sz="6" w:space="0" w:color="1F3864"/>
             </w:tcBorders>
             <w:shd w:val="clear" w:color="auto" w:fill="D9E2F3"/>
-            <w:tcMar>
-              <w:top w:w="50" w:type="dxa"/>
-              <w:left w:w="90" w:type="dxa"/>
-              <w:bottom w:w="50" w:type="dxa"/>
-              <w:right w:w="90" w:type="dxa"/>
-            </w:tcMar>
           </w:tcPr>
           <w:p>
             <w:pPr>
@@ -17939,12 +16491,6 @@
               <w:right w:val="single" w:sz="6" w:space="0" w:color="1F3864"/>
             </w:tcBorders>
             <w:shd w:val="clear" w:color="auto" w:fill="D9E2F3"/>
-            <w:tcMar>
-              <w:top w:w="50" w:type="dxa"/>
-              <w:left w:w="90" w:type="dxa"/>
-              <w:bottom w:w="50" w:type="dxa"/>
-              <w:right w:w="90" w:type="dxa"/>
-            </w:tcMar>
           </w:tcPr>
           <w:p>
             <w:pPr>
@@ -17979,12 +16525,6 @@
               <w:right w:val="single" w:sz="6" w:space="0" w:color="1F3864"/>
             </w:tcBorders>
             <w:shd w:val="clear" w:color="auto" w:fill="4472C4"/>
-            <w:tcMar>
-              <w:top w:w="50" w:type="dxa"/>
-              <w:left w:w="90" w:type="dxa"/>
-              <w:bottom w:w="50" w:type="dxa"/>
-              <w:right w:w="90" w:type="dxa"/>
-            </w:tcMar>
           </w:tcPr>
           <w:p>
             <w:pPr>
@@ -18023,12 +16563,6 @@
               <w:right w:val="single" w:sz="6" w:space="0" w:color="1F3864"/>
             </w:tcBorders>
             <w:shd w:val="clear" w:color="auto" w:fill="4472C4"/>
-            <w:tcMar>
-              <w:top w:w="50" w:type="dxa"/>
-              <w:left w:w="90" w:type="dxa"/>
-              <w:bottom w:w="50" w:type="dxa"/>
-              <w:right w:w="90" w:type="dxa"/>
-            </w:tcMar>
           </w:tcPr>
           <w:p>
             <w:pPr>
@@ -18067,12 +16601,6 @@
               <w:right w:val="single" w:sz="6" w:space="0" w:color="1F3864"/>
             </w:tcBorders>
             <w:shd w:val="clear" w:color="auto" w:fill="4472C4"/>
-            <w:tcMar>
-              <w:top w:w="50" w:type="dxa"/>
-              <w:left w:w="90" w:type="dxa"/>
-              <w:bottom w:w="50" w:type="dxa"/>
-              <w:right w:w="90" w:type="dxa"/>
-            </w:tcMar>
           </w:tcPr>
           <w:p>
             <w:pPr>
@@ -18111,12 +16639,6 @@
               <w:right w:val="single" w:sz="6" w:space="0" w:color="1F3864"/>
             </w:tcBorders>
             <w:shd w:val="clear" w:color="auto" w:fill="4472C4"/>
-            <w:tcMar>
-              <w:top w:w="50" w:type="dxa"/>
-              <w:left w:w="90" w:type="dxa"/>
-              <w:bottom w:w="50" w:type="dxa"/>
-              <w:right w:w="90" w:type="dxa"/>
-            </w:tcMar>
           </w:tcPr>
           <w:p>
             <w:pPr>
@@ -18158,12 +16680,6 @@
               <w:right w:val="single" w:sz="6" w:space="0" w:color="1F3864"/>
             </w:tcBorders>
             <w:shd w:val="clear" w:color="auto" w:fill="D9E2F3"/>
-            <w:tcMar>
-              <w:top w:w="50" w:type="dxa"/>
-              <w:left w:w="90" w:type="dxa"/>
-              <w:bottom w:w="50" w:type="dxa"/>
-              <w:right w:w="90" w:type="dxa"/>
-            </w:tcMar>
           </w:tcPr>
           <w:p>
             <w:pPr>
@@ -18195,12 +16711,6 @@
               <w:right w:val="single" w:sz="6" w:space="0" w:color="1F3864"/>
             </w:tcBorders>
             <w:shd w:val="clear" w:color="auto" w:fill="D9E2F3"/>
-            <w:tcMar>
-              <w:top w:w="50" w:type="dxa"/>
-              <w:left w:w="90" w:type="dxa"/>
-              <w:bottom w:w="50" w:type="dxa"/>
-              <w:right w:w="90" w:type="dxa"/>
-            </w:tcMar>
           </w:tcPr>
           <w:p>
             <w:pPr>
@@ -18232,12 +16742,6 @@
               <w:right w:val="single" w:sz="6" w:space="0" w:color="1F3864"/>
             </w:tcBorders>
             <w:shd w:val="clear" w:color="auto" w:fill="D9E2F3"/>
-            <w:tcMar>
-              <w:top w:w="50" w:type="dxa"/>
-              <w:left w:w="90" w:type="dxa"/>
-              <w:bottom w:w="50" w:type="dxa"/>
-              <w:right w:w="90" w:type="dxa"/>
-            </w:tcMar>
           </w:tcPr>
           <w:p>
             <w:pPr>
@@ -18269,12 +16773,6 @@
               <w:right w:val="single" w:sz="6" w:space="0" w:color="1F3864"/>
             </w:tcBorders>
             <w:shd w:val="clear" w:color="auto" w:fill="D9E2F3"/>
-            <w:tcMar>
-              <w:top w:w="50" w:type="dxa"/>
-              <w:left w:w="90" w:type="dxa"/>
-              <w:bottom w:w="50" w:type="dxa"/>
-              <w:right w:w="90" w:type="dxa"/>
-            </w:tcMar>
           </w:tcPr>
           <w:p>
             <w:pPr>
@@ -18309,12 +16807,6 @@
               <w:right w:val="single" w:sz="6" w:space="0" w:color="1F3864"/>
             </w:tcBorders>
             <w:shd w:val="clear" w:color="auto" w:fill="D9E2F3"/>
-            <w:tcMar>
-              <w:top w:w="50" w:type="dxa"/>
-              <w:left w:w="90" w:type="dxa"/>
-              <w:bottom w:w="50" w:type="dxa"/>
-              <w:right w:w="90" w:type="dxa"/>
-            </w:tcMar>
           </w:tcPr>
           <w:p>
             <w:pPr>
@@ -18346,12 +16838,6 @@
               <w:right w:val="single" w:sz="6" w:space="0" w:color="1F3864"/>
             </w:tcBorders>
             <w:shd w:val="clear" w:color="auto" w:fill="D9E2F3"/>
-            <w:tcMar>
-              <w:top w:w="50" w:type="dxa"/>
-              <w:left w:w="90" w:type="dxa"/>
-              <w:bottom w:w="50" w:type="dxa"/>
-              <w:right w:w="90" w:type="dxa"/>
-            </w:tcMar>
           </w:tcPr>
           <w:p>
             <w:pPr>
@@ -18383,12 +16869,6 @@
               <w:right w:val="single" w:sz="6" w:space="0" w:color="1F3864"/>
             </w:tcBorders>
             <w:shd w:val="clear" w:color="auto" w:fill="D9E2F3"/>
-            <w:tcMar>
-              <w:top w:w="50" w:type="dxa"/>
-              <w:left w:w="90" w:type="dxa"/>
-              <w:bottom w:w="50" w:type="dxa"/>
-              <w:right w:w="90" w:type="dxa"/>
-            </w:tcMar>
           </w:tcPr>
           <w:p>
             <w:pPr>
@@ -18420,12 +16900,6 @@
               <w:right w:val="single" w:sz="6" w:space="0" w:color="1F3864"/>
             </w:tcBorders>
             <w:shd w:val="clear" w:color="auto" w:fill="D9E2F3"/>
-            <w:tcMar>
-              <w:top w:w="50" w:type="dxa"/>
-              <w:left w:w="90" w:type="dxa"/>
-              <w:bottom w:w="50" w:type="dxa"/>
-              <w:right w:w="90" w:type="dxa"/>
-            </w:tcMar>
           </w:tcPr>
           <w:p>
             <w:pPr>
@@ -18460,12 +16934,6 @@
               <w:right w:val="single" w:sz="6" w:space="0" w:color="1F3864"/>
             </w:tcBorders>
             <w:shd w:val="clear" w:color="auto" w:fill="D9E2F3"/>
-            <w:tcMar>
-              <w:top w:w="50" w:type="dxa"/>
-              <w:left w:w="90" w:type="dxa"/>
-              <w:bottom w:w="50" w:type="dxa"/>
-              <w:right w:w="90" w:type="dxa"/>
-            </w:tcMar>
           </w:tcPr>
           <w:p>
             <w:pPr>
@@ -18496,12 +16964,6 @@
               <w:right w:val="single" w:sz="6" w:space="0" w:color="1F3864"/>
             </w:tcBorders>
             <w:shd w:val="clear" w:color="auto" w:fill="D9E2F3"/>
-            <w:tcMar>
-              <w:top w:w="50" w:type="dxa"/>
-              <w:left w:w="90" w:type="dxa"/>
-              <w:bottom w:w="50" w:type="dxa"/>
-              <w:right w:w="90" w:type="dxa"/>
-            </w:tcMar>
           </w:tcPr>
           <w:p>
             <w:pPr>
@@ -18532,12 +16994,6 @@
               <w:right w:val="single" w:sz="6" w:space="0" w:color="1F3864"/>
             </w:tcBorders>
             <w:shd w:val="clear" w:color="auto" w:fill="D9E2F3"/>
-            <w:tcMar>
-              <w:top w:w="50" w:type="dxa"/>
-              <w:left w:w="90" w:type="dxa"/>
-              <w:bottom w:w="50" w:type="dxa"/>
-              <w:right w:w="90" w:type="dxa"/>
-            </w:tcMar>
           </w:tcPr>
           <w:p>
             <w:pPr>
@@ -18568,12 +17024,6 @@
               <w:right w:val="single" w:sz="6" w:space="0" w:color="1F3864"/>
             </w:tcBorders>
             <w:shd w:val="clear" w:color="auto" w:fill="D9E2F3"/>
-            <w:tcMar>
-              <w:top w:w="50" w:type="dxa"/>
-              <w:left w:w="90" w:type="dxa"/>
-              <w:bottom w:w="50" w:type="dxa"/>
-              <w:right w:w="90" w:type="dxa"/>
-            </w:tcMar>
           </w:tcPr>
           <w:p>
             <w:pPr>
@@ -18610,8 +17060,10 @@
         </w:tblBorders>
         <w:tblLayout w:type="fixed"/>
         <w:tblCellMar>
-          <w:left w:w="10" w:type="dxa"/>
-          <w:right w:w="10" w:type="dxa"/>
+          <w:top w:w="40" w:type="dxa"/>
+          <w:left w:w="90" w:type="dxa"/>
+          <w:bottom w:w="40" w:type="dxa"/>
+          <w:right w:w="90" w:type="dxa"/>
         </w:tblCellMar>
         <w:tblLook w:val="04A0" w:firstRow="1" w:lastRow="0" w:firstColumn="1" w:lastColumn="0" w:noHBand="0" w:noVBand="1"/>
       </w:tblPr>
@@ -18634,12 +17086,6 @@
               <w:right w:val="single" w:sz="6" w:space="0" w:color="1F3864"/>
             </w:tcBorders>
             <w:shd w:val="clear" w:color="auto" w:fill="D9E2F3"/>
-            <w:tcMar>
-              <w:top w:w="50" w:type="dxa"/>
-              <w:left w:w="90" w:type="dxa"/>
-              <w:bottom w:w="50" w:type="dxa"/>
-              <w:right w:w="90" w:type="dxa"/>
-            </w:tcMar>
           </w:tcPr>
           <w:p>
             <w:pPr>
@@ -18681,12 +17127,6 @@
               <w:right w:val="single" w:sz="6" w:space="0" w:color="1F3864"/>
             </w:tcBorders>
             <w:shd w:val="clear" w:color="auto" w:fill="D9E2F3"/>
-            <w:tcMar>
-              <w:top w:w="50" w:type="dxa"/>
-              <w:left w:w="90" w:type="dxa"/>
-              <w:bottom w:w="50" w:type="dxa"/>
-              <w:right w:w="90" w:type="dxa"/>
-            </w:tcMar>
           </w:tcPr>
           <w:p>
             <w:pPr>
@@ -18721,12 +17161,6 @@
               <w:right w:val="single" w:sz="6" w:space="0" w:color="1F3864"/>
             </w:tcBorders>
             <w:shd w:val="clear" w:color="auto" w:fill="4472C4"/>
-            <w:tcMar>
-              <w:top w:w="50" w:type="dxa"/>
-              <w:left w:w="90" w:type="dxa"/>
-              <w:bottom w:w="50" w:type="dxa"/>
-              <w:right w:w="90" w:type="dxa"/>
-            </w:tcMar>
           </w:tcPr>
           <w:p>
             <w:pPr>
@@ -18765,12 +17199,6 @@
               <w:right w:val="single" w:sz="6" w:space="0" w:color="1F3864"/>
             </w:tcBorders>
             <w:shd w:val="clear" w:color="auto" w:fill="4472C4"/>
-            <w:tcMar>
-              <w:top w:w="50" w:type="dxa"/>
-              <w:left w:w="90" w:type="dxa"/>
-              <w:bottom w:w="50" w:type="dxa"/>
-              <w:right w:w="90" w:type="dxa"/>
-            </w:tcMar>
           </w:tcPr>
           <w:p>
             <w:pPr>
@@ -18809,12 +17237,6 @@
               <w:right w:val="single" w:sz="6" w:space="0" w:color="1F3864"/>
             </w:tcBorders>
             <w:shd w:val="clear" w:color="auto" w:fill="4472C4"/>
-            <w:tcMar>
-              <w:top w:w="50" w:type="dxa"/>
-              <w:left w:w="90" w:type="dxa"/>
-              <w:bottom w:w="50" w:type="dxa"/>
-              <w:right w:w="90" w:type="dxa"/>
-            </w:tcMar>
           </w:tcPr>
           <w:p>
             <w:pPr>
@@ -18853,12 +17275,6 @@
               <w:right w:val="single" w:sz="6" w:space="0" w:color="1F3864"/>
             </w:tcBorders>
             <w:shd w:val="clear" w:color="auto" w:fill="4472C4"/>
-            <w:tcMar>
-              <w:top w:w="50" w:type="dxa"/>
-              <w:left w:w="90" w:type="dxa"/>
-              <w:bottom w:w="50" w:type="dxa"/>
-              <w:right w:w="90" w:type="dxa"/>
-            </w:tcMar>
           </w:tcPr>
           <w:p>
             <w:pPr>
@@ -18900,12 +17316,6 @@
               <w:right w:val="single" w:sz="6" w:space="0" w:color="1F3864"/>
             </w:tcBorders>
             <w:shd w:val="clear" w:color="auto" w:fill="D9E2F3"/>
-            <w:tcMar>
-              <w:top w:w="50" w:type="dxa"/>
-              <w:left w:w="90" w:type="dxa"/>
-              <w:bottom w:w="50" w:type="dxa"/>
-              <w:right w:w="90" w:type="dxa"/>
-            </w:tcMar>
           </w:tcPr>
           <w:p>
             <w:pPr>
@@ -18937,12 +17347,6 @@
               <w:right w:val="single" w:sz="6" w:space="0" w:color="1F3864"/>
             </w:tcBorders>
             <w:shd w:val="clear" w:color="auto" w:fill="D9E2F3"/>
-            <w:tcMar>
-              <w:top w:w="50" w:type="dxa"/>
-              <w:left w:w="90" w:type="dxa"/>
-              <w:bottom w:w="50" w:type="dxa"/>
-              <w:right w:w="90" w:type="dxa"/>
-            </w:tcMar>
           </w:tcPr>
           <w:p>
             <w:pPr>
@@ -18974,12 +17378,6 @@
               <w:right w:val="single" w:sz="6" w:space="0" w:color="1F3864"/>
             </w:tcBorders>
             <w:shd w:val="clear" w:color="auto" w:fill="D9E2F3"/>
-            <w:tcMar>
-              <w:top w:w="50" w:type="dxa"/>
-              <w:left w:w="90" w:type="dxa"/>
-              <w:bottom w:w="50" w:type="dxa"/>
-              <w:right w:w="90" w:type="dxa"/>
-            </w:tcMar>
           </w:tcPr>
           <w:p>
             <w:pPr>
@@ -19011,12 +17409,6 @@
               <w:right w:val="single" w:sz="6" w:space="0" w:color="1F3864"/>
             </w:tcBorders>
             <w:shd w:val="clear" w:color="auto" w:fill="D9E2F3"/>
-            <w:tcMar>
-              <w:top w:w="50" w:type="dxa"/>
-              <w:left w:w="90" w:type="dxa"/>
-              <w:bottom w:w="50" w:type="dxa"/>
-              <w:right w:w="90" w:type="dxa"/>
-            </w:tcMar>
           </w:tcPr>
           <w:p>
             <w:pPr>
@@ -19051,12 +17443,6 @@
               <w:right w:val="single" w:sz="6" w:space="0" w:color="1F3864"/>
             </w:tcBorders>
             <w:shd w:val="clear" w:color="auto" w:fill="D9E2F3"/>
-            <w:tcMar>
-              <w:top w:w="50" w:type="dxa"/>
-              <w:left w:w="90" w:type="dxa"/>
-              <w:bottom w:w="50" w:type="dxa"/>
-              <w:right w:w="90" w:type="dxa"/>
-            </w:tcMar>
           </w:tcPr>
           <w:p>
             <w:pPr>
@@ -19088,12 +17474,6 @@
               <w:right w:val="single" w:sz="6" w:space="0" w:color="1F3864"/>
             </w:tcBorders>
             <w:shd w:val="clear" w:color="auto" w:fill="D9E2F3"/>
-            <w:tcMar>
-              <w:top w:w="50" w:type="dxa"/>
-              <w:left w:w="90" w:type="dxa"/>
-              <w:bottom w:w="50" w:type="dxa"/>
-              <w:right w:w="90" w:type="dxa"/>
-            </w:tcMar>
           </w:tcPr>
           <w:p>
             <w:pPr>
@@ -19125,12 +17505,6 @@
               <w:right w:val="single" w:sz="6" w:space="0" w:color="1F3864"/>
             </w:tcBorders>
             <w:shd w:val="clear" w:color="auto" w:fill="D9E2F3"/>
-            <w:tcMar>
-              <w:top w:w="50" w:type="dxa"/>
-              <w:left w:w="90" w:type="dxa"/>
-              <w:bottom w:w="50" w:type="dxa"/>
-              <w:right w:w="90" w:type="dxa"/>
-            </w:tcMar>
           </w:tcPr>
           <w:p>
             <w:pPr>
@@ -19162,12 +17536,6 @@
               <w:right w:val="single" w:sz="6" w:space="0" w:color="1F3864"/>
             </w:tcBorders>
             <w:shd w:val="clear" w:color="auto" w:fill="D9E2F3"/>
-            <w:tcMar>
-              <w:top w:w="50" w:type="dxa"/>
-              <w:left w:w="90" w:type="dxa"/>
-              <w:bottom w:w="50" w:type="dxa"/>
-              <w:right w:w="90" w:type="dxa"/>
-            </w:tcMar>
           </w:tcPr>
           <w:p>
             <w:pPr>
@@ -19202,12 +17570,6 @@
               <w:right w:val="single" w:sz="6" w:space="0" w:color="1F3864"/>
             </w:tcBorders>
             <w:shd w:val="clear" w:color="auto" w:fill="D9E2F3"/>
-            <w:tcMar>
-              <w:top w:w="50" w:type="dxa"/>
-              <w:left w:w="90" w:type="dxa"/>
-              <w:bottom w:w="50" w:type="dxa"/>
-              <w:right w:w="90" w:type="dxa"/>
-            </w:tcMar>
           </w:tcPr>
           <w:p>
             <w:pPr>
@@ -19238,12 +17600,6 @@
               <w:right w:val="single" w:sz="6" w:space="0" w:color="1F3864"/>
             </w:tcBorders>
             <w:shd w:val="clear" w:color="auto" w:fill="D9E2F3"/>
-            <w:tcMar>
-              <w:top w:w="50" w:type="dxa"/>
-              <w:left w:w="90" w:type="dxa"/>
-              <w:bottom w:w="50" w:type="dxa"/>
-              <w:right w:w="90" w:type="dxa"/>
-            </w:tcMar>
           </w:tcPr>
           <w:p>
             <w:pPr>
@@ -19274,12 +17630,6 @@
               <w:right w:val="single" w:sz="6" w:space="0" w:color="1F3864"/>
             </w:tcBorders>
             <w:shd w:val="clear" w:color="auto" w:fill="D9E2F3"/>
-            <w:tcMar>
-              <w:top w:w="50" w:type="dxa"/>
-              <w:left w:w="90" w:type="dxa"/>
-              <w:bottom w:w="50" w:type="dxa"/>
-              <w:right w:w="90" w:type="dxa"/>
-            </w:tcMar>
           </w:tcPr>
           <w:p>
             <w:pPr>
@@ -19310,12 +17660,6 @@
               <w:right w:val="single" w:sz="6" w:space="0" w:color="1F3864"/>
             </w:tcBorders>
             <w:shd w:val="clear" w:color="auto" w:fill="D9E2F3"/>
-            <w:tcMar>
-              <w:top w:w="50" w:type="dxa"/>
-              <w:left w:w="90" w:type="dxa"/>
-              <w:bottom w:w="50" w:type="dxa"/>
-              <w:right w:w="90" w:type="dxa"/>
-            </w:tcMar>
           </w:tcPr>
           <w:p>
             <w:pPr>
@@ -19352,8 +17696,10 @@
         </w:tblBorders>
         <w:tblLayout w:type="fixed"/>
         <w:tblCellMar>
-          <w:left w:w="10" w:type="dxa"/>
-          <w:right w:w="10" w:type="dxa"/>
+          <w:top w:w="40" w:type="dxa"/>
+          <w:left w:w="90" w:type="dxa"/>
+          <w:bottom w:w="40" w:type="dxa"/>
+          <w:right w:w="90" w:type="dxa"/>
         </w:tblCellMar>
         <w:tblLook w:val="04A0" w:firstRow="1" w:lastRow="0" w:firstColumn="1" w:lastColumn="0" w:noHBand="0" w:noVBand="1"/>
       </w:tblPr>
@@ -19376,12 +17722,6 @@
               <w:right w:val="single" w:sz="6" w:space="0" w:color="1F3864"/>
             </w:tcBorders>
             <w:shd w:val="clear" w:color="auto" w:fill="D9E2F3"/>
-            <w:tcMar>
-              <w:top w:w="50" w:type="dxa"/>
-              <w:left w:w="90" w:type="dxa"/>
-              <w:bottom w:w="50" w:type="dxa"/>
-              <w:right w:w="90" w:type="dxa"/>
-            </w:tcMar>
           </w:tcPr>
           <w:p>
             <w:pPr>
@@ -19423,12 +17763,6 @@
               <w:right w:val="single" w:sz="6" w:space="0" w:color="1F3864"/>
             </w:tcBorders>
             <w:shd w:val="clear" w:color="auto" w:fill="D9E2F3"/>
-            <w:tcMar>
-              <w:top w:w="50" w:type="dxa"/>
-              <w:left w:w="90" w:type="dxa"/>
-              <w:bottom w:w="50" w:type="dxa"/>
-              <w:right w:w="90" w:type="dxa"/>
-            </w:tcMar>
           </w:tcPr>
           <w:p>
             <w:pPr>
@@ -19463,12 +17797,6 @@
               <w:right w:val="single" w:sz="6" w:space="0" w:color="1F3864"/>
             </w:tcBorders>
             <w:shd w:val="clear" w:color="auto" w:fill="4472C4"/>
-            <w:tcMar>
-              <w:top w:w="50" w:type="dxa"/>
-              <w:left w:w="90" w:type="dxa"/>
-              <w:bottom w:w="50" w:type="dxa"/>
-              <w:right w:w="90" w:type="dxa"/>
-            </w:tcMar>
           </w:tcPr>
           <w:p>
             <w:pPr>
@@ -19507,12 +17835,6 @@
               <w:right w:val="single" w:sz="6" w:space="0" w:color="1F3864"/>
             </w:tcBorders>
             <w:shd w:val="clear" w:color="auto" w:fill="4472C4"/>
-            <w:tcMar>
-              <w:top w:w="50" w:type="dxa"/>
-              <w:left w:w="90" w:type="dxa"/>
-              <w:bottom w:w="50" w:type="dxa"/>
-              <w:right w:w="90" w:type="dxa"/>
-            </w:tcMar>
           </w:tcPr>
           <w:p>
             <w:pPr>
@@ -19551,12 +17873,6 @@
               <w:right w:val="single" w:sz="6" w:space="0" w:color="1F3864"/>
             </w:tcBorders>
             <w:shd w:val="clear" w:color="auto" w:fill="4472C4"/>
-            <w:tcMar>
-              <w:top w:w="50" w:type="dxa"/>
-              <w:left w:w="90" w:type="dxa"/>
-              <w:bottom w:w="50" w:type="dxa"/>
-              <w:right w:w="90" w:type="dxa"/>
-            </w:tcMar>
           </w:tcPr>
           <w:p>
             <w:pPr>
@@ -19595,12 +17911,6 @@
               <w:right w:val="single" w:sz="6" w:space="0" w:color="1F3864"/>
             </w:tcBorders>
             <w:shd w:val="clear" w:color="auto" w:fill="4472C4"/>
-            <w:tcMar>
-              <w:top w:w="50" w:type="dxa"/>
-              <w:left w:w="90" w:type="dxa"/>
-              <w:bottom w:w="50" w:type="dxa"/>
-              <w:right w:w="90" w:type="dxa"/>
-            </w:tcMar>
           </w:tcPr>
           <w:p>
             <w:pPr>
@@ -19642,12 +17952,6 @@
               <w:right w:val="single" w:sz="6" w:space="0" w:color="1F3864"/>
             </w:tcBorders>
             <w:shd w:val="clear" w:color="auto" w:fill="D9E2F3"/>
-            <w:tcMar>
-              <w:top w:w="50" w:type="dxa"/>
-              <w:left w:w="90" w:type="dxa"/>
-              <w:bottom w:w="50" w:type="dxa"/>
-              <w:right w:w="90" w:type="dxa"/>
-            </w:tcMar>
           </w:tcPr>
           <w:p>
             <w:pPr>
@@ -19679,12 +17983,6 @@
               <w:right w:val="single" w:sz="6" w:space="0" w:color="1F3864"/>
             </w:tcBorders>
             <w:shd w:val="clear" w:color="auto" w:fill="D9E2F3"/>
-            <w:tcMar>
-              <w:top w:w="50" w:type="dxa"/>
-              <w:left w:w="90" w:type="dxa"/>
-              <w:bottom w:w="50" w:type="dxa"/>
-              <w:right w:w="90" w:type="dxa"/>
-            </w:tcMar>
           </w:tcPr>
           <w:p>
             <w:pPr>
@@ -19716,12 +18014,6 @@
               <w:right w:val="single" w:sz="6" w:space="0" w:color="1F3864"/>
             </w:tcBorders>
             <w:shd w:val="clear" w:color="auto" w:fill="D9E2F3"/>
-            <w:tcMar>
-              <w:top w:w="50" w:type="dxa"/>
-              <w:left w:w="90" w:type="dxa"/>
-              <w:bottom w:w="50" w:type="dxa"/>
-              <w:right w:w="90" w:type="dxa"/>
-            </w:tcMar>
           </w:tcPr>
           <w:p>
             <w:pPr>
@@ -19753,12 +18045,6 @@
               <w:right w:val="single" w:sz="6" w:space="0" w:color="1F3864"/>
             </w:tcBorders>
             <w:shd w:val="clear" w:color="auto" w:fill="D9E2F3"/>
-            <w:tcMar>
-              <w:top w:w="50" w:type="dxa"/>
-              <w:left w:w="90" w:type="dxa"/>
-              <w:bottom w:w="50" w:type="dxa"/>
-              <w:right w:w="90" w:type="dxa"/>
-            </w:tcMar>
           </w:tcPr>
           <w:p>
             <w:pPr>
@@ -19793,12 +18079,6 @@
               <w:right w:val="single" w:sz="6" w:space="0" w:color="1F3864"/>
             </w:tcBorders>
             <w:shd w:val="clear" w:color="auto" w:fill="D9E2F3"/>
-            <w:tcMar>
-              <w:top w:w="50" w:type="dxa"/>
-              <w:left w:w="90" w:type="dxa"/>
-              <w:bottom w:w="50" w:type="dxa"/>
-              <w:right w:w="90" w:type="dxa"/>
-            </w:tcMar>
           </w:tcPr>
           <w:p>
             <w:pPr>
@@ -19830,12 +18110,6 @@
               <w:right w:val="single" w:sz="6" w:space="0" w:color="1F3864"/>
             </w:tcBorders>
             <w:shd w:val="clear" w:color="auto" w:fill="D9E2F3"/>
-            <w:tcMar>
-              <w:top w:w="50" w:type="dxa"/>
-              <w:left w:w="90" w:type="dxa"/>
-              <w:bottom w:w="50" w:type="dxa"/>
-              <w:right w:w="90" w:type="dxa"/>
-            </w:tcMar>
           </w:tcPr>
           <w:p>
             <w:pPr>
@@ -19867,12 +18141,6 @@
               <w:right w:val="single" w:sz="6" w:space="0" w:color="1F3864"/>
             </w:tcBorders>
             <w:shd w:val="clear" w:color="auto" w:fill="D9E2F3"/>
-            <w:tcMar>
-              <w:top w:w="50" w:type="dxa"/>
-              <w:left w:w="90" w:type="dxa"/>
-              <w:bottom w:w="50" w:type="dxa"/>
-              <w:right w:w="90" w:type="dxa"/>
-            </w:tcMar>
           </w:tcPr>
           <w:p>
             <w:pPr>
@@ -19904,12 +18172,6 @@
               <w:right w:val="single" w:sz="6" w:space="0" w:color="1F3864"/>
             </w:tcBorders>
             <w:shd w:val="clear" w:color="auto" w:fill="D9E2F3"/>
-            <w:tcMar>
-              <w:top w:w="50" w:type="dxa"/>
-              <w:left w:w="90" w:type="dxa"/>
-              <w:bottom w:w="50" w:type="dxa"/>
-              <w:right w:w="90" w:type="dxa"/>
-            </w:tcMar>
           </w:tcPr>
           <w:p>
             <w:pPr>
@@ -19944,12 +18206,6 @@
               <w:right w:val="single" w:sz="6" w:space="0" w:color="1F3864"/>
             </w:tcBorders>
             <w:shd w:val="clear" w:color="auto" w:fill="D9E2F3"/>
-            <w:tcMar>
-              <w:top w:w="50" w:type="dxa"/>
-              <w:left w:w="90" w:type="dxa"/>
-              <w:bottom w:w="50" w:type="dxa"/>
-              <w:right w:w="90" w:type="dxa"/>
-            </w:tcMar>
           </w:tcPr>
           <w:p>
             <w:pPr>
@@ -19980,12 +18236,6 @@
               <w:right w:val="single" w:sz="6" w:space="0" w:color="1F3864"/>
             </w:tcBorders>
             <w:shd w:val="clear" w:color="auto" w:fill="D9E2F3"/>
-            <w:tcMar>
-              <w:top w:w="50" w:type="dxa"/>
-              <w:left w:w="90" w:type="dxa"/>
-              <w:bottom w:w="50" w:type="dxa"/>
-              <w:right w:w="90" w:type="dxa"/>
-            </w:tcMar>
           </w:tcPr>
           <w:p>
             <w:pPr>
@@ -20016,12 +18266,6 @@
               <w:right w:val="single" w:sz="6" w:space="0" w:color="1F3864"/>
             </w:tcBorders>
             <w:shd w:val="clear" w:color="auto" w:fill="D9E2F3"/>
-            <w:tcMar>
-              <w:top w:w="50" w:type="dxa"/>
-              <w:left w:w="90" w:type="dxa"/>
-              <w:bottom w:w="50" w:type="dxa"/>
-              <w:right w:w="90" w:type="dxa"/>
-            </w:tcMar>
           </w:tcPr>
           <w:p>
             <w:pPr>
@@ -20052,12 +18296,6 @@
               <w:right w:val="single" w:sz="6" w:space="0" w:color="1F3864"/>
             </w:tcBorders>
             <w:shd w:val="clear" w:color="auto" w:fill="D9E2F3"/>
-            <w:tcMar>
-              <w:top w:w="50" w:type="dxa"/>
-              <w:left w:w="90" w:type="dxa"/>
-              <w:bottom w:w="50" w:type="dxa"/>
-              <w:right w:w="90" w:type="dxa"/>
-            </w:tcMar>
           </w:tcPr>
           <w:p>
             <w:pPr>
@@ -20094,8 +18332,10 @@
         </w:tblBorders>
         <w:tblLayout w:type="fixed"/>
         <w:tblCellMar>
-          <w:left w:w="10" w:type="dxa"/>
-          <w:right w:w="10" w:type="dxa"/>
+          <w:top w:w="40" w:type="dxa"/>
+          <w:left w:w="90" w:type="dxa"/>
+          <w:bottom w:w="40" w:type="dxa"/>
+          <w:right w:w="90" w:type="dxa"/>
         </w:tblCellMar>
         <w:tblLook w:val="04A0" w:firstRow="1" w:lastRow="0" w:firstColumn="1" w:lastColumn="0" w:noHBand="0" w:noVBand="1"/>
       </w:tblPr>
@@ -20118,12 +18358,6 @@
               <w:right w:val="single" w:sz="6" w:space="0" w:color="1F3864"/>
             </w:tcBorders>
             <w:shd w:val="clear" w:color="auto" w:fill="D9E2F3"/>
-            <w:tcMar>
-              <w:top w:w="50" w:type="dxa"/>
-              <w:left w:w="90" w:type="dxa"/>
-              <w:bottom w:w="50" w:type="dxa"/>
-              <w:right w:w="90" w:type="dxa"/>
-            </w:tcMar>
           </w:tcPr>
           <w:p>
             <w:pPr>
@@ -20165,12 +18399,6 @@
               <w:right w:val="single" w:sz="6" w:space="0" w:color="1F3864"/>
             </w:tcBorders>
             <w:shd w:val="clear" w:color="auto" w:fill="D9E2F3"/>
-            <w:tcMar>
-              <w:top w:w="50" w:type="dxa"/>
-              <w:left w:w="90" w:type="dxa"/>
-              <w:bottom w:w="50" w:type="dxa"/>
-              <w:right w:w="90" w:type="dxa"/>
-            </w:tcMar>
           </w:tcPr>
           <w:p>
             <w:pPr>
@@ -20205,12 +18433,6 @@
               <w:right w:val="single" w:sz="6" w:space="0" w:color="1F3864"/>
             </w:tcBorders>
             <w:shd w:val="clear" w:color="auto" w:fill="4472C4"/>
-            <w:tcMar>
-              <w:top w:w="50" w:type="dxa"/>
-              <w:left w:w="90" w:type="dxa"/>
-              <w:bottom w:w="50" w:type="dxa"/>
-              <w:right w:w="90" w:type="dxa"/>
-            </w:tcMar>
           </w:tcPr>
           <w:p>
             <w:pPr>
@@ -20249,12 +18471,6 @@
               <w:right w:val="single" w:sz="6" w:space="0" w:color="1F3864"/>
             </w:tcBorders>
             <w:shd w:val="clear" w:color="auto" w:fill="4472C4"/>
-            <w:tcMar>
-              <w:top w:w="50" w:type="dxa"/>
-              <w:left w:w="90" w:type="dxa"/>
-              <w:bottom w:w="50" w:type="dxa"/>
-              <w:right w:w="90" w:type="dxa"/>
-            </w:tcMar>
           </w:tcPr>
           <w:p>
             <w:pPr>
@@ -20293,12 +18509,6 @@
               <w:right w:val="single" w:sz="6" w:space="0" w:color="1F3864"/>
             </w:tcBorders>
             <w:shd w:val="clear" w:color="auto" w:fill="4472C4"/>
-            <w:tcMar>
-              <w:top w:w="50" w:type="dxa"/>
-              <w:left w:w="90" w:type="dxa"/>
-              <w:bottom w:w="50" w:type="dxa"/>
-              <w:right w:w="90" w:type="dxa"/>
-            </w:tcMar>
           </w:tcPr>
           <w:p>
             <w:pPr>
@@ -20337,12 +18547,6 @@
               <w:right w:val="single" w:sz="6" w:space="0" w:color="1F3864"/>
             </w:tcBorders>
             <w:shd w:val="clear" w:color="auto" w:fill="4472C4"/>
-            <w:tcMar>
-              <w:top w:w="50" w:type="dxa"/>
-              <w:left w:w="90" w:type="dxa"/>
-              <w:bottom w:w="50" w:type="dxa"/>
-              <w:right w:w="90" w:type="dxa"/>
-            </w:tcMar>
           </w:tcPr>
           <w:p>
             <w:pPr>
@@ -20384,12 +18588,6 @@
               <w:right w:val="single" w:sz="6" w:space="0" w:color="1F3864"/>
             </w:tcBorders>
             <w:shd w:val="clear" w:color="auto" w:fill="D9E2F3"/>
-            <w:tcMar>
-              <w:top w:w="50" w:type="dxa"/>
-              <w:left w:w="90" w:type="dxa"/>
-              <w:bottom w:w="50" w:type="dxa"/>
-              <w:right w:w="90" w:type="dxa"/>
-            </w:tcMar>
           </w:tcPr>
           <w:p>
             <w:pPr>
@@ -20421,12 +18619,6 @@
               <w:right w:val="single" w:sz="6" w:space="0" w:color="1F3864"/>
             </w:tcBorders>
             <w:shd w:val="clear" w:color="auto" w:fill="D9E2F3"/>
-            <w:tcMar>
-              <w:top w:w="50" w:type="dxa"/>
-              <w:left w:w="90" w:type="dxa"/>
-              <w:bottom w:w="50" w:type="dxa"/>
-              <w:right w:w="90" w:type="dxa"/>
-            </w:tcMar>
           </w:tcPr>
           <w:p>
             <w:pPr>
@@ -20458,12 +18650,6 @@
               <w:right w:val="single" w:sz="6" w:space="0" w:color="1F3864"/>
             </w:tcBorders>
             <w:shd w:val="clear" w:color="auto" w:fill="D9E2F3"/>
-            <w:tcMar>
-              <w:top w:w="50" w:type="dxa"/>
-              <w:left w:w="90" w:type="dxa"/>
-              <w:bottom w:w="50" w:type="dxa"/>
-              <w:right w:w="90" w:type="dxa"/>
-            </w:tcMar>
           </w:tcPr>
           <w:p>
             <w:pPr>
@@ -20495,12 +18681,6 @@
               <w:right w:val="single" w:sz="6" w:space="0" w:color="1F3864"/>
             </w:tcBorders>
             <w:shd w:val="clear" w:color="auto" w:fill="D9E2F3"/>
-            <w:tcMar>
-              <w:top w:w="50" w:type="dxa"/>
-              <w:left w:w="90" w:type="dxa"/>
-              <w:bottom w:w="50" w:type="dxa"/>
-              <w:right w:w="90" w:type="dxa"/>
-            </w:tcMar>
           </w:tcPr>
           <w:p>
             <w:pPr>
@@ -20535,12 +18715,6 @@
               <w:right w:val="single" w:sz="6" w:space="0" w:color="1F3864"/>
             </w:tcBorders>
             <w:shd w:val="clear" w:color="auto" w:fill="D9E2F3"/>
-            <w:tcMar>
-              <w:top w:w="50" w:type="dxa"/>
-              <w:left w:w="90" w:type="dxa"/>
-              <w:bottom w:w="50" w:type="dxa"/>
-              <w:right w:w="90" w:type="dxa"/>
-            </w:tcMar>
           </w:tcPr>
           <w:p>
             <w:pPr>
@@ -20572,12 +18746,6 @@
               <w:right w:val="single" w:sz="6" w:space="0" w:color="1F3864"/>
             </w:tcBorders>
             <w:shd w:val="clear" w:color="auto" w:fill="D9E2F3"/>
-            <w:tcMar>
-              <w:top w:w="50" w:type="dxa"/>
-              <w:left w:w="90" w:type="dxa"/>
-              <w:bottom w:w="50" w:type="dxa"/>
-              <w:right w:w="90" w:type="dxa"/>
-            </w:tcMar>
           </w:tcPr>
           <w:p>
             <w:pPr>
@@ -20609,12 +18777,6 @@
               <w:right w:val="single" w:sz="6" w:space="0" w:color="1F3864"/>
             </w:tcBorders>
             <w:shd w:val="clear" w:color="auto" w:fill="D9E2F3"/>
-            <w:tcMar>
-              <w:top w:w="50" w:type="dxa"/>
-              <w:left w:w="90" w:type="dxa"/>
-              <w:bottom w:w="50" w:type="dxa"/>
-              <w:right w:w="90" w:type="dxa"/>
-            </w:tcMar>
           </w:tcPr>
           <w:p>
             <w:pPr>
@@ -20646,12 +18808,6 @@
               <w:right w:val="single" w:sz="6" w:space="0" w:color="1F3864"/>
             </w:tcBorders>
             <w:shd w:val="clear" w:color="auto" w:fill="D9E2F3"/>
-            <w:tcMar>
-              <w:top w:w="50" w:type="dxa"/>
-              <w:left w:w="90" w:type="dxa"/>
-              <w:bottom w:w="50" w:type="dxa"/>
-              <w:right w:w="90" w:type="dxa"/>
-            </w:tcMar>
           </w:tcPr>
           <w:p>
             <w:pPr>
@@ -20686,12 +18842,6 @@
               <w:right w:val="single" w:sz="6" w:space="0" w:color="1F3864"/>
             </w:tcBorders>
             <w:shd w:val="clear" w:color="auto" w:fill="D9E2F3"/>
-            <w:tcMar>
-              <w:top w:w="50" w:type="dxa"/>
-              <w:left w:w="90" w:type="dxa"/>
-              <w:bottom w:w="50" w:type="dxa"/>
-              <w:right w:w="90" w:type="dxa"/>
-            </w:tcMar>
           </w:tcPr>
           <w:p>
             <w:pPr>
@@ -20722,12 +18872,6 @@
               <w:right w:val="single" w:sz="6" w:space="0" w:color="1F3864"/>
             </w:tcBorders>
             <w:shd w:val="clear" w:color="auto" w:fill="D9E2F3"/>
-            <w:tcMar>
-              <w:top w:w="50" w:type="dxa"/>
-              <w:left w:w="90" w:type="dxa"/>
-              <w:bottom w:w="50" w:type="dxa"/>
-              <w:right w:w="90" w:type="dxa"/>
-            </w:tcMar>
           </w:tcPr>
           <w:p>
             <w:pPr>
@@ -20758,12 +18902,6 @@
               <w:right w:val="single" w:sz="6" w:space="0" w:color="1F3864"/>
             </w:tcBorders>
             <w:shd w:val="clear" w:color="auto" w:fill="D9E2F3"/>
-            <w:tcMar>
-              <w:top w:w="50" w:type="dxa"/>
-              <w:left w:w="90" w:type="dxa"/>
-              <w:bottom w:w="50" w:type="dxa"/>
-              <w:right w:w="90" w:type="dxa"/>
-            </w:tcMar>
           </w:tcPr>
           <w:p>
             <w:pPr>
@@ -20794,12 +18932,6 @@
               <w:right w:val="single" w:sz="6" w:space="0" w:color="1F3864"/>
             </w:tcBorders>
             <w:shd w:val="clear" w:color="auto" w:fill="D9E2F3"/>
-            <w:tcMar>
-              <w:top w:w="50" w:type="dxa"/>
-              <w:left w:w="90" w:type="dxa"/>
-              <w:bottom w:w="50" w:type="dxa"/>
-              <w:right w:w="90" w:type="dxa"/>
-            </w:tcMar>
           </w:tcPr>
           <w:p>
             <w:pPr>
@@ -20836,8 +18968,10 @@
         </w:tblBorders>
         <w:tblLayout w:type="fixed"/>
         <w:tblCellMar>
-          <w:left w:w="10" w:type="dxa"/>
-          <w:right w:w="10" w:type="dxa"/>
+          <w:top w:w="40" w:type="dxa"/>
+          <w:left w:w="90" w:type="dxa"/>
+          <w:bottom w:w="40" w:type="dxa"/>
+          <w:right w:w="90" w:type="dxa"/>
         </w:tblCellMar>
         <w:tblLook w:val="04A0" w:firstRow="1" w:lastRow="0" w:firstColumn="1" w:lastColumn="0" w:noHBand="0" w:noVBand="1"/>
       </w:tblPr>
@@ -20860,12 +18994,6 @@
               <w:right w:val="single" w:sz="6" w:space="0" w:color="1F3864"/>
             </w:tcBorders>
             <w:shd w:val="clear" w:color="auto" w:fill="D9E2F3"/>
-            <w:tcMar>
-              <w:top w:w="50" w:type="dxa"/>
-              <w:left w:w="90" w:type="dxa"/>
-              <w:bottom w:w="50" w:type="dxa"/>
-              <w:right w:w="90" w:type="dxa"/>
-            </w:tcMar>
           </w:tcPr>
           <w:p>
             <w:pPr>
@@ -20908,12 +19036,6 @@
               <w:right w:val="single" w:sz="6" w:space="0" w:color="1F3864"/>
             </w:tcBorders>
             <w:shd w:val="clear" w:color="auto" w:fill="D9E2F3"/>
-            <w:tcMar>
-              <w:top w:w="50" w:type="dxa"/>
-              <w:left w:w="90" w:type="dxa"/>
-              <w:bottom w:w="50" w:type="dxa"/>
-              <w:right w:w="90" w:type="dxa"/>
-            </w:tcMar>
           </w:tcPr>
           <w:p>
             <w:pPr>
@@ -20948,12 +19070,6 @@
               <w:right w:val="single" w:sz="6" w:space="0" w:color="1F3864"/>
             </w:tcBorders>
             <w:shd w:val="clear" w:color="auto" w:fill="4472C4"/>
-            <w:tcMar>
-              <w:top w:w="50" w:type="dxa"/>
-              <w:left w:w="90" w:type="dxa"/>
-              <w:bottom w:w="50" w:type="dxa"/>
-              <w:right w:w="90" w:type="dxa"/>
-            </w:tcMar>
           </w:tcPr>
           <w:p>
             <w:pPr>
@@ -20992,12 +19108,6 @@
               <w:right w:val="single" w:sz="6" w:space="0" w:color="1F3864"/>
             </w:tcBorders>
             <w:shd w:val="clear" w:color="auto" w:fill="4472C4"/>
-            <w:tcMar>
-              <w:top w:w="50" w:type="dxa"/>
-              <w:left w:w="90" w:type="dxa"/>
-              <w:bottom w:w="50" w:type="dxa"/>
-              <w:right w:w="90" w:type="dxa"/>
-            </w:tcMar>
           </w:tcPr>
           <w:p>
             <w:pPr>
@@ -21036,12 +19146,6 @@
               <w:right w:val="single" w:sz="6" w:space="0" w:color="1F3864"/>
             </w:tcBorders>
             <w:shd w:val="clear" w:color="auto" w:fill="4472C4"/>
-            <w:tcMar>
-              <w:top w:w="50" w:type="dxa"/>
-              <w:left w:w="90" w:type="dxa"/>
-              <w:bottom w:w="50" w:type="dxa"/>
-              <w:right w:w="90" w:type="dxa"/>
-            </w:tcMar>
           </w:tcPr>
           <w:p>
             <w:pPr>
@@ -21080,12 +19184,6 @@
               <w:right w:val="single" w:sz="6" w:space="0" w:color="1F3864"/>
             </w:tcBorders>
             <w:shd w:val="clear" w:color="auto" w:fill="4472C4"/>
-            <w:tcMar>
-              <w:top w:w="50" w:type="dxa"/>
-              <w:left w:w="90" w:type="dxa"/>
-              <w:bottom w:w="50" w:type="dxa"/>
-              <w:right w:w="90" w:type="dxa"/>
-            </w:tcMar>
           </w:tcPr>
           <w:p>
             <w:pPr>
@@ -21127,12 +19225,6 @@
               <w:right w:val="single" w:sz="6" w:space="0" w:color="1F3864"/>
             </w:tcBorders>
             <w:shd w:val="clear" w:color="auto" w:fill="D9E2F3"/>
-            <w:tcMar>
-              <w:top w:w="50" w:type="dxa"/>
-              <w:left w:w="90" w:type="dxa"/>
-              <w:bottom w:w="50" w:type="dxa"/>
-              <w:right w:w="90" w:type="dxa"/>
-            </w:tcMar>
           </w:tcPr>
           <w:p>
             <w:pPr>
@@ -21164,12 +19256,6 @@
               <w:right w:val="single" w:sz="6" w:space="0" w:color="1F3864"/>
             </w:tcBorders>
             <w:shd w:val="clear" w:color="auto" w:fill="D9E2F3"/>
-            <w:tcMar>
-              <w:top w:w="50" w:type="dxa"/>
-              <w:left w:w="90" w:type="dxa"/>
-              <w:bottom w:w="50" w:type="dxa"/>
-              <w:right w:w="90" w:type="dxa"/>
-            </w:tcMar>
           </w:tcPr>
           <w:p>
             <w:pPr>
@@ -21201,12 +19287,6 @@
               <w:right w:val="single" w:sz="6" w:space="0" w:color="1F3864"/>
             </w:tcBorders>
             <w:shd w:val="clear" w:color="auto" w:fill="D9E2F3"/>
-            <w:tcMar>
-              <w:top w:w="50" w:type="dxa"/>
-              <w:left w:w="90" w:type="dxa"/>
-              <w:bottom w:w="50" w:type="dxa"/>
-              <w:right w:w="90" w:type="dxa"/>
-            </w:tcMar>
           </w:tcPr>
           <w:p>
             <w:pPr>
@@ -21238,12 +19318,6 @@
               <w:right w:val="single" w:sz="6" w:space="0" w:color="1F3864"/>
             </w:tcBorders>
             <w:shd w:val="clear" w:color="auto" w:fill="D9E2F3"/>
-            <w:tcMar>
-              <w:top w:w="50" w:type="dxa"/>
-              <w:left w:w="90" w:type="dxa"/>
-              <w:bottom w:w="50" w:type="dxa"/>
-              <w:right w:w="90" w:type="dxa"/>
-            </w:tcMar>
           </w:tcPr>
           <w:p>
             <w:pPr>
@@ -21278,12 +19352,6 @@
               <w:right w:val="single" w:sz="6" w:space="0" w:color="1F3864"/>
             </w:tcBorders>
             <w:shd w:val="clear" w:color="auto" w:fill="D9E2F3"/>
-            <w:tcMar>
-              <w:top w:w="50" w:type="dxa"/>
-              <w:left w:w="90" w:type="dxa"/>
-              <w:bottom w:w="50" w:type="dxa"/>
-              <w:right w:w="90" w:type="dxa"/>
-            </w:tcMar>
           </w:tcPr>
           <w:p>
             <w:pPr>
@@ -21315,12 +19383,6 @@
               <w:right w:val="single" w:sz="6" w:space="0" w:color="1F3864"/>
             </w:tcBorders>
             <w:shd w:val="clear" w:color="auto" w:fill="D9E2F3"/>
-            <w:tcMar>
-              <w:top w:w="50" w:type="dxa"/>
-              <w:left w:w="90" w:type="dxa"/>
-              <w:bottom w:w="50" w:type="dxa"/>
-              <w:right w:w="90" w:type="dxa"/>
-            </w:tcMar>
           </w:tcPr>
           <w:p>
             <w:pPr>
@@ -21352,12 +19414,6 @@
               <w:right w:val="single" w:sz="6" w:space="0" w:color="1F3864"/>
             </w:tcBorders>
             <w:shd w:val="clear" w:color="auto" w:fill="D9E2F3"/>
-            <w:tcMar>
-              <w:top w:w="50" w:type="dxa"/>
-              <w:left w:w="90" w:type="dxa"/>
-              <w:bottom w:w="50" w:type="dxa"/>
-              <w:right w:w="90" w:type="dxa"/>
-            </w:tcMar>
           </w:tcPr>
           <w:p>
             <w:pPr>
@@ -21389,12 +19445,6 @@
               <w:right w:val="single" w:sz="6" w:space="0" w:color="1F3864"/>
             </w:tcBorders>
             <w:shd w:val="clear" w:color="auto" w:fill="D9E2F3"/>
-            <w:tcMar>
-              <w:top w:w="50" w:type="dxa"/>
-              <w:left w:w="90" w:type="dxa"/>
-              <w:bottom w:w="50" w:type="dxa"/>
-              <w:right w:w="90" w:type="dxa"/>
-            </w:tcMar>
           </w:tcPr>
           <w:p>
             <w:pPr>
@@ -21429,12 +19479,6 @@
               <w:right w:val="single" w:sz="6" w:space="0" w:color="1F3864"/>
             </w:tcBorders>
             <w:shd w:val="clear" w:color="auto" w:fill="D9E2F3"/>
-            <w:tcMar>
-              <w:top w:w="50" w:type="dxa"/>
-              <w:left w:w="90" w:type="dxa"/>
-              <w:bottom w:w="50" w:type="dxa"/>
-              <w:right w:w="90" w:type="dxa"/>
-            </w:tcMar>
           </w:tcPr>
           <w:p>
             <w:pPr>
@@ -21465,12 +19509,6 @@
               <w:right w:val="single" w:sz="6" w:space="0" w:color="1F3864"/>
             </w:tcBorders>
             <w:shd w:val="clear" w:color="auto" w:fill="D9E2F3"/>
-            <w:tcMar>
-              <w:top w:w="50" w:type="dxa"/>
-              <w:left w:w="90" w:type="dxa"/>
-              <w:bottom w:w="50" w:type="dxa"/>
-              <w:right w:w="90" w:type="dxa"/>
-            </w:tcMar>
           </w:tcPr>
           <w:p>
             <w:pPr>
@@ -21501,12 +19539,6 @@
               <w:right w:val="single" w:sz="6" w:space="0" w:color="1F3864"/>
             </w:tcBorders>
             <w:shd w:val="clear" w:color="auto" w:fill="D9E2F3"/>
-            <w:tcMar>
-              <w:top w:w="50" w:type="dxa"/>
-              <w:left w:w="90" w:type="dxa"/>
-              <w:bottom w:w="50" w:type="dxa"/>
-              <w:right w:w="90" w:type="dxa"/>
-            </w:tcMar>
           </w:tcPr>
           <w:p>
             <w:pPr>
@@ -21537,12 +19569,6 @@
               <w:right w:val="single" w:sz="6" w:space="0" w:color="1F3864"/>
             </w:tcBorders>
             <w:shd w:val="clear" w:color="auto" w:fill="D9E2F3"/>
-            <w:tcMar>
-              <w:top w:w="50" w:type="dxa"/>
-              <w:left w:w="90" w:type="dxa"/>
-              <w:bottom w:w="50" w:type="dxa"/>
-              <w:right w:w="90" w:type="dxa"/>
-            </w:tcMar>
           </w:tcPr>
           <w:p>
             <w:pPr>
@@ -21579,8 +19605,10 @@
         </w:tblBorders>
         <w:tblLayout w:type="fixed"/>
         <w:tblCellMar>
-          <w:left w:w="10" w:type="dxa"/>
-          <w:right w:w="10" w:type="dxa"/>
+          <w:top w:w="40" w:type="dxa"/>
+          <w:left w:w="90" w:type="dxa"/>
+          <w:bottom w:w="40" w:type="dxa"/>
+          <w:right w:w="90" w:type="dxa"/>
         </w:tblCellMar>
         <w:tblLook w:val="04A0" w:firstRow="1" w:lastRow="0" w:firstColumn="1" w:lastColumn="0" w:noHBand="0" w:noVBand="1"/>
       </w:tblPr>
@@ -21603,12 +19631,6 @@
               <w:right w:val="single" w:sz="6" w:space="0" w:color="1F3864"/>
             </w:tcBorders>
             <w:shd w:val="clear" w:color="auto" w:fill="D9E2F3"/>
-            <w:tcMar>
-              <w:top w:w="50" w:type="dxa"/>
-              <w:left w:w="90" w:type="dxa"/>
-              <w:bottom w:w="50" w:type="dxa"/>
-              <w:right w:w="90" w:type="dxa"/>
-            </w:tcMar>
           </w:tcPr>
           <w:p>
             <w:pPr>
@@ -21650,12 +19672,6 @@
               <w:right w:val="single" w:sz="6" w:space="0" w:color="1F3864"/>
             </w:tcBorders>
             <w:shd w:val="clear" w:color="auto" w:fill="D9E2F3"/>
-            <w:tcMar>
-              <w:top w:w="50" w:type="dxa"/>
-              <w:left w:w="90" w:type="dxa"/>
-              <w:bottom w:w="50" w:type="dxa"/>
-              <w:right w:w="90" w:type="dxa"/>
-            </w:tcMar>
           </w:tcPr>
           <w:p>
             <w:pPr>
@@ -21690,12 +19706,6 @@
               <w:right w:val="single" w:sz="6" w:space="0" w:color="1F3864"/>
             </w:tcBorders>
             <w:shd w:val="clear" w:color="auto" w:fill="4472C4"/>
-            <w:tcMar>
-              <w:top w:w="50" w:type="dxa"/>
-              <w:left w:w="90" w:type="dxa"/>
-              <w:bottom w:w="50" w:type="dxa"/>
-              <w:right w:w="90" w:type="dxa"/>
-            </w:tcMar>
           </w:tcPr>
           <w:p>
             <w:pPr>
@@ -21734,12 +19744,6 @@
               <w:right w:val="single" w:sz="6" w:space="0" w:color="1F3864"/>
             </w:tcBorders>
             <w:shd w:val="clear" w:color="auto" w:fill="4472C4"/>
-            <w:tcMar>
-              <w:top w:w="50" w:type="dxa"/>
-              <w:left w:w="90" w:type="dxa"/>
-              <w:bottom w:w="50" w:type="dxa"/>
-              <w:right w:w="90" w:type="dxa"/>
-            </w:tcMar>
           </w:tcPr>
           <w:p>
             <w:pPr>
@@ -21778,12 +19782,6 @@
               <w:right w:val="single" w:sz="6" w:space="0" w:color="1F3864"/>
             </w:tcBorders>
             <w:shd w:val="clear" w:color="auto" w:fill="4472C4"/>
-            <w:tcMar>
-              <w:top w:w="50" w:type="dxa"/>
-              <w:left w:w="90" w:type="dxa"/>
-              <w:bottom w:w="50" w:type="dxa"/>
-              <w:right w:w="90" w:type="dxa"/>
-            </w:tcMar>
           </w:tcPr>
           <w:p>
             <w:pPr>
@@ -21822,12 +19820,6 @@
               <w:right w:val="single" w:sz="6" w:space="0" w:color="1F3864"/>
             </w:tcBorders>
             <w:shd w:val="clear" w:color="auto" w:fill="4472C4"/>
-            <w:tcMar>
-              <w:top w:w="50" w:type="dxa"/>
-              <w:left w:w="90" w:type="dxa"/>
-              <w:bottom w:w="50" w:type="dxa"/>
-              <w:right w:w="90" w:type="dxa"/>
-            </w:tcMar>
           </w:tcPr>
           <w:p>
             <w:pPr>
@@ -21869,12 +19861,6 @@
               <w:right w:val="single" w:sz="6" w:space="0" w:color="1F3864"/>
             </w:tcBorders>
             <w:shd w:val="clear" w:color="auto" w:fill="D9E2F3"/>
-            <w:tcMar>
-              <w:top w:w="50" w:type="dxa"/>
-              <w:left w:w="90" w:type="dxa"/>
-              <w:bottom w:w="50" w:type="dxa"/>
-              <w:right w:w="90" w:type="dxa"/>
-            </w:tcMar>
           </w:tcPr>
           <w:p>
             <w:pPr>
@@ -21906,12 +19892,6 @@
               <w:right w:val="single" w:sz="6" w:space="0" w:color="1F3864"/>
             </w:tcBorders>
             <w:shd w:val="clear" w:color="auto" w:fill="D9E2F3"/>
-            <w:tcMar>
-              <w:top w:w="50" w:type="dxa"/>
-              <w:left w:w="90" w:type="dxa"/>
-              <w:bottom w:w="50" w:type="dxa"/>
-              <w:right w:w="90" w:type="dxa"/>
-            </w:tcMar>
           </w:tcPr>
           <w:p>
             <w:pPr>
@@ -21943,12 +19923,6 @@
               <w:right w:val="single" w:sz="6" w:space="0" w:color="1F3864"/>
             </w:tcBorders>
             <w:shd w:val="clear" w:color="auto" w:fill="D9E2F3"/>
-            <w:tcMar>
-              <w:top w:w="50" w:type="dxa"/>
-              <w:left w:w="90" w:type="dxa"/>
-              <w:bottom w:w="50" w:type="dxa"/>
-              <w:right w:w="90" w:type="dxa"/>
-            </w:tcMar>
           </w:tcPr>
           <w:p>
             <w:pPr>
@@ -21980,12 +19954,6 @@
               <w:right w:val="single" w:sz="6" w:space="0" w:color="1F3864"/>
             </w:tcBorders>
             <w:shd w:val="clear" w:color="auto" w:fill="D9E2F3"/>
-            <w:tcMar>
-              <w:top w:w="50" w:type="dxa"/>
-              <w:left w:w="90" w:type="dxa"/>
-              <w:bottom w:w="50" w:type="dxa"/>
-              <w:right w:w="90" w:type="dxa"/>
-            </w:tcMar>
           </w:tcPr>
           <w:p>
             <w:pPr>
@@ -22020,12 +19988,6 @@
               <w:right w:val="single" w:sz="6" w:space="0" w:color="1F3864"/>
             </w:tcBorders>
             <w:shd w:val="clear" w:color="auto" w:fill="D9E2F3"/>
-            <w:tcMar>
-              <w:top w:w="50" w:type="dxa"/>
-              <w:left w:w="90" w:type="dxa"/>
-              <w:bottom w:w="50" w:type="dxa"/>
-              <w:right w:w="90" w:type="dxa"/>
-            </w:tcMar>
           </w:tcPr>
           <w:p>
             <w:pPr>
@@ -22057,12 +20019,6 @@
               <w:right w:val="single" w:sz="6" w:space="0" w:color="1F3864"/>
             </w:tcBorders>
             <w:shd w:val="clear" w:color="auto" w:fill="D9E2F3"/>
-            <w:tcMar>
-              <w:top w:w="50" w:type="dxa"/>
-              <w:left w:w="90" w:type="dxa"/>
-              <w:bottom w:w="50" w:type="dxa"/>
-              <w:right w:w="90" w:type="dxa"/>
-            </w:tcMar>
           </w:tcPr>
           <w:p>
             <w:pPr>
@@ -22094,12 +20050,6 @@
               <w:right w:val="single" w:sz="6" w:space="0" w:color="1F3864"/>
             </w:tcBorders>
             <w:shd w:val="clear" w:color="auto" w:fill="D9E2F3"/>
-            <w:tcMar>
-              <w:top w:w="50" w:type="dxa"/>
-              <w:left w:w="90" w:type="dxa"/>
-              <w:bottom w:w="50" w:type="dxa"/>
-              <w:right w:w="90" w:type="dxa"/>
-            </w:tcMar>
           </w:tcPr>
           <w:p>
             <w:pPr>
@@ -22131,12 +20081,6 @@
               <w:right w:val="single" w:sz="6" w:space="0" w:color="1F3864"/>
             </w:tcBorders>
             <w:shd w:val="clear" w:color="auto" w:fill="D9E2F3"/>
-            <w:tcMar>
-              <w:top w:w="50" w:type="dxa"/>
-              <w:left w:w="90" w:type="dxa"/>
-              <w:bottom w:w="50" w:type="dxa"/>
-              <w:right w:w="90" w:type="dxa"/>
-            </w:tcMar>
           </w:tcPr>
           <w:p>
             <w:pPr>
@@ -22171,12 +20115,6 @@
               <w:right w:val="single" w:sz="6" w:space="0" w:color="1F3864"/>
             </w:tcBorders>
             <w:shd w:val="clear" w:color="auto" w:fill="D9E2F3"/>
-            <w:tcMar>
-              <w:top w:w="50" w:type="dxa"/>
-              <w:left w:w="90" w:type="dxa"/>
-              <w:bottom w:w="50" w:type="dxa"/>
-              <w:right w:w="90" w:type="dxa"/>
-            </w:tcMar>
           </w:tcPr>
           <w:p>
             <w:pPr>
@@ -22207,12 +20145,6 @@
               <w:right w:val="single" w:sz="6" w:space="0" w:color="1F3864"/>
             </w:tcBorders>
             <w:shd w:val="clear" w:color="auto" w:fill="D9E2F3"/>
-            <w:tcMar>
-              <w:top w:w="50" w:type="dxa"/>
-              <w:left w:w="90" w:type="dxa"/>
-              <w:bottom w:w="50" w:type="dxa"/>
-              <w:right w:w="90" w:type="dxa"/>
-            </w:tcMar>
           </w:tcPr>
           <w:p>
             <w:pPr>
@@ -22243,12 +20175,6 @@
               <w:right w:val="single" w:sz="6" w:space="0" w:color="1F3864"/>
             </w:tcBorders>
             <w:shd w:val="clear" w:color="auto" w:fill="D9E2F3"/>
-            <w:tcMar>
-              <w:top w:w="50" w:type="dxa"/>
-              <w:left w:w="90" w:type="dxa"/>
-              <w:bottom w:w="50" w:type="dxa"/>
-              <w:right w:w="90" w:type="dxa"/>
-            </w:tcMar>
           </w:tcPr>
           <w:p>
             <w:pPr>
@@ -22279,12 +20205,6 @@
               <w:right w:val="single" w:sz="6" w:space="0" w:color="1F3864"/>
             </w:tcBorders>
             <w:shd w:val="clear" w:color="auto" w:fill="D9E2F3"/>
-            <w:tcMar>
-              <w:top w:w="50" w:type="dxa"/>
-              <w:left w:w="90" w:type="dxa"/>
-              <w:bottom w:w="50" w:type="dxa"/>
-              <w:right w:w="90" w:type="dxa"/>
-            </w:tcMar>
           </w:tcPr>
           <w:p>
             <w:pPr>
@@ -22321,8 +20241,10 @@
         </w:tblBorders>
         <w:tblLayout w:type="fixed"/>
         <w:tblCellMar>
-          <w:left w:w="10" w:type="dxa"/>
-          <w:right w:w="10" w:type="dxa"/>
+          <w:top w:w="40" w:type="dxa"/>
+          <w:left w:w="90" w:type="dxa"/>
+          <w:bottom w:w="40" w:type="dxa"/>
+          <w:right w:w="90" w:type="dxa"/>
         </w:tblCellMar>
         <w:tblLook w:val="04A0" w:firstRow="1" w:lastRow="0" w:firstColumn="1" w:lastColumn="0" w:noHBand="0" w:noVBand="1"/>
       </w:tblPr>
@@ -22345,12 +20267,6 @@
               <w:right w:val="single" w:sz="6" w:space="0" w:color="1F3864"/>
             </w:tcBorders>
             <w:shd w:val="clear" w:color="auto" w:fill="D9E2F3"/>
-            <w:tcMar>
-              <w:top w:w="50" w:type="dxa"/>
-              <w:left w:w="90" w:type="dxa"/>
-              <w:bottom w:w="50" w:type="dxa"/>
-              <w:right w:w="90" w:type="dxa"/>
-            </w:tcMar>
           </w:tcPr>
           <w:p>
             <w:pPr>
@@ -22392,12 +20308,6 @@
               <w:right w:val="single" w:sz="6" w:space="0" w:color="1F3864"/>
             </w:tcBorders>
             <w:shd w:val="clear" w:color="auto" w:fill="D9E2F3"/>
-            <w:tcMar>
-              <w:top w:w="50" w:type="dxa"/>
-              <w:left w:w="90" w:type="dxa"/>
-              <w:bottom w:w="50" w:type="dxa"/>
-              <w:right w:w="90" w:type="dxa"/>
-            </w:tcMar>
           </w:tcPr>
           <w:p>
             <w:pPr>
@@ -22432,12 +20342,6 @@
               <w:right w:val="single" w:sz="6" w:space="0" w:color="1F3864"/>
             </w:tcBorders>
             <w:shd w:val="clear" w:color="auto" w:fill="4472C4"/>
-            <w:tcMar>
-              <w:top w:w="50" w:type="dxa"/>
-              <w:left w:w="90" w:type="dxa"/>
-              <w:bottom w:w="50" w:type="dxa"/>
-              <w:right w:w="90" w:type="dxa"/>
-            </w:tcMar>
           </w:tcPr>
           <w:p>
             <w:pPr>
@@ -22476,12 +20380,6 @@
               <w:right w:val="single" w:sz="6" w:space="0" w:color="1F3864"/>
             </w:tcBorders>
             <w:shd w:val="clear" w:color="auto" w:fill="4472C4"/>
-            <w:tcMar>
-              <w:top w:w="50" w:type="dxa"/>
-              <w:left w:w="90" w:type="dxa"/>
-              <w:bottom w:w="50" w:type="dxa"/>
-              <w:right w:w="90" w:type="dxa"/>
-            </w:tcMar>
           </w:tcPr>
           <w:p>
             <w:pPr>
@@ -22520,12 +20418,6 @@
               <w:right w:val="single" w:sz="6" w:space="0" w:color="1F3864"/>
             </w:tcBorders>
             <w:shd w:val="clear" w:color="auto" w:fill="4472C4"/>
-            <w:tcMar>
-              <w:top w:w="50" w:type="dxa"/>
-              <w:left w:w="90" w:type="dxa"/>
-              <w:bottom w:w="50" w:type="dxa"/>
-              <w:right w:w="90" w:type="dxa"/>
-            </w:tcMar>
           </w:tcPr>
           <w:p>
             <w:pPr>
@@ -22564,12 +20456,6 @@
               <w:right w:val="single" w:sz="6" w:space="0" w:color="1F3864"/>
             </w:tcBorders>
             <w:shd w:val="clear" w:color="auto" w:fill="4472C4"/>
-            <w:tcMar>
-              <w:top w:w="50" w:type="dxa"/>
-              <w:left w:w="90" w:type="dxa"/>
-              <w:bottom w:w="50" w:type="dxa"/>
-              <w:right w:w="90" w:type="dxa"/>
-            </w:tcMar>
           </w:tcPr>
           <w:p>
             <w:pPr>
@@ -22611,12 +20497,6 @@
               <w:right w:val="single" w:sz="6" w:space="0" w:color="1F3864"/>
             </w:tcBorders>
             <w:shd w:val="clear" w:color="auto" w:fill="D9E2F3"/>
-            <w:tcMar>
-              <w:top w:w="50" w:type="dxa"/>
-              <w:left w:w="90" w:type="dxa"/>
-              <w:bottom w:w="50" w:type="dxa"/>
-              <w:right w:w="90" w:type="dxa"/>
-            </w:tcMar>
           </w:tcPr>
           <w:p>
             <w:pPr>
@@ -22648,12 +20528,6 @@
               <w:right w:val="single" w:sz="6" w:space="0" w:color="1F3864"/>
             </w:tcBorders>
             <w:shd w:val="clear" w:color="auto" w:fill="D9E2F3"/>
-            <w:tcMar>
-              <w:top w:w="50" w:type="dxa"/>
-              <w:left w:w="90" w:type="dxa"/>
-              <w:bottom w:w="50" w:type="dxa"/>
-              <w:right w:w="90" w:type="dxa"/>
-            </w:tcMar>
           </w:tcPr>
           <w:p>
             <w:pPr>
@@ -22685,12 +20559,6 @@
               <w:right w:val="single" w:sz="6" w:space="0" w:color="1F3864"/>
             </w:tcBorders>
             <w:shd w:val="clear" w:color="auto" w:fill="D9E2F3"/>
-            <w:tcMar>
-              <w:top w:w="50" w:type="dxa"/>
-              <w:left w:w="90" w:type="dxa"/>
-              <w:bottom w:w="50" w:type="dxa"/>
-              <w:right w:w="90" w:type="dxa"/>
-            </w:tcMar>
           </w:tcPr>
           <w:p>
             <w:pPr>
@@ -22722,12 +20590,6 @@
               <w:right w:val="single" w:sz="6" w:space="0" w:color="1F3864"/>
             </w:tcBorders>
             <w:shd w:val="clear" w:color="auto" w:fill="D9E2F3"/>
-            <w:tcMar>
-              <w:top w:w="50" w:type="dxa"/>
-              <w:left w:w="90" w:type="dxa"/>
-              <w:bottom w:w="50" w:type="dxa"/>
-              <w:right w:w="90" w:type="dxa"/>
-            </w:tcMar>
           </w:tcPr>
           <w:p>
             <w:pPr>
@@ -22762,12 +20624,6 @@
               <w:right w:val="single" w:sz="6" w:space="0" w:color="1F3864"/>
             </w:tcBorders>
             <w:shd w:val="clear" w:color="auto" w:fill="D9E2F3"/>
-            <w:tcMar>
-              <w:top w:w="50" w:type="dxa"/>
-              <w:left w:w="90" w:type="dxa"/>
-              <w:bottom w:w="50" w:type="dxa"/>
-              <w:right w:w="90" w:type="dxa"/>
-            </w:tcMar>
           </w:tcPr>
           <w:p>
             <w:pPr>
@@ -22799,12 +20655,6 @@
               <w:right w:val="single" w:sz="6" w:space="0" w:color="1F3864"/>
             </w:tcBorders>
             <w:shd w:val="clear" w:color="auto" w:fill="D9E2F3"/>
-            <w:tcMar>
-              <w:top w:w="50" w:type="dxa"/>
-              <w:left w:w="90" w:type="dxa"/>
-              <w:bottom w:w="50" w:type="dxa"/>
-              <w:right w:w="90" w:type="dxa"/>
-            </w:tcMar>
           </w:tcPr>
           <w:p>
             <w:pPr>
@@ -22836,12 +20686,6 @@
               <w:right w:val="single" w:sz="6" w:space="0" w:color="1F3864"/>
             </w:tcBorders>
             <w:shd w:val="clear" w:color="auto" w:fill="D9E2F3"/>
-            <w:tcMar>
-              <w:top w:w="50" w:type="dxa"/>
-              <w:left w:w="90" w:type="dxa"/>
-              <w:bottom w:w="50" w:type="dxa"/>
-              <w:right w:w="90" w:type="dxa"/>
-            </w:tcMar>
           </w:tcPr>
           <w:p>
             <w:pPr>
@@ -22873,12 +20717,6 @@
               <w:right w:val="single" w:sz="6" w:space="0" w:color="1F3864"/>
             </w:tcBorders>
             <w:shd w:val="clear" w:color="auto" w:fill="D9E2F3"/>
-            <w:tcMar>
-              <w:top w:w="50" w:type="dxa"/>
-              <w:left w:w="90" w:type="dxa"/>
-              <w:bottom w:w="50" w:type="dxa"/>
-              <w:right w:w="90" w:type="dxa"/>
-            </w:tcMar>
           </w:tcPr>
           <w:p>
             <w:pPr>
@@ -22913,12 +20751,6 @@
               <w:right w:val="single" w:sz="6" w:space="0" w:color="1F3864"/>
             </w:tcBorders>
             <w:shd w:val="clear" w:color="auto" w:fill="D9E2F3"/>
-            <w:tcMar>
-              <w:top w:w="50" w:type="dxa"/>
-              <w:left w:w="90" w:type="dxa"/>
-              <w:bottom w:w="50" w:type="dxa"/>
-              <w:right w:w="90" w:type="dxa"/>
-            </w:tcMar>
           </w:tcPr>
           <w:p>
             <w:pPr>
@@ -22949,12 +20781,6 @@
               <w:right w:val="single" w:sz="6" w:space="0" w:color="1F3864"/>
             </w:tcBorders>
             <w:shd w:val="clear" w:color="auto" w:fill="D9E2F3"/>
-            <w:tcMar>
-              <w:top w:w="50" w:type="dxa"/>
-              <w:left w:w="90" w:type="dxa"/>
-              <w:bottom w:w="50" w:type="dxa"/>
-              <w:right w:w="90" w:type="dxa"/>
-            </w:tcMar>
           </w:tcPr>
           <w:p>
             <w:pPr>
@@ -22985,12 +20811,6 @@
               <w:right w:val="single" w:sz="6" w:space="0" w:color="1F3864"/>
             </w:tcBorders>
             <w:shd w:val="clear" w:color="auto" w:fill="D9E2F3"/>
-            <w:tcMar>
-              <w:top w:w="50" w:type="dxa"/>
-              <w:left w:w="90" w:type="dxa"/>
-              <w:bottom w:w="50" w:type="dxa"/>
-              <w:right w:w="90" w:type="dxa"/>
-            </w:tcMar>
           </w:tcPr>
           <w:p>
             <w:pPr>
@@ -23021,12 +20841,6 @@
               <w:right w:val="single" w:sz="6" w:space="0" w:color="1F3864"/>
             </w:tcBorders>
             <w:shd w:val="clear" w:color="auto" w:fill="D9E2F3"/>
-            <w:tcMar>
-              <w:top w:w="50" w:type="dxa"/>
-              <w:left w:w="90" w:type="dxa"/>
-              <w:bottom w:w="50" w:type="dxa"/>
-              <w:right w:w="90" w:type="dxa"/>
-            </w:tcMar>
           </w:tcPr>
           <w:p>
             <w:pPr>
@@ -23063,8 +20877,10 @@
         </w:tblBorders>
         <w:tblLayout w:type="fixed"/>
         <w:tblCellMar>
-          <w:left w:w="10" w:type="dxa"/>
-          <w:right w:w="10" w:type="dxa"/>
+          <w:top w:w="40" w:type="dxa"/>
+          <w:left w:w="90" w:type="dxa"/>
+          <w:bottom w:w="40" w:type="dxa"/>
+          <w:right w:w="90" w:type="dxa"/>
         </w:tblCellMar>
         <w:tblLook w:val="04A0" w:firstRow="1" w:lastRow="0" w:firstColumn="1" w:lastColumn="0" w:noHBand="0" w:noVBand="1"/>
       </w:tblPr>
@@ -23087,12 +20903,6 @@
               <w:right w:val="single" w:sz="6" w:space="0" w:color="1F3864"/>
             </w:tcBorders>
             <w:shd w:val="clear" w:color="auto" w:fill="D9E2F3"/>
-            <w:tcMar>
-              <w:top w:w="50" w:type="dxa"/>
-              <w:left w:w="90" w:type="dxa"/>
-              <w:bottom w:w="50" w:type="dxa"/>
-              <w:right w:w="90" w:type="dxa"/>
-            </w:tcMar>
           </w:tcPr>
           <w:p>
             <w:pPr>
@@ -23134,12 +20944,6 @@
               <w:right w:val="single" w:sz="6" w:space="0" w:color="1F3864"/>
             </w:tcBorders>
             <w:shd w:val="clear" w:color="auto" w:fill="D9E2F3"/>
-            <w:tcMar>
-              <w:top w:w="50" w:type="dxa"/>
-              <w:left w:w="90" w:type="dxa"/>
-              <w:bottom w:w="50" w:type="dxa"/>
-              <w:right w:w="90" w:type="dxa"/>
-            </w:tcMar>
           </w:tcPr>
           <w:p>
             <w:pPr>
@@ -23174,12 +20978,6 @@
               <w:right w:val="single" w:sz="6" w:space="0" w:color="1F3864"/>
             </w:tcBorders>
             <w:shd w:val="clear" w:color="auto" w:fill="4472C4"/>
-            <w:tcMar>
-              <w:top w:w="50" w:type="dxa"/>
-              <w:left w:w="90" w:type="dxa"/>
-              <w:bottom w:w="50" w:type="dxa"/>
-              <w:right w:w="90" w:type="dxa"/>
-            </w:tcMar>
           </w:tcPr>
           <w:p>
             <w:pPr>
@@ -23218,12 +21016,6 @@
               <w:right w:val="single" w:sz="6" w:space="0" w:color="1F3864"/>
             </w:tcBorders>
             <w:shd w:val="clear" w:color="auto" w:fill="4472C4"/>
-            <w:tcMar>
-              <w:top w:w="50" w:type="dxa"/>
-              <w:left w:w="90" w:type="dxa"/>
-              <w:bottom w:w="50" w:type="dxa"/>
-              <w:right w:w="90" w:type="dxa"/>
-            </w:tcMar>
           </w:tcPr>
           <w:p>
             <w:pPr>
@@ -23262,12 +21054,6 @@
               <w:right w:val="single" w:sz="6" w:space="0" w:color="1F3864"/>
             </w:tcBorders>
             <w:shd w:val="clear" w:color="auto" w:fill="4472C4"/>
-            <w:tcMar>
-              <w:top w:w="50" w:type="dxa"/>
-              <w:left w:w="90" w:type="dxa"/>
-              <w:bottom w:w="50" w:type="dxa"/>
-              <w:right w:w="90" w:type="dxa"/>
-            </w:tcMar>
           </w:tcPr>
           <w:p>
             <w:pPr>
@@ -23306,12 +21092,6 @@
               <w:right w:val="single" w:sz="6" w:space="0" w:color="1F3864"/>
             </w:tcBorders>
             <w:shd w:val="clear" w:color="auto" w:fill="4472C4"/>
-            <w:tcMar>
-              <w:top w:w="50" w:type="dxa"/>
-              <w:left w:w="90" w:type="dxa"/>
-              <w:bottom w:w="50" w:type="dxa"/>
-              <w:right w:w="90" w:type="dxa"/>
-            </w:tcMar>
           </w:tcPr>
           <w:p>
             <w:pPr>
@@ -23353,12 +21133,6 @@
               <w:right w:val="single" w:sz="6" w:space="0" w:color="1F3864"/>
             </w:tcBorders>
             <w:shd w:val="clear" w:color="auto" w:fill="D9E2F3"/>
-            <w:tcMar>
-              <w:top w:w="50" w:type="dxa"/>
-              <w:left w:w="90" w:type="dxa"/>
-              <w:bottom w:w="50" w:type="dxa"/>
-              <w:right w:w="90" w:type="dxa"/>
-            </w:tcMar>
           </w:tcPr>
           <w:p>
             <w:pPr>
@@ -23390,12 +21164,6 @@
               <w:right w:val="single" w:sz="6" w:space="0" w:color="1F3864"/>
             </w:tcBorders>
             <w:shd w:val="clear" w:color="auto" w:fill="D9E2F3"/>
-            <w:tcMar>
-              <w:top w:w="50" w:type="dxa"/>
-              <w:left w:w="90" w:type="dxa"/>
-              <w:bottom w:w="50" w:type="dxa"/>
-              <w:right w:w="90" w:type="dxa"/>
-            </w:tcMar>
           </w:tcPr>
           <w:p>
             <w:pPr>
@@ -23427,12 +21195,6 @@
               <w:right w:val="single" w:sz="6" w:space="0" w:color="1F3864"/>
             </w:tcBorders>
             <w:shd w:val="clear" w:color="auto" w:fill="D9E2F3"/>
-            <w:tcMar>
-              <w:top w:w="50" w:type="dxa"/>
-              <w:left w:w="90" w:type="dxa"/>
-              <w:bottom w:w="50" w:type="dxa"/>
-              <w:right w:w="90" w:type="dxa"/>
-            </w:tcMar>
           </w:tcPr>
           <w:p>
             <w:pPr>
@@ -23464,12 +21226,6 @@
               <w:right w:val="single" w:sz="6" w:space="0" w:color="1F3864"/>
             </w:tcBorders>
             <w:shd w:val="clear" w:color="auto" w:fill="D9E2F3"/>
-            <w:tcMar>
-              <w:top w:w="50" w:type="dxa"/>
-              <w:left w:w="90" w:type="dxa"/>
-              <w:bottom w:w="50" w:type="dxa"/>
-              <w:right w:w="90" w:type="dxa"/>
-            </w:tcMar>
           </w:tcPr>
           <w:p>
             <w:pPr>
@@ -23504,12 +21260,6 @@
               <w:right w:val="single" w:sz="6" w:space="0" w:color="1F3864"/>
             </w:tcBorders>
             <w:shd w:val="clear" w:color="auto" w:fill="D9E2F3"/>
-            <w:tcMar>
-              <w:top w:w="50" w:type="dxa"/>
-              <w:left w:w="90" w:type="dxa"/>
-              <w:bottom w:w="50" w:type="dxa"/>
-              <w:right w:w="90" w:type="dxa"/>
-            </w:tcMar>
           </w:tcPr>
           <w:p>
             <w:pPr>
@@ -23541,12 +21291,6 @@
               <w:right w:val="single" w:sz="6" w:space="0" w:color="1F3864"/>
             </w:tcBorders>
             <w:shd w:val="clear" w:color="auto" w:fill="D9E2F3"/>
-            <w:tcMar>
-              <w:top w:w="50" w:type="dxa"/>
-              <w:left w:w="90" w:type="dxa"/>
-              <w:bottom w:w="50" w:type="dxa"/>
-              <w:right w:w="90" w:type="dxa"/>
-            </w:tcMar>
           </w:tcPr>
           <w:p>
             <w:pPr>
@@ -23578,12 +21322,6 @@
               <w:right w:val="single" w:sz="6" w:space="0" w:color="1F3864"/>
             </w:tcBorders>
             <w:shd w:val="clear" w:color="auto" w:fill="D9E2F3"/>
-            <w:tcMar>
-              <w:top w:w="50" w:type="dxa"/>
-              <w:left w:w="90" w:type="dxa"/>
-              <w:bottom w:w="50" w:type="dxa"/>
-              <w:right w:w="90" w:type="dxa"/>
-            </w:tcMar>
           </w:tcPr>
           <w:p>
             <w:pPr>
@@ -23615,12 +21353,6 @@
               <w:right w:val="single" w:sz="6" w:space="0" w:color="1F3864"/>
             </w:tcBorders>
             <w:shd w:val="clear" w:color="auto" w:fill="D9E2F3"/>
-            <w:tcMar>
-              <w:top w:w="50" w:type="dxa"/>
-              <w:left w:w="90" w:type="dxa"/>
-              <w:bottom w:w="50" w:type="dxa"/>
-              <w:right w:w="90" w:type="dxa"/>
-            </w:tcMar>
           </w:tcPr>
           <w:p>
             <w:pPr>
@@ -23655,12 +21387,6 @@
               <w:right w:val="single" w:sz="6" w:space="0" w:color="1F3864"/>
             </w:tcBorders>
             <w:shd w:val="clear" w:color="auto" w:fill="D9E2F3"/>
-            <w:tcMar>
-              <w:top w:w="50" w:type="dxa"/>
-              <w:left w:w="90" w:type="dxa"/>
-              <w:bottom w:w="50" w:type="dxa"/>
-              <w:right w:w="90" w:type="dxa"/>
-            </w:tcMar>
           </w:tcPr>
           <w:p>
             <w:pPr>
@@ -23691,12 +21417,6 @@
               <w:right w:val="single" w:sz="6" w:space="0" w:color="1F3864"/>
             </w:tcBorders>
             <w:shd w:val="clear" w:color="auto" w:fill="D9E2F3"/>
-            <w:tcMar>
-              <w:top w:w="50" w:type="dxa"/>
-              <w:left w:w="90" w:type="dxa"/>
-              <w:bottom w:w="50" w:type="dxa"/>
-              <w:right w:w="90" w:type="dxa"/>
-            </w:tcMar>
           </w:tcPr>
           <w:p>
             <w:pPr>
@@ -23727,12 +21447,6 @@
               <w:right w:val="single" w:sz="6" w:space="0" w:color="1F3864"/>
             </w:tcBorders>
             <w:shd w:val="clear" w:color="auto" w:fill="D9E2F3"/>
-            <w:tcMar>
-              <w:top w:w="50" w:type="dxa"/>
-              <w:left w:w="90" w:type="dxa"/>
-              <w:bottom w:w="50" w:type="dxa"/>
-              <w:right w:w="90" w:type="dxa"/>
-            </w:tcMar>
           </w:tcPr>
           <w:p>
             <w:pPr>
@@ -23763,12 +21477,6 @@
               <w:right w:val="single" w:sz="6" w:space="0" w:color="1F3864"/>
             </w:tcBorders>
             <w:shd w:val="clear" w:color="auto" w:fill="D9E2F3"/>
-            <w:tcMar>
-              <w:top w:w="50" w:type="dxa"/>
-              <w:left w:w="90" w:type="dxa"/>
-              <w:bottom w:w="50" w:type="dxa"/>
-              <w:right w:w="90" w:type="dxa"/>
-            </w:tcMar>
           </w:tcPr>
           <w:p>
             <w:pPr>
@@ -23805,8 +21513,10 @@
         </w:tblBorders>
         <w:tblLayout w:type="fixed"/>
         <w:tblCellMar>
-          <w:left w:w="10" w:type="dxa"/>
-          <w:right w:w="10" w:type="dxa"/>
+          <w:top w:w="40" w:type="dxa"/>
+          <w:left w:w="90" w:type="dxa"/>
+          <w:bottom w:w="40" w:type="dxa"/>
+          <w:right w:w="90" w:type="dxa"/>
         </w:tblCellMar>
         <w:tblLook w:val="04A0" w:firstRow="1" w:lastRow="0" w:firstColumn="1" w:lastColumn="0" w:noHBand="0" w:noVBand="1"/>
       </w:tblPr>
@@ -23829,12 +21539,6 @@
               <w:right w:val="single" w:sz="6" w:space="0" w:color="1F3864"/>
             </w:tcBorders>
             <w:shd w:val="clear" w:color="auto" w:fill="D9E2F3"/>
-            <w:tcMar>
-              <w:top w:w="50" w:type="dxa"/>
-              <w:left w:w="90" w:type="dxa"/>
-              <w:bottom w:w="50" w:type="dxa"/>
-              <w:right w:w="90" w:type="dxa"/>
-            </w:tcMar>
           </w:tcPr>
           <w:p>
             <w:pPr>
@@ -23877,12 +21581,6 @@
               <w:right w:val="single" w:sz="6" w:space="0" w:color="1F3864"/>
             </w:tcBorders>
             <w:shd w:val="clear" w:color="auto" w:fill="D9E2F3"/>
-            <w:tcMar>
-              <w:top w:w="50" w:type="dxa"/>
-              <w:left w:w="90" w:type="dxa"/>
-              <w:bottom w:w="50" w:type="dxa"/>
-              <w:right w:w="90" w:type="dxa"/>
-            </w:tcMar>
           </w:tcPr>
           <w:p>
             <w:pPr>
@@ -23917,12 +21615,6 @@
               <w:right w:val="single" w:sz="6" w:space="0" w:color="1F3864"/>
             </w:tcBorders>
             <w:shd w:val="clear" w:color="auto" w:fill="4472C4"/>
-            <w:tcMar>
-              <w:top w:w="50" w:type="dxa"/>
-              <w:left w:w="90" w:type="dxa"/>
-              <w:bottom w:w="50" w:type="dxa"/>
-              <w:right w:w="90" w:type="dxa"/>
-            </w:tcMar>
           </w:tcPr>
           <w:p>
             <w:pPr>
@@ -23961,12 +21653,6 @@
               <w:right w:val="single" w:sz="6" w:space="0" w:color="1F3864"/>
             </w:tcBorders>
             <w:shd w:val="clear" w:color="auto" w:fill="4472C4"/>
-            <w:tcMar>
-              <w:top w:w="50" w:type="dxa"/>
-              <w:left w:w="90" w:type="dxa"/>
-              <w:bottom w:w="50" w:type="dxa"/>
-              <w:right w:w="90" w:type="dxa"/>
-            </w:tcMar>
           </w:tcPr>
           <w:p>
             <w:pPr>
@@ -24005,12 +21691,6 @@
               <w:right w:val="single" w:sz="6" w:space="0" w:color="1F3864"/>
             </w:tcBorders>
             <w:shd w:val="clear" w:color="auto" w:fill="4472C4"/>
-            <w:tcMar>
-              <w:top w:w="50" w:type="dxa"/>
-              <w:left w:w="90" w:type="dxa"/>
-              <w:bottom w:w="50" w:type="dxa"/>
-              <w:right w:w="90" w:type="dxa"/>
-            </w:tcMar>
           </w:tcPr>
           <w:p>
             <w:pPr>
@@ -24049,12 +21729,6 @@
               <w:right w:val="single" w:sz="6" w:space="0" w:color="1F3864"/>
             </w:tcBorders>
             <w:shd w:val="clear" w:color="auto" w:fill="4472C4"/>
-            <w:tcMar>
-              <w:top w:w="50" w:type="dxa"/>
-              <w:left w:w="90" w:type="dxa"/>
-              <w:bottom w:w="50" w:type="dxa"/>
-              <w:right w:w="90" w:type="dxa"/>
-            </w:tcMar>
           </w:tcPr>
           <w:p>
             <w:pPr>
@@ -24096,12 +21770,6 @@
               <w:right w:val="single" w:sz="6" w:space="0" w:color="1F3864"/>
             </w:tcBorders>
             <w:shd w:val="clear" w:color="auto" w:fill="D9E2F3"/>
-            <w:tcMar>
-              <w:top w:w="50" w:type="dxa"/>
-              <w:left w:w="90" w:type="dxa"/>
-              <w:bottom w:w="50" w:type="dxa"/>
-              <w:right w:w="90" w:type="dxa"/>
-            </w:tcMar>
           </w:tcPr>
           <w:p>
             <w:pPr>
@@ -24133,12 +21801,6 @@
               <w:right w:val="single" w:sz="6" w:space="0" w:color="1F3864"/>
             </w:tcBorders>
             <w:shd w:val="clear" w:color="auto" w:fill="D9E2F3"/>
-            <w:tcMar>
-              <w:top w:w="50" w:type="dxa"/>
-              <w:left w:w="90" w:type="dxa"/>
-              <w:bottom w:w="50" w:type="dxa"/>
-              <w:right w:w="90" w:type="dxa"/>
-            </w:tcMar>
           </w:tcPr>
           <w:p>
             <w:pPr>
@@ -24170,12 +21832,6 @@
               <w:right w:val="single" w:sz="6" w:space="0" w:color="1F3864"/>
             </w:tcBorders>
             <w:shd w:val="clear" w:color="auto" w:fill="D9E2F3"/>
-            <w:tcMar>
-              <w:top w:w="50" w:type="dxa"/>
-              <w:left w:w="90" w:type="dxa"/>
-              <w:bottom w:w="50" w:type="dxa"/>
-              <w:right w:w="90" w:type="dxa"/>
-            </w:tcMar>
           </w:tcPr>
           <w:p>
             <w:pPr>
@@ -24207,12 +21863,6 @@
               <w:right w:val="single" w:sz="6" w:space="0" w:color="1F3864"/>
             </w:tcBorders>
             <w:shd w:val="clear" w:color="auto" w:fill="D9E2F3"/>
-            <w:tcMar>
-              <w:top w:w="50" w:type="dxa"/>
-              <w:left w:w="90" w:type="dxa"/>
-              <w:bottom w:w="50" w:type="dxa"/>
-              <w:right w:w="90" w:type="dxa"/>
-            </w:tcMar>
           </w:tcPr>
           <w:p>
             <w:pPr>
@@ -24247,12 +21897,6 @@
               <w:right w:val="single" w:sz="6" w:space="0" w:color="1F3864"/>
             </w:tcBorders>
             <w:shd w:val="clear" w:color="auto" w:fill="D9E2F3"/>
-            <w:tcMar>
-              <w:top w:w="50" w:type="dxa"/>
-              <w:left w:w="90" w:type="dxa"/>
-              <w:bottom w:w="50" w:type="dxa"/>
-              <w:right w:w="90" w:type="dxa"/>
-            </w:tcMar>
           </w:tcPr>
           <w:p>
             <w:pPr>
@@ -24284,12 +21928,6 @@
               <w:right w:val="single" w:sz="6" w:space="0" w:color="1F3864"/>
             </w:tcBorders>
             <w:shd w:val="clear" w:color="auto" w:fill="D9E2F3"/>
-            <w:tcMar>
-              <w:top w:w="50" w:type="dxa"/>
-              <w:left w:w="90" w:type="dxa"/>
-              <w:bottom w:w="50" w:type="dxa"/>
-              <w:right w:w="90" w:type="dxa"/>
-            </w:tcMar>
           </w:tcPr>
           <w:p>
             <w:pPr>
@@ -24321,12 +21959,6 @@
               <w:right w:val="single" w:sz="6" w:space="0" w:color="1F3864"/>
             </w:tcBorders>
             <w:shd w:val="clear" w:color="auto" w:fill="D9E2F3"/>
-            <w:tcMar>
-              <w:top w:w="50" w:type="dxa"/>
-              <w:left w:w="90" w:type="dxa"/>
-              <w:bottom w:w="50" w:type="dxa"/>
-              <w:right w:w="90" w:type="dxa"/>
-            </w:tcMar>
           </w:tcPr>
           <w:p>
             <w:pPr>
@@ -24358,12 +21990,6 @@
               <w:right w:val="single" w:sz="6" w:space="0" w:color="1F3864"/>
             </w:tcBorders>
             <w:shd w:val="clear" w:color="auto" w:fill="D9E2F3"/>
-            <w:tcMar>
-              <w:top w:w="50" w:type="dxa"/>
-              <w:left w:w="90" w:type="dxa"/>
-              <w:bottom w:w="50" w:type="dxa"/>
-              <w:right w:w="90" w:type="dxa"/>
-            </w:tcMar>
           </w:tcPr>
           <w:p>
             <w:pPr>
@@ -24398,12 +22024,6 @@
               <w:right w:val="single" w:sz="6" w:space="0" w:color="1F3864"/>
             </w:tcBorders>
             <w:shd w:val="clear" w:color="auto" w:fill="D9E2F3"/>
-            <w:tcMar>
-              <w:top w:w="50" w:type="dxa"/>
-              <w:left w:w="90" w:type="dxa"/>
-              <w:bottom w:w="50" w:type="dxa"/>
-              <w:right w:w="90" w:type="dxa"/>
-            </w:tcMar>
           </w:tcPr>
           <w:p>
             <w:pPr>
@@ -24434,12 +22054,6 @@
               <w:right w:val="single" w:sz="6" w:space="0" w:color="1F3864"/>
             </w:tcBorders>
             <w:shd w:val="clear" w:color="auto" w:fill="D9E2F3"/>
-            <w:tcMar>
-              <w:top w:w="50" w:type="dxa"/>
-              <w:left w:w="90" w:type="dxa"/>
-              <w:bottom w:w="50" w:type="dxa"/>
-              <w:right w:w="90" w:type="dxa"/>
-            </w:tcMar>
           </w:tcPr>
           <w:p>
             <w:pPr>
@@ -24470,12 +22084,6 @@
               <w:right w:val="single" w:sz="6" w:space="0" w:color="1F3864"/>
             </w:tcBorders>
             <w:shd w:val="clear" w:color="auto" w:fill="D9E2F3"/>
-            <w:tcMar>
-              <w:top w:w="50" w:type="dxa"/>
-              <w:left w:w="90" w:type="dxa"/>
-              <w:bottom w:w="50" w:type="dxa"/>
-              <w:right w:w="90" w:type="dxa"/>
-            </w:tcMar>
           </w:tcPr>
           <w:p>
             <w:pPr>
@@ -24506,12 +22114,6 @@
               <w:right w:val="single" w:sz="6" w:space="0" w:color="1F3864"/>
             </w:tcBorders>
             <w:shd w:val="clear" w:color="auto" w:fill="D9E2F3"/>
-            <w:tcMar>
-              <w:top w:w="50" w:type="dxa"/>
-              <w:left w:w="90" w:type="dxa"/>
-              <w:bottom w:w="50" w:type="dxa"/>
-              <w:right w:w="90" w:type="dxa"/>
-            </w:tcMar>
           </w:tcPr>
           <w:p>
             <w:pPr>
@@ -24548,8 +22150,10 @@
         </w:tblBorders>
         <w:tblLayout w:type="fixed"/>
         <w:tblCellMar>
-          <w:left w:w="10" w:type="dxa"/>
-          <w:right w:w="10" w:type="dxa"/>
+          <w:top w:w="40" w:type="dxa"/>
+          <w:left w:w="90" w:type="dxa"/>
+          <w:bottom w:w="40" w:type="dxa"/>
+          <w:right w:w="90" w:type="dxa"/>
         </w:tblCellMar>
         <w:tblLook w:val="04A0" w:firstRow="1" w:lastRow="0" w:firstColumn="1" w:lastColumn="0" w:noHBand="0" w:noVBand="1"/>
       </w:tblPr>
@@ -24572,12 +22176,6 @@
               <w:right w:val="single" w:sz="6" w:space="0" w:color="1F3864"/>
             </w:tcBorders>
             <w:shd w:val="clear" w:color="auto" w:fill="D9E2F3"/>
-            <w:tcMar>
-              <w:top w:w="50" w:type="dxa"/>
-              <w:left w:w="90" w:type="dxa"/>
-              <w:bottom w:w="50" w:type="dxa"/>
-              <w:right w:w="90" w:type="dxa"/>
-            </w:tcMar>
           </w:tcPr>
           <w:p>
             <w:pPr>
@@ -24619,12 +22217,6 @@
               <w:right w:val="single" w:sz="6" w:space="0" w:color="1F3864"/>
             </w:tcBorders>
             <w:shd w:val="clear" w:color="auto" w:fill="D9E2F3"/>
-            <w:tcMar>
-              <w:top w:w="50" w:type="dxa"/>
-              <w:left w:w="90" w:type="dxa"/>
-              <w:bottom w:w="50" w:type="dxa"/>
-              <w:right w:w="90" w:type="dxa"/>
-            </w:tcMar>
           </w:tcPr>
           <w:p>
             <w:pPr>
@@ -24659,12 +22251,6 @@
               <w:right w:val="single" w:sz="6" w:space="0" w:color="1F3864"/>
             </w:tcBorders>
             <w:shd w:val="clear" w:color="auto" w:fill="4472C4"/>
-            <w:tcMar>
-              <w:top w:w="50" w:type="dxa"/>
-              <w:left w:w="90" w:type="dxa"/>
-              <w:bottom w:w="50" w:type="dxa"/>
-              <w:right w:w="90" w:type="dxa"/>
-            </w:tcMar>
           </w:tcPr>
           <w:p>
             <w:pPr>
@@ -24703,12 +22289,6 @@
               <w:right w:val="single" w:sz="6" w:space="0" w:color="1F3864"/>
             </w:tcBorders>
             <w:shd w:val="clear" w:color="auto" w:fill="4472C4"/>
-            <w:tcMar>
-              <w:top w:w="50" w:type="dxa"/>
-              <w:left w:w="90" w:type="dxa"/>
-              <w:bottom w:w="50" w:type="dxa"/>
-              <w:right w:w="90" w:type="dxa"/>
-            </w:tcMar>
           </w:tcPr>
           <w:p>
             <w:pPr>
@@ -24747,12 +22327,6 @@
               <w:right w:val="single" w:sz="6" w:space="0" w:color="1F3864"/>
             </w:tcBorders>
             <w:shd w:val="clear" w:color="auto" w:fill="4472C4"/>
-            <w:tcMar>
-              <w:top w:w="50" w:type="dxa"/>
-              <w:left w:w="90" w:type="dxa"/>
-              <w:bottom w:w="50" w:type="dxa"/>
-              <w:right w:w="90" w:type="dxa"/>
-            </w:tcMar>
           </w:tcPr>
           <w:p>
             <w:pPr>
@@ -24791,12 +22365,6 @@
               <w:right w:val="single" w:sz="6" w:space="0" w:color="1F3864"/>
             </w:tcBorders>
             <w:shd w:val="clear" w:color="auto" w:fill="4472C4"/>
-            <w:tcMar>
-              <w:top w:w="50" w:type="dxa"/>
-              <w:left w:w="90" w:type="dxa"/>
-              <w:bottom w:w="50" w:type="dxa"/>
-              <w:right w:w="90" w:type="dxa"/>
-            </w:tcMar>
           </w:tcPr>
           <w:p>
             <w:pPr>
@@ -24838,12 +22406,6 @@
               <w:right w:val="single" w:sz="6" w:space="0" w:color="1F3864"/>
             </w:tcBorders>
             <w:shd w:val="clear" w:color="auto" w:fill="D9E2F3"/>
-            <w:tcMar>
-              <w:top w:w="50" w:type="dxa"/>
-              <w:left w:w="90" w:type="dxa"/>
-              <w:bottom w:w="50" w:type="dxa"/>
-              <w:right w:w="90" w:type="dxa"/>
-            </w:tcMar>
           </w:tcPr>
           <w:p>
             <w:pPr>
@@ -24875,12 +22437,6 @@
               <w:right w:val="single" w:sz="6" w:space="0" w:color="1F3864"/>
             </w:tcBorders>
             <w:shd w:val="clear" w:color="auto" w:fill="D9E2F3"/>
-            <w:tcMar>
-              <w:top w:w="50" w:type="dxa"/>
-              <w:left w:w="90" w:type="dxa"/>
-              <w:bottom w:w="50" w:type="dxa"/>
-              <w:right w:w="90" w:type="dxa"/>
-            </w:tcMar>
           </w:tcPr>
           <w:p>
             <w:pPr>
@@ -24912,12 +22468,6 @@
               <w:right w:val="single" w:sz="6" w:space="0" w:color="1F3864"/>
             </w:tcBorders>
             <w:shd w:val="clear" w:color="auto" w:fill="D9E2F3"/>
-            <w:tcMar>
-              <w:top w:w="50" w:type="dxa"/>
-              <w:left w:w="90" w:type="dxa"/>
-              <w:bottom w:w="50" w:type="dxa"/>
-              <w:right w:w="90" w:type="dxa"/>
-            </w:tcMar>
           </w:tcPr>
           <w:p>
             <w:pPr>
@@ -24949,12 +22499,6 @@
               <w:right w:val="single" w:sz="6" w:space="0" w:color="1F3864"/>
             </w:tcBorders>
             <w:shd w:val="clear" w:color="auto" w:fill="D9E2F3"/>
-            <w:tcMar>
-              <w:top w:w="50" w:type="dxa"/>
-              <w:left w:w="90" w:type="dxa"/>
-              <w:bottom w:w="50" w:type="dxa"/>
-              <w:right w:w="90" w:type="dxa"/>
-            </w:tcMar>
           </w:tcPr>
           <w:p>
             <w:pPr>
@@ -24989,12 +22533,6 @@
               <w:right w:val="single" w:sz="6" w:space="0" w:color="1F3864"/>
             </w:tcBorders>
             <w:shd w:val="clear" w:color="auto" w:fill="D9E2F3"/>
-            <w:tcMar>
-              <w:top w:w="50" w:type="dxa"/>
-              <w:left w:w="90" w:type="dxa"/>
-              <w:bottom w:w="50" w:type="dxa"/>
-              <w:right w:w="90" w:type="dxa"/>
-            </w:tcMar>
           </w:tcPr>
           <w:p>
             <w:pPr>
@@ -25026,12 +22564,6 @@
               <w:right w:val="single" w:sz="6" w:space="0" w:color="1F3864"/>
             </w:tcBorders>
             <w:shd w:val="clear" w:color="auto" w:fill="D9E2F3"/>
-            <w:tcMar>
-              <w:top w:w="50" w:type="dxa"/>
-              <w:left w:w="90" w:type="dxa"/>
-              <w:bottom w:w="50" w:type="dxa"/>
-              <w:right w:w="90" w:type="dxa"/>
-            </w:tcMar>
           </w:tcPr>
           <w:p>
             <w:pPr>
@@ -25063,12 +22595,6 @@
               <w:right w:val="single" w:sz="6" w:space="0" w:color="1F3864"/>
             </w:tcBorders>
             <w:shd w:val="clear" w:color="auto" w:fill="D9E2F3"/>
-            <w:tcMar>
-              <w:top w:w="50" w:type="dxa"/>
-              <w:left w:w="90" w:type="dxa"/>
-              <w:bottom w:w="50" w:type="dxa"/>
-              <w:right w:w="90" w:type="dxa"/>
-            </w:tcMar>
           </w:tcPr>
           <w:p>
             <w:pPr>
@@ -25100,12 +22626,6 @@
               <w:right w:val="single" w:sz="6" w:space="0" w:color="1F3864"/>
             </w:tcBorders>
             <w:shd w:val="clear" w:color="auto" w:fill="D9E2F3"/>
-            <w:tcMar>
-              <w:top w:w="50" w:type="dxa"/>
-              <w:left w:w="90" w:type="dxa"/>
-              <w:bottom w:w="50" w:type="dxa"/>
-              <w:right w:w="90" w:type="dxa"/>
-            </w:tcMar>
           </w:tcPr>
           <w:p>
             <w:pPr>
@@ -25140,12 +22660,6 @@
               <w:right w:val="single" w:sz="6" w:space="0" w:color="1F3864"/>
             </w:tcBorders>
             <w:shd w:val="clear" w:color="auto" w:fill="D9E2F3"/>
-            <w:tcMar>
-              <w:top w:w="50" w:type="dxa"/>
-              <w:left w:w="90" w:type="dxa"/>
-              <w:bottom w:w="50" w:type="dxa"/>
-              <w:right w:w="90" w:type="dxa"/>
-            </w:tcMar>
           </w:tcPr>
           <w:p>
             <w:pPr>
@@ -25176,12 +22690,6 @@
               <w:right w:val="single" w:sz="6" w:space="0" w:color="1F3864"/>
             </w:tcBorders>
             <w:shd w:val="clear" w:color="auto" w:fill="D9E2F3"/>
-            <w:tcMar>
-              <w:top w:w="50" w:type="dxa"/>
-              <w:left w:w="90" w:type="dxa"/>
-              <w:bottom w:w="50" w:type="dxa"/>
-              <w:right w:w="90" w:type="dxa"/>
-            </w:tcMar>
           </w:tcPr>
           <w:p>
             <w:pPr>
@@ -25212,12 +22720,6 @@
               <w:right w:val="single" w:sz="6" w:space="0" w:color="1F3864"/>
             </w:tcBorders>
             <w:shd w:val="clear" w:color="auto" w:fill="D9E2F3"/>
-            <w:tcMar>
-              <w:top w:w="50" w:type="dxa"/>
-              <w:left w:w="90" w:type="dxa"/>
-              <w:bottom w:w="50" w:type="dxa"/>
-              <w:right w:w="90" w:type="dxa"/>
-            </w:tcMar>
           </w:tcPr>
           <w:p>
             <w:pPr>
@@ -25248,12 +22750,6 @@
               <w:right w:val="single" w:sz="6" w:space="0" w:color="1F3864"/>
             </w:tcBorders>
             <w:shd w:val="clear" w:color="auto" w:fill="D9E2F3"/>
-            <w:tcMar>
-              <w:top w:w="50" w:type="dxa"/>
-              <w:left w:w="90" w:type="dxa"/>
-              <w:bottom w:w="50" w:type="dxa"/>
-              <w:right w:w="90" w:type="dxa"/>
-            </w:tcMar>
           </w:tcPr>
           <w:p>
             <w:pPr>
@@ -25290,8 +22786,10 @@
         </w:tblBorders>
         <w:tblLayout w:type="fixed"/>
         <w:tblCellMar>
-          <w:left w:w="10" w:type="dxa"/>
-          <w:right w:w="10" w:type="dxa"/>
+          <w:top w:w="40" w:type="dxa"/>
+          <w:left w:w="90" w:type="dxa"/>
+          <w:bottom w:w="40" w:type="dxa"/>
+          <w:right w:w="90" w:type="dxa"/>
         </w:tblCellMar>
         <w:tblLook w:val="04A0" w:firstRow="1" w:lastRow="0" w:firstColumn="1" w:lastColumn="0" w:noHBand="0" w:noVBand="1"/>
       </w:tblPr>
@@ -25314,12 +22812,6 @@
               <w:right w:val="single" w:sz="6" w:space="0" w:color="1F3864"/>
             </w:tcBorders>
             <w:shd w:val="clear" w:color="auto" w:fill="D9E2F3"/>
-            <w:tcMar>
-              <w:top w:w="50" w:type="dxa"/>
-              <w:left w:w="90" w:type="dxa"/>
-              <w:bottom w:w="50" w:type="dxa"/>
-              <w:right w:w="90" w:type="dxa"/>
-            </w:tcMar>
           </w:tcPr>
           <w:p>
             <w:pPr>
@@ -25361,12 +22853,6 @@
               <w:right w:val="single" w:sz="6" w:space="0" w:color="1F3864"/>
             </w:tcBorders>
             <w:shd w:val="clear" w:color="auto" w:fill="D9E2F3"/>
-            <w:tcMar>
-              <w:top w:w="50" w:type="dxa"/>
-              <w:left w:w="90" w:type="dxa"/>
-              <w:bottom w:w="50" w:type="dxa"/>
-              <w:right w:w="90" w:type="dxa"/>
-            </w:tcMar>
           </w:tcPr>
           <w:p>
             <w:pPr>
@@ -25401,12 +22887,6 @@
               <w:right w:val="single" w:sz="6" w:space="0" w:color="1F3864"/>
             </w:tcBorders>
             <w:shd w:val="clear" w:color="auto" w:fill="4472C4"/>
-            <w:tcMar>
-              <w:top w:w="50" w:type="dxa"/>
-              <w:left w:w="90" w:type="dxa"/>
-              <w:bottom w:w="50" w:type="dxa"/>
-              <w:right w:w="90" w:type="dxa"/>
-            </w:tcMar>
           </w:tcPr>
           <w:p>
             <w:pPr>
@@ -25445,12 +22925,6 @@
               <w:right w:val="single" w:sz="6" w:space="0" w:color="1F3864"/>
             </w:tcBorders>
             <w:shd w:val="clear" w:color="auto" w:fill="4472C4"/>
-            <w:tcMar>
-              <w:top w:w="50" w:type="dxa"/>
-              <w:left w:w="90" w:type="dxa"/>
-              <w:bottom w:w="50" w:type="dxa"/>
-              <w:right w:w="90" w:type="dxa"/>
-            </w:tcMar>
           </w:tcPr>
           <w:p>
             <w:pPr>
@@ -25489,12 +22963,6 @@
               <w:right w:val="single" w:sz="6" w:space="0" w:color="1F3864"/>
             </w:tcBorders>
             <w:shd w:val="clear" w:color="auto" w:fill="4472C4"/>
-            <w:tcMar>
-              <w:top w:w="50" w:type="dxa"/>
-              <w:left w:w="90" w:type="dxa"/>
-              <w:bottom w:w="50" w:type="dxa"/>
-              <w:right w:w="90" w:type="dxa"/>
-            </w:tcMar>
           </w:tcPr>
           <w:p>
             <w:pPr>
@@ -25533,12 +23001,6 @@
               <w:right w:val="single" w:sz="6" w:space="0" w:color="1F3864"/>
             </w:tcBorders>
             <w:shd w:val="clear" w:color="auto" w:fill="4472C4"/>
-            <w:tcMar>
-              <w:top w:w="50" w:type="dxa"/>
-              <w:left w:w="90" w:type="dxa"/>
-              <w:bottom w:w="50" w:type="dxa"/>
-              <w:right w:w="90" w:type="dxa"/>
-            </w:tcMar>
           </w:tcPr>
           <w:p>
             <w:pPr>
@@ -25580,12 +23042,6 @@
               <w:right w:val="single" w:sz="6" w:space="0" w:color="1F3864"/>
             </w:tcBorders>
             <w:shd w:val="clear" w:color="auto" w:fill="D9E2F3"/>
-            <w:tcMar>
-              <w:top w:w="50" w:type="dxa"/>
-              <w:left w:w="90" w:type="dxa"/>
-              <w:bottom w:w="50" w:type="dxa"/>
-              <w:right w:w="90" w:type="dxa"/>
-            </w:tcMar>
           </w:tcPr>
           <w:p>
             <w:pPr>
@@ -25617,12 +23073,6 @@
               <w:right w:val="single" w:sz="6" w:space="0" w:color="1F3864"/>
             </w:tcBorders>
             <w:shd w:val="clear" w:color="auto" w:fill="D9E2F3"/>
-            <w:tcMar>
-              <w:top w:w="50" w:type="dxa"/>
-              <w:left w:w="90" w:type="dxa"/>
-              <w:bottom w:w="50" w:type="dxa"/>
-              <w:right w:w="90" w:type="dxa"/>
-            </w:tcMar>
           </w:tcPr>
           <w:p>
             <w:pPr>
@@ -25654,12 +23104,6 @@
               <w:right w:val="single" w:sz="6" w:space="0" w:color="1F3864"/>
             </w:tcBorders>
             <w:shd w:val="clear" w:color="auto" w:fill="D9E2F3"/>
-            <w:tcMar>
-              <w:top w:w="50" w:type="dxa"/>
-              <w:left w:w="90" w:type="dxa"/>
-              <w:bottom w:w="50" w:type="dxa"/>
-              <w:right w:w="90" w:type="dxa"/>
-            </w:tcMar>
           </w:tcPr>
           <w:p>
             <w:pPr>
@@ -25691,12 +23135,6 @@
               <w:right w:val="single" w:sz="6" w:space="0" w:color="1F3864"/>
             </w:tcBorders>
             <w:shd w:val="clear" w:color="auto" w:fill="D9E2F3"/>
-            <w:tcMar>
-              <w:top w:w="50" w:type="dxa"/>
-              <w:left w:w="90" w:type="dxa"/>
-              <w:bottom w:w="50" w:type="dxa"/>
-              <w:right w:w="90" w:type="dxa"/>
-            </w:tcMar>
           </w:tcPr>
           <w:p>
             <w:pPr>
@@ -25731,12 +23169,6 @@
               <w:right w:val="single" w:sz="6" w:space="0" w:color="1F3864"/>
             </w:tcBorders>
             <w:shd w:val="clear" w:color="auto" w:fill="D9E2F3"/>
-            <w:tcMar>
-              <w:top w:w="50" w:type="dxa"/>
-              <w:left w:w="90" w:type="dxa"/>
-              <w:bottom w:w="50" w:type="dxa"/>
-              <w:right w:w="90" w:type="dxa"/>
-            </w:tcMar>
           </w:tcPr>
           <w:p>
             <w:pPr>
@@ -25768,12 +23200,6 @@
               <w:right w:val="single" w:sz="6" w:space="0" w:color="1F3864"/>
             </w:tcBorders>
             <w:shd w:val="clear" w:color="auto" w:fill="D9E2F3"/>
-            <w:tcMar>
-              <w:top w:w="50" w:type="dxa"/>
-              <w:left w:w="90" w:type="dxa"/>
-              <w:bottom w:w="50" w:type="dxa"/>
-              <w:right w:w="90" w:type="dxa"/>
-            </w:tcMar>
           </w:tcPr>
           <w:p>
             <w:pPr>
@@ -25805,12 +23231,6 @@
               <w:right w:val="single" w:sz="6" w:space="0" w:color="1F3864"/>
             </w:tcBorders>
             <w:shd w:val="clear" w:color="auto" w:fill="D9E2F3"/>
-            <w:tcMar>
-              <w:top w:w="50" w:type="dxa"/>
-              <w:left w:w="90" w:type="dxa"/>
-              <w:bottom w:w="50" w:type="dxa"/>
-              <w:right w:w="90" w:type="dxa"/>
-            </w:tcMar>
           </w:tcPr>
           <w:p>
             <w:pPr>
@@ -25842,12 +23262,6 @@
               <w:right w:val="single" w:sz="6" w:space="0" w:color="1F3864"/>
             </w:tcBorders>
             <w:shd w:val="clear" w:color="auto" w:fill="D9E2F3"/>
-            <w:tcMar>
-              <w:top w:w="50" w:type="dxa"/>
-              <w:left w:w="90" w:type="dxa"/>
-              <w:bottom w:w="50" w:type="dxa"/>
-              <w:right w:w="90" w:type="dxa"/>
-            </w:tcMar>
           </w:tcPr>
           <w:p>
             <w:pPr>
@@ -25882,12 +23296,6 @@
               <w:right w:val="single" w:sz="6" w:space="0" w:color="1F3864"/>
             </w:tcBorders>
             <w:shd w:val="clear" w:color="auto" w:fill="D9E2F3"/>
-            <w:tcMar>
-              <w:top w:w="50" w:type="dxa"/>
-              <w:left w:w="90" w:type="dxa"/>
-              <w:bottom w:w="50" w:type="dxa"/>
-              <w:right w:w="90" w:type="dxa"/>
-            </w:tcMar>
           </w:tcPr>
           <w:p>
             <w:pPr>
@@ -25918,12 +23326,6 @@
               <w:right w:val="single" w:sz="6" w:space="0" w:color="1F3864"/>
             </w:tcBorders>
             <w:shd w:val="clear" w:color="auto" w:fill="D9E2F3"/>
-            <w:tcMar>
-              <w:top w:w="50" w:type="dxa"/>
-              <w:left w:w="90" w:type="dxa"/>
-              <w:bottom w:w="50" w:type="dxa"/>
-              <w:right w:w="90" w:type="dxa"/>
-            </w:tcMar>
           </w:tcPr>
           <w:p>
             <w:pPr>
@@ -25954,12 +23356,6 @@
               <w:right w:val="single" w:sz="6" w:space="0" w:color="1F3864"/>
             </w:tcBorders>
             <w:shd w:val="clear" w:color="auto" w:fill="D9E2F3"/>
-            <w:tcMar>
-              <w:top w:w="50" w:type="dxa"/>
-              <w:left w:w="90" w:type="dxa"/>
-              <w:bottom w:w="50" w:type="dxa"/>
-              <w:right w:w="90" w:type="dxa"/>
-            </w:tcMar>
           </w:tcPr>
           <w:p>
             <w:pPr>
@@ -25990,12 +23386,6 @@
               <w:right w:val="single" w:sz="6" w:space="0" w:color="1F3864"/>
             </w:tcBorders>
             <w:shd w:val="clear" w:color="auto" w:fill="D9E2F3"/>
-            <w:tcMar>
-              <w:top w:w="50" w:type="dxa"/>
-              <w:left w:w="90" w:type="dxa"/>
-              <w:bottom w:w="50" w:type="dxa"/>
-              <w:right w:w="90" w:type="dxa"/>
-            </w:tcMar>
           </w:tcPr>
           <w:p>
             <w:pPr>
@@ -26032,8 +23422,10 @@
         </w:tblBorders>
         <w:tblLayout w:type="fixed"/>
         <w:tblCellMar>
-          <w:left w:w="10" w:type="dxa"/>
-          <w:right w:w="10" w:type="dxa"/>
+          <w:top w:w="40" w:type="dxa"/>
+          <w:left w:w="90" w:type="dxa"/>
+          <w:bottom w:w="40" w:type="dxa"/>
+          <w:right w:w="90" w:type="dxa"/>
         </w:tblCellMar>
         <w:tblLook w:val="04A0" w:firstRow="1" w:lastRow="0" w:firstColumn="1" w:lastColumn="0" w:noHBand="0" w:noVBand="1"/>
       </w:tblPr>
@@ -26056,12 +23448,6 @@
               <w:right w:val="single" w:sz="6" w:space="0" w:color="1F3864"/>
             </w:tcBorders>
             <w:shd w:val="clear" w:color="auto" w:fill="D9E2F3"/>
-            <w:tcMar>
-              <w:top w:w="50" w:type="dxa"/>
-              <w:left w:w="90" w:type="dxa"/>
-              <w:bottom w:w="50" w:type="dxa"/>
-              <w:right w:w="90" w:type="dxa"/>
-            </w:tcMar>
           </w:tcPr>
           <w:p>
             <w:pPr>
@@ -26103,12 +23489,6 @@
               <w:right w:val="single" w:sz="6" w:space="0" w:color="1F3864"/>
             </w:tcBorders>
             <w:shd w:val="clear" w:color="auto" w:fill="D9E2F3"/>
-            <w:tcMar>
-              <w:top w:w="50" w:type="dxa"/>
-              <w:left w:w="90" w:type="dxa"/>
-              <w:bottom w:w="50" w:type="dxa"/>
-              <w:right w:w="90" w:type="dxa"/>
-            </w:tcMar>
           </w:tcPr>
           <w:p>
             <w:pPr>
@@ -26143,12 +23523,6 @@
               <w:right w:val="single" w:sz="6" w:space="0" w:color="1F3864"/>
             </w:tcBorders>
             <w:shd w:val="clear" w:color="auto" w:fill="4472C4"/>
-            <w:tcMar>
-              <w:top w:w="50" w:type="dxa"/>
-              <w:left w:w="90" w:type="dxa"/>
-              <w:bottom w:w="50" w:type="dxa"/>
-              <w:right w:w="90" w:type="dxa"/>
-            </w:tcMar>
           </w:tcPr>
           <w:p>
             <w:pPr>
@@ -26187,12 +23561,6 @@
               <w:right w:val="single" w:sz="6" w:space="0" w:color="1F3864"/>
             </w:tcBorders>
             <w:shd w:val="clear" w:color="auto" w:fill="4472C4"/>
-            <w:tcMar>
-              <w:top w:w="50" w:type="dxa"/>
-              <w:left w:w="90" w:type="dxa"/>
-              <w:bottom w:w="50" w:type="dxa"/>
-              <w:right w:w="90" w:type="dxa"/>
-            </w:tcMar>
           </w:tcPr>
           <w:p>
             <w:pPr>
@@ -26231,12 +23599,6 @@
               <w:right w:val="single" w:sz="6" w:space="0" w:color="1F3864"/>
             </w:tcBorders>
             <w:shd w:val="clear" w:color="auto" w:fill="4472C4"/>
-            <w:tcMar>
-              <w:top w:w="50" w:type="dxa"/>
-              <w:left w:w="90" w:type="dxa"/>
-              <w:bottom w:w="50" w:type="dxa"/>
-              <w:right w:w="90" w:type="dxa"/>
-            </w:tcMar>
           </w:tcPr>
           <w:p>
             <w:pPr>
@@ -26275,12 +23637,6 @@
               <w:right w:val="single" w:sz="6" w:space="0" w:color="1F3864"/>
             </w:tcBorders>
             <w:shd w:val="clear" w:color="auto" w:fill="4472C4"/>
-            <w:tcMar>
-              <w:top w:w="50" w:type="dxa"/>
-              <w:left w:w="90" w:type="dxa"/>
-              <w:bottom w:w="50" w:type="dxa"/>
-              <w:right w:w="90" w:type="dxa"/>
-            </w:tcMar>
           </w:tcPr>
           <w:p>
             <w:pPr>
@@ -26322,12 +23678,6 @@
               <w:right w:val="single" w:sz="6" w:space="0" w:color="1F3864"/>
             </w:tcBorders>
             <w:shd w:val="clear" w:color="auto" w:fill="D9E2F3"/>
-            <w:tcMar>
-              <w:top w:w="50" w:type="dxa"/>
-              <w:left w:w="90" w:type="dxa"/>
-              <w:bottom w:w="50" w:type="dxa"/>
-              <w:right w:w="90" w:type="dxa"/>
-            </w:tcMar>
           </w:tcPr>
           <w:p>
             <w:pPr>
@@ -26359,12 +23709,6 @@
               <w:right w:val="single" w:sz="6" w:space="0" w:color="1F3864"/>
             </w:tcBorders>
             <w:shd w:val="clear" w:color="auto" w:fill="D9E2F3"/>
-            <w:tcMar>
-              <w:top w:w="50" w:type="dxa"/>
-              <w:left w:w="90" w:type="dxa"/>
-              <w:bottom w:w="50" w:type="dxa"/>
-              <w:right w:w="90" w:type="dxa"/>
-            </w:tcMar>
           </w:tcPr>
           <w:p>
             <w:pPr>
@@ -26396,12 +23740,6 @@
               <w:right w:val="single" w:sz="6" w:space="0" w:color="1F3864"/>
             </w:tcBorders>
             <w:shd w:val="clear" w:color="auto" w:fill="D9E2F3"/>
-            <w:tcMar>
-              <w:top w:w="50" w:type="dxa"/>
-              <w:left w:w="90" w:type="dxa"/>
-              <w:bottom w:w="50" w:type="dxa"/>
-              <w:right w:w="90" w:type="dxa"/>
-            </w:tcMar>
           </w:tcPr>
           <w:p>
             <w:pPr>
@@ -26433,12 +23771,6 @@
               <w:right w:val="single" w:sz="6" w:space="0" w:color="1F3864"/>
             </w:tcBorders>
             <w:shd w:val="clear" w:color="auto" w:fill="D9E2F3"/>
-            <w:tcMar>
-              <w:top w:w="50" w:type="dxa"/>
-              <w:left w:w="90" w:type="dxa"/>
-              <w:bottom w:w="50" w:type="dxa"/>
-              <w:right w:w="90" w:type="dxa"/>
-            </w:tcMar>
           </w:tcPr>
           <w:p>
             <w:pPr>
@@ -26473,12 +23805,6 @@
               <w:right w:val="single" w:sz="6" w:space="0" w:color="1F3864"/>
             </w:tcBorders>
             <w:shd w:val="clear" w:color="auto" w:fill="D9E2F3"/>
-            <w:tcMar>
-              <w:top w:w="50" w:type="dxa"/>
-              <w:left w:w="90" w:type="dxa"/>
-              <w:bottom w:w="50" w:type="dxa"/>
-              <w:right w:w="90" w:type="dxa"/>
-            </w:tcMar>
           </w:tcPr>
           <w:p>
             <w:pPr>
@@ -26510,12 +23836,6 @@
               <w:right w:val="single" w:sz="6" w:space="0" w:color="1F3864"/>
             </w:tcBorders>
             <w:shd w:val="clear" w:color="auto" w:fill="D9E2F3"/>
-            <w:tcMar>
-              <w:top w:w="50" w:type="dxa"/>
-              <w:left w:w="90" w:type="dxa"/>
-              <w:bottom w:w="50" w:type="dxa"/>
-              <w:right w:w="90" w:type="dxa"/>
-            </w:tcMar>
           </w:tcPr>
           <w:p>
             <w:pPr>
@@ -26547,12 +23867,6 @@
               <w:right w:val="single" w:sz="6" w:space="0" w:color="1F3864"/>
             </w:tcBorders>
             <w:shd w:val="clear" w:color="auto" w:fill="D9E2F3"/>
-            <w:tcMar>
-              <w:top w:w="50" w:type="dxa"/>
-              <w:left w:w="90" w:type="dxa"/>
-              <w:bottom w:w="50" w:type="dxa"/>
-              <w:right w:w="90" w:type="dxa"/>
-            </w:tcMar>
           </w:tcPr>
           <w:p>
             <w:pPr>
@@ -26584,12 +23898,6 @@
               <w:right w:val="single" w:sz="6" w:space="0" w:color="1F3864"/>
             </w:tcBorders>
             <w:shd w:val="clear" w:color="auto" w:fill="D9E2F3"/>
-            <w:tcMar>
-              <w:top w:w="50" w:type="dxa"/>
-              <w:left w:w="90" w:type="dxa"/>
-              <w:bottom w:w="50" w:type="dxa"/>
-              <w:right w:w="90" w:type="dxa"/>
-            </w:tcMar>
           </w:tcPr>
           <w:p>
             <w:pPr>
@@ -26624,12 +23932,6 @@
               <w:right w:val="single" w:sz="6" w:space="0" w:color="1F3864"/>
             </w:tcBorders>
             <w:shd w:val="clear" w:color="auto" w:fill="D9E2F3"/>
-            <w:tcMar>
-              <w:top w:w="50" w:type="dxa"/>
-              <w:left w:w="90" w:type="dxa"/>
-              <w:bottom w:w="50" w:type="dxa"/>
-              <w:right w:w="90" w:type="dxa"/>
-            </w:tcMar>
           </w:tcPr>
           <w:p>
             <w:pPr>
@@ -26660,12 +23962,6 @@
               <w:right w:val="single" w:sz="6" w:space="0" w:color="1F3864"/>
             </w:tcBorders>
             <w:shd w:val="clear" w:color="auto" w:fill="D9E2F3"/>
-            <w:tcMar>
-              <w:top w:w="50" w:type="dxa"/>
-              <w:left w:w="90" w:type="dxa"/>
-              <w:bottom w:w="50" w:type="dxa"/>
-              <w:right w:w="90" w:type="dxa"/>
-            </w:tcMar>
           </w:tcPr>
           <w:p>
             <w:pPr>
@@ -26696,12 +23992,6 @@
               <w:right w:val="single" w:sz="6" w:space="0" w:color="1F3864"/>
             </w:tcBorders>
             <w:shd w:val="clear" w:color="auto" w:fill="D9E2F3"/>
-            <w:tcMar>
-              <w:top w:w="50" w:type="dxa"/>
-              <w:left w:w="90" w:type="dxa"/>
-              <w:bottom w:w="50" w:type="dxa"/>
-              <w:right w:w="90" w:type="dxa"/>
-            </w:tcMar>
           </w:tcPr>
           <w:p>
             <w:pPr>
@@ -26732,12 +24022,6 @@
               <w:right w:val="single" w:sz="6" w:space="0" w:color="1F3864"/>
             </w:tcBorders>
             <w:shd w:val="clear" w:color="auto" w:fill="D9E2F3"/>
-            <w:tcMar>
-              <w:top w:w="50" w:type="dxa"/>
-              <w:left w:w="90" w:type="dxa"/>
-              <w:bottom w:w="50" w:type="dxa"/>
-              <w:right w:w="90" w:type="dxa"/>
-            </w:tcMar>
           </w:tcPr>
           <w:p>
             <w:pPr>
@@ -26774,8 +24058,10 @@
         </w:tblBorders>
         <w:tblLayout w:type="fixed"/>
         <w:tblCellMar>
-          <w:left w:w="10" w:type="dxa"/>
-          <w:right w:w="10" w:type="dxa"/>
+          <w:top w:w="40" w:type="dxa"/>
+          <w:left w:w="90" w:type="dxa"/>
+          <w:bottom w:w="40" w:type="dxa"/>
+          <w:right w:w="90" w:type="dxa"/>
         </w:tblCellMar>
         <w:tblLook w:val="04A0" w:firstRow="1" w:lastRow="0" w:firstColumn="1" w:lastColumn="0" w:noHBand="0" w:noVBand="1"/>
       </w:tblPr>
@@ -26798,12 +24084,6 @@
               <w:right w:val="single" w:sz="6" w:space="0" w:color="1F3864"/>
             </w:tcBorders>
             <w:shd w:val="clear" w:color="auto" w:fill="D9E2F3"/>
-            <w:tcMar>
-              <w:top w:w="50" w:type="dxa"/>
-              <w:left w:w="90" w:type="dxa"/>
-              <w:bottom w:w="50" w:type="dxa"/>
-              <w:right w:w="90" w:type="dxa"/>
-            </w:tcMar>
           </w:tcPr>
           <w:p>
             <w:pPr>
@@ -26846,12 +24126,6 @@
               <w:right w:val="single" w:sz="6" w:space="0" w:color="1F3864"/>
             </w:tcBorders>
             <w:shd w:val="clear" w:color="auto" w:fill="D9E2F3"/>
-            <w:tcMar>
-              <w:top w:w="50" w:type="dxa"/>
-              <w:left w:w="90" w:type="dxa"/>
-              <w:bottom w:w="50" w:type="dxa"/>
-              <w:right w:w="90" w:type="dxa"/>
-            </w:tcMar>
           </w:tcPr>
           <w:p>
             <w:pPr>
@@ -26886,12 +24160,6 @@
               <w:right w:val="single" w:sz="6" w:space="0" w:color="1F3864"/>
             </w:tcBorders>
             <w:shd w:val="clear" w:color="auto" w:fill="4472C4"/>
-            <w:tcMar>
-              <w:top w:w="50" w:type="dxa"/>
-              <w:left w:w="90" w:type="dxa"/>
-              <w:bottom w:w="50" w:type="dxa"/>
-              <w:right w:w="90" w:type="dxa"/>
-            </w:tcMar>
           </w:tcPr>
           <w:p>
             <w:pPr>
@@ -26930,12 +24198,6 @@
               <w:right w:val="single" w:sz="6" w:space="0" w:color="1F3864"/>
             </w:tcBorders>
             <w:shd w:val="clear" w:color="auto" w:fill="4472C4"/>
-            <w:tcMar>
-              <w:top w:w="50" w:type="dxa"/>
-              <w:left w:w="90" w:type="dxa"/>
-              <w:bottom w:w="50" w:type="dxa"/>
-              <w:right w:w="90" w:type="dxa"/>
-            </w:tcMar>
           </w:tcPr>
           <w:p>
             <w:pPr>
@@ -26974,12 +24236,6 @@
               <w:right w:val="single" w:sz="6" w:space="0" w:color="1F3864"/>
             </w:tcBorders>
             <w:shd w:val="clear" w:color="auto" w:fill="4472C4"/>
-            <w:tcMar>
-              <w:top w:w="50" w:type="dxa"/>
-              <w:left w:w="90" w:type="dxa"/>
-              <w:bottom w:w="50" w:type="dxa"/>
-              <w:right w:w="90" w:type="dxa"/>
-            </w:tcMar>
           </w:tcPr>
           <w:p>
             <w:pPr>
@@ -27018,12 +24274,6 @@
               <w:right w:val="single" w:sz="6" w:space="0" w:color="1F3864"/>
             </w:tcBorders>
             <w:shd w:val="clear" w:color="auto" w:fill="4472C4"/>
-            <w:tcMar>
-              <w:top w:w="50" w:type="dxa"/>
-              <w:left w:w="90" w:type="dxa"/>
-              <w:bottom w:w="50" w:type="dxa"/>
-              <w:right w:w="90" w:type="dxa"/>
-            </w:tcMar>
           </w:tcPr>
           <w:p>
             <w:pPr>
@@ -27065,12 +24315,6 @@
               <w:right w:val="single" w:sz="6" w:space="0" w:color="1F3864"/>
             </w:tcBorders>
             <w:shd w:val="clear" w:color="auto" w:fill="D9E2F3"/>
-            <w:tcMar>
-              <w:top w:w="50" w:type="dxa"/>
-              <w:left w:w="90" w:type="dxa"/>
-              <w:bottom w:w="50" w:type="dxa"/>
-              <w:right w:w="90" w:type="dxa"/>
-            </w:tcMar>
           </w:tcPr>
           <w:p>
             <w:pPr>
@@ -27102,12 +24346,6 @@
               <w:right w:val="single" w:sz="6" w:space="0" w:color="1F3864"/>
             </w:tcBorders>
             <w:shd w:val="clear" w:color="auto" w:fill="D9E2F3"/>
-            <w:tcMar>
-              <w:top w:w="50" w:type="dxa"/>
-              <w:left w:w="90" w:type="dxa"/>
-              <w:bottom w:w="50" w:type="dxa"/>
-              <w:right w:w="90" w:type="dxa"/>
-            </w:tcMar>
           </w:tcPr>
           <w:p>
             <w:pPr>
@@ -27139,12 +24377,6 @@
               <w:right w:val="single" w:sz="6" w:space="0" w:color="1F3864"/>
             </w:tcBorders>
             <w:shd w:val="clear" w:color="auto" w:fill="D9E2F3"/>
-            <w:tcMar>
-              <w:top w:w="50" w:type="dxa"/>
-              <w:left w:w="90" w:type="dxa"/>
-              <w:bottom w:w="50" w:type="dxa"/>
-              <w:right w:w="90" w:type="dxa"/>
-            </w:tcMar>
           </w:tcPr>
           <w:p>
             <w:pPr>
@@ -27176,12 +24408,6 @@
               <w:right w:val="single" w:sz="6" w:space="0" w:color="1F3864"/>
             </w:tcBorders>
             <w:shd w:val="clear" w:color="auto" w:fill="D9E2F3"/>
-            <w:tcMar>
-              <w:top w:w="50" w:type="dxa"/>
-              <w:left w:w="90" w:type="dxa"/>
-              <w:bottom w:w="50" w:type="dxa"/>
-              <w:right w:w="90" w:type="dxa"/>
-            </w:tcMar>
           </w:tcPr>
           <w:p>
             <w:pPr>
@@ -27216,12 +24442,6 @@
               <w:right w:val="single" w:sz="6" w:space="0" w:color="1F3864"/>
             </w:tcBorders>
             <w:shd w:val="clear" w:color="auto" w:fill="D9E2F3"/>
-            <w:tcMar>
-              <w:top w:w="50" w:type="dxa"/>
-              <w:left w:w="90" w:type="dxa"/>
-              <w:bottom w:w="50" w:type="dxa"/>
-              <w:right w:w="90" w:type="dxa"/>
-            </w:tcMar>
           </w:tcPr>
           <w:p>
             <w:pPr>
@@ -27253,12 +24473,6 @@
               <w:right w:val="single" w:sz="6" w:space="0" w:color="1F3864"/>
             </w:tcBorders>
             <w:shd w:val="clear" w:color="auto" w:fill="D9E2F3"/>
-            <w:tcMar>
-              <w:top w:w="50" w:type="dxa"/>
-              <w:left w:w="90" w:type="dxa"/>
-              <w:bottom w:w="50" w:type="dxa"/>
-              <w:right w:w="90" w:type="dxa"/>
-            </w:tcMar>
           </w:tcPr>
           <w:p>
             <w:pPr>
@@ -27290,12 +24504,6 @@
               <w:right w:val="single" w:sz="6" w:space="0" w:color="1F3864"/>
             </w:tcBorders>
             <w:shd w:val="clear" w:color="auto" w:fill="D9E2F3"/>
-            <w:tcMar>
-              <w:top w:w="50" w:type="dxa"/>
-              <w:left w:w="90" w:type="dxa"/>
-              <w:bottom w:w="50" w:type="dxa"/>
-              <w:right w:w="90" w:type="dxa"/>
-            </w:tcMar>
           </w:tcPr>
           <w:p>
             <w:pPr>
@@ -27327,12 +24535,6 @@
               <w:right w:val="single" w:sz="6" w:space="0" w:color="1F3864"/>
             </w:tcBorders>
             <w:shd w:val="clear" w:color="auto" w:fill="D9E2F3"/>
-            <w:tcMar>
-              <w:top w:w="50" w:type="dxa"/>
-              <w:left w:w="90" w:type="dxa"/>
-              <w:bottom w:w="50" w:type="dxa"/>
-              <w:right w:w="90" w:type="dxa"/>
-            </w:tcMar>
           </w:tcPr>
           <w:p>
             <w:pPr>
@@ -27367,12 +24569,6 @@
               <w:right w:val="single" w:sz="6" w:space="0" w:color="1F3864"/>
             </w:tcBorders>
             <w:shd w:val="clear" w:color="auto" w:fill="D9E2F3"/>
-            <w:tcMar>
-              <w:top w:w="50" w:type="dxa"/>
-              <w:left w:w="90" w:type="dxa"/>
-              <w:bottom w:w="50" w:type="dxa"/>
-              <w:right w:w="90" w:type="dxa"/>
-            </w:tcMar>
           </w:tcPr>
           <w:p>
             <w:pPr>
@@ -27403,12 +24599,6 @@
               <w:right w:val="single" w:sz="6" w:space="0" w:color="1F3864"/>
             </w:tcBorders>
             <w:shd w:val="clear" w:color="auto" w:fill="D9E2F3"/>
-            <w:tcMar>
-              <w:top w:w="50" w:type="dxa"/>
-              <w:left w:w="90" w:type="dxa"/>
-              <w:bottom w:w="50" w:type="dxa"/>
-              <w:right w:w="90" w:type="dxa"/>
-            </w:tcMar>
           </w:tcPr>
           <w:p>
             <w:pPr>
@@ -27439,12 +24629,6 @@
               <w:right w:val="single" w:sz="6" w:space="0" w:color="1F3864"/>
             </w:tcBorders>
             <w:shd w:val="clear" w:color="auto" w:fill="D9E2F3"/>
-            <w:tcMar>
-              <w:top w:w="50" w:type="dxa"/>
-              <w:left w:w="90" w:type="dxa"/>
-              <w:bottom w:w="50" w:type="dxa"/>
-              <w:right w:w="90" w:type="dxa"/>
-            </w:tcMar>
           </w:tcPr>
           <w:p>
             <w:pPr>
@@ -27475,12 +24659,6 @@
               <w:right w:val="single" w:sz="6" w:space="0" w:color="1F3864"/>
             </w:tcBorders>
             <w:shd w:val="clear" w:color="auto" w:fill="D9E2F3"/>
-            <w:tcMar>
-              <w:top w:w="50" w:type="dxa"/>
-              <w:left w:w="90" w:type="dxa"/>
-              <w:bottom w:w="50" w:type="dxa"/>
-              <w:right w:w="90" w:type="dxa"/>
-            </w:tcMar>
           </w:tcPr>
           <w:p>
             <w:pPr>
@@ -27517,8 +24695,10 @@
         </w:tblBorders>
         <w:tblLayout w:type="fixed"/>
         <w:tblCellMar>
-          <w:left w:w="10" w:type="dxa"/>
-          <w:right w:w="10" w:type="dxa"/>
+          <w:top w:w="40" w:type="dxa"/>
+          <w:left w:w="90" w:type="dxa"/>
+          <w:bottom w:w="40" w:type="dxa"/>
+          <w:right w:w="90" w:type="dxa"/>
         </w:tblCellMar>
         <w:tblLook w:val="04A0" w:firstRow="1" w:lastRow="0" w:firstColumn="1" w:lastColumn="0" w:noHBand="0" w:noVBand="1"/>
       </w:tblPr>
@@ -27541,12 +24721,6 @@
               <w:right w:val="single" w:sz="6" w:space="0" w:color="1F3864"/>
             </w:tcBorders>
             <w:shd w:val="clear" w:color="auto" w:fill="D9E2F3"/>
-            <w:tcMar>
-              <w:top w:w="50" w:type="dxa"/>
-              <w:left w:w="90" w:type="dxa"/>
-              <w:bottom w:w="50" w:type="dxa"/>
-              <w:right w:w="90" w:type="dxa"/>
-            </w:tcMar>
           </w:tcPr>
           <w:p>
             <w:pPr>
@@ -27588,12 +24762,6 @@
               <w:right w:val="single" w:sz="6" w:space="0" w:color="1F3864"/>
             </w:tcBorders>
             <w:shd w:val="clear" w:color="auto" w:fill="D9E2F3"/>
-            <w:tcMar>
-              <w:top w:w="50" w:type="dxa"/>
-              <w:left w:w="90" w:type="dxa"/>
-              <w:bottom w:w="50" w:type="dxa"/>
-              <w:right w:w="90" w:type="dxa"/>
-            </w:tcMar>
           </w:tcPr>
           <w:p>
             <w:pPr>
@@ -27628,12 +24796,6 @@
               <w:right w:val="single" w:sz="6" w:space="0" w:color="1F3864"/>
             </w:tcBorders>
             <w:shd w:val="clear" w:color="auto" w:fill="4472C4"/>
-            <w:tcMar>
-              <w:top w:w="50" w:type="dxa"/>
-              <w:left w:w="90" w:type="dxa"/>
-              <w:bottom w:w="50" w:type="dxa"/>
-              <w:right w:w="90" w:type="dxa"/>
-            </w:tcMar>
           </w:tcPr>
           <w:p>
             <w:pPr>
@@ -27672,12 +24834,6 @@
               <w:right w:val="single" w:sz="6" w:space="0" w:color="1F3864"/>
             </w:tcBorders>
             <w:shd w:val="clear" w:color="auto" w:fill="4472C4"/>
-            <w:tcMar>
-              <w:top w:w="50" w:type="dxa"/>
-              <w:left w:w="90" w:type="dxa"/>
-              <w:bottom w:w="50" w:type="dxa"/>
-              <w:right w:w="90" w:type="dxa"/>
-            </w:tcMar>
           </w:tcPr>
           <w:p>
             <w:pPr>
@@ -27716,12 +24872,6 @@
               <w:right w:val="single" w:sz="6" w:space="0" w:color="1F3864"/>
             </w:tcBorders>
             <w:shd w:val="clear" w:color="auto" w:fill="4472C4"/>
-            <w:tcMar>
-              <w:top w:w="50" w:type="dxa"/>
-              <w:left w:w="90" w:type="dxa"/>
-              <w:bottom w:w="50" w:type="dxa"/>
-              <w:right w:w="90" w:type="dxa"/>
-            </w:tcMar>
           </w:tcPr>
           <w:p>
             <w:pPr>
@@ -27760,12 +24910,6 @@
               <w:right w:val="single" w:sz="6" w:space="0" w:color="1F3864"/>
             </w:tcBorders>
             <w:shd w:val="clear" w:color="auto" w:fill="4472C4"/>
-            <w:tcMar>
-              <w:top w:w="50" w:type="dxa"/>
-              <w:left w:w="90" w:type="dxa"/>
-              <w:bottom w:w="50" w:type="dxa"/>
-              <w:right w:w="90" w:type="dxa"/>
-            </w:tcMar>
           </w:tcPr>
           <w:p>
             <w:pPr>
@@ -27807,12 +24951,6 @@
               <w:right w:val="single" w:sz="6" w:space="0" w:color="1F3864"/>
             </w:tcBorders>
             <w:shd w:val="clear" w:color="auto" w:fill="D9E2F3"/>
-            <w:tcMar>
-              <w:top w:w="50" w:type="dxa"/>
-              <w:left w:w="90" w:type="dxa"/>
-              <w:bottom w:w="50" w:type="dxa"/>
-              <w:right w:w="90" w:type="dxa"/>
-            </w:tcMar>
           </w:tcPr>
           <w:p>
             <w:pPr>
@@ -27844,12 +24982,6 @@
               <w:right w:val="single" w:sz="6" w:space="0" w:color="1F3864"/>
             </w:tcBorders>
             <w:shd w:val="clear" w:color="auto" w:fill="D9E2F3"/>
-            <w:tcMar>
-              <w:top w:w="50" w:type="dxa"/>
-              <w:left w:w="90" w:type="dxa"/>
-              <w:bottom w:w="50" w:type="dxa"/>
-              <w:right w:w="90" w:type="dxa"/>
-            </w:tcMar>
           </w:tcPr>
           <w:p>
             <w:pPr>
@@ -27881,12 +25013,6 @@
               <w:right w:val="single" w:sz="6" w:space="0" w:color="1F3864"/>
             </w:tcBorders>
             <w:shd w:val="clear" w:color="auto" w:fill="D9E2F3"/>
-            <w:tcMar>
-              <w:top w:w="50" w:type="dxa"/>
-              <w:left w:w="90" w:type="dxa"/>
-              <w:bottom w:w="50" w:type="dxa"/>
-              <w:right w:w="90" w:type="dxa"/>
-            </w:tcMar>
           </w:tcPr>
           <w:p>
             <w:pPr>
@@ -27918,12 +25044,6 @@
               <w:right w:val="single" w:sz="6" w:space="0" w:color="1F3864"/>
             </w:tcBorders>
             <w:shd w:val="clear" w:color="auto" w:fill="D9E2F3"/>
-            <w:tcMar>
-              <w:top w:w="50" w:type="dxa"/>
-              <w:left w:w="90" w:type="dxa"/>
-              <w:bottom w:w="50" w:type="dxa"/>
-              <w:right w:w="90" w:type="dxa"/>
-            </w:tcMar>
           </w:tcPr>
           <w:p>
             <w:pPr>
@@ -27958,12 +25078,6 @@
               <w:right w:val="single" w:sz="6" w:space="0" w:color="1F3864"/>
             </w:tcBorders>
             <w:shd w:val="clear" w:color="auto" w:fill="D9E2F3"/>
-            <w:tcMar>
-              <w:top w:w="50" w:type="dxa"/>
-              <w:left w:w="90" w:type="dxa"/>
-              <w:bottom w:w="50" w:type="dxa"/>
-              <w:right w:w="90" w:type="dxa"/>
-            </w:tcMar>
           </w:tcPr>
           <w:p>
             <w:pPr>
@@ -27995,12 +25109,6 @@
               <w:right w:val="single" w:sz="6" w:space="0" w:color="1F3864"/>
             </w:tcBorders>
             <w:shd w:val="clear" w:color="auto" w:fill="D9E2F3"/>
-            <w:tcMar>
-              <w:top w:w="50" w:type="dxa"/>
-              <w:left w:w="90" w:type="dxa"/>
-              <w:bottom w:w="50" w:type="dxa"/>
-              <w:right w:w="90" w:type="dxa"/>
-            </w:tcMar>
           </w:tcPr>
           <w:p>
             <w:pPr>
@@ -28032,12 +25140,6 @@
               <w:right w:val="single" w:sz="6" w:space="0" w:color="1F3864"/>
             </w:tcBorders>
             <w:shd w:val="clear" w:color="auto" w:fill="D9E2F3"/>
-            <w:tcMar>
-              <w:top w:w="50" w:type="dxa"/>
-              <w:left w:w="90" w:type="dxa"/>
-              <w:bottom w:w="50" w:type="dxa"/>
-              <w:right w:w="90" w:type="dxa"/>
-            </w:tcMar>
           </w:tcPr>
           <w:p>
             <w:pPr>
@@ -28069,12 +25171,6 @@
               <w:right w:val="single" w:sz="6" w:space="0" w:color="1F3864"/>
             </w:tcBorders>
             <w:shd w:val="clear" w:color="auto" w:fill="D9E2F3"/>
-            <w:tcMar>
-              <w:top w:w="50" w:type="dxa"/>
-              <w:left w:w="90" w:type="dxa"/>
-              <w:bottom w:w="50" w:type="dxa"/>
-              <w:right w:w="90" w:type="dxa"/>
-            </w:tcMar>
           </w:tcPr>
           <w:p>
             <w:pPr>
@@ -28109,12 +25205,6 @@
               <w:right w:val="single" w:sz="6" w:space="0" w:color="1F3864"/>
             </w:tcBorders>
             <w:shd w:val="clear" w:color="auto" w:fill="D9E2F3"/>
-            <w:tcMar>
-              <w:top w:w="50" w:type="dxa"/>
-              <w:left w:w="90" w:type="dxa"/>
-              <w:bottom w:w="50" w:type="dxa"/>
-              <w:right w:w="90" w:type="dxa"/>
-            </w:tcMar>
           </w:tcPr>
           <w:p>
             <w:pPr>
@@ -28145,12 +25235,6 @@
               <w:right w:val="single" w:sz="6" w:space="0" w:color="1F3864"/>
             </w:tcBorders>
             <w:shd w:val="clear" w:color="auto" w:fill="D9E2F3"/>
-            <w:tcMar>
-              <w:top w:w="50" w:type="dxa"/>
-              <w:left w:w="90" w:type="dxa"/>
-              <w:bottom w:w="50" w:type="dxa"/>
-              <w:right w:w="90" w:type="dxa"/>
-            </w:tcMar>
           </w:tcPr>
           <w:p>
             <w:pPr>
@@ -28181,12 +25265,6 @@
               <w:right w:val="single" w:sz="6" w:space="0" w:color="1F3864"/>
             </w:tcBorders>
             <w:shd w:val="clear" w:color="auto" w:fill="D9E2F3"/>
-            <w:tcMar>
-              <w:top w:w="50" w:type="dxa"/>
-              <w:left w:w="90" w:type="dxa"/>
-              <w:bottom w:w="50" w:type="dxa"/>
-              <w:right w:w="90" w:type="dxa"/>
-            </w:tcMar>
           </w:tcPr>
           <w:p>
             <w:pPr>
@@ -28217,12 +25295,6 @@
               <w:right w:val="single" w:sz="6" w:space="0" w:color="1F3864"/>
             </w:tcBorders>
             <w:shd w:val="clear" w:color="auto" w:fill="D9E2F3"/>
-            <w:tcMar>
-              <w:top w:w="50" w:type="dxa"/>
-              <w:left w:w="90" w:type="dxa"/>
-              <w:bottom w:w="50" w:type="dxa"/>
-              <w:right w:w="90" w:type="dxa"/>
-            </w:tcMar>
           </w:tcPr>
           <w:p>
             <w:pPr>
@@ -28259,8 +25331,10 @@
         </w:tblBorders>
         <w:tblLayout w:type="fixed"/>
         <w:tblCellMar>
-          <w:left w:w="10" w:type="dxa"/>
-          <w:right w:w="10" w:type="dxa"/>
+          <w:top w:w="40" w:type="dxa"/>
+          <w:left w:w="90" w:type="dxa"/>
+          <w:bottom w:w="40" w:type="dxa"/>
+          <w:right w:w="90" w:type="dxa"/>
         </w:tblCellMar>
         <w:tblLook w:val="04A0" w:firstRow="1" w:lastRow="0" w:firstColumn="1" w:lastColumn="0" w:noHBand="0" w:noVBand="1"/>
       </w:tblPr>
@@ -28283,12 +25357,6 @@
               <w:right w:val="single" w:sz="6" w:space="0" w:color="1F3864"/>
             </w:tcBorders>
             <w:shd w:val="clear" w:color="auto" w:fill="D9E2F3"/>
-            <w:tcMar>
-              <w:top w:w="50" w:type="dxa"/>
-              <w:left w:w="90" w:type="dxa"/>
-              <w:bottom w:w="50" w:type="dxa"/>
-              <w:right w:w="90" w:type="dxa"/>
-            </w:tcMar>
           </w:tcPr>
           <w:p>
             <w:pPr>
@@ -28330,12 +25398,6 @@
               <w:right w:val="single" w:sz="6" w:space="0" w:color="1F3864"/>
             </w:tcBorders>
             <w:shd w:val="clear" w:color="auto" w:fill="D9E2F3"/>
-            <w:tcMar>
-              <w:top w:w="50" w:type="dxa"/>
-              <w:left w:w="90" w:type="dxa"/>
-              <w:bottom w:w="50" w:type="dxa"/>
-              <w:right w:w="90" w:type="dxa"/>
-            </w:tcMar>
           </w:tcPr>
           <w:p>
             <w:pPr>
@@ -28370,12 +25432,6 @@
               <w:right w:val="single" w:sz="6" w:space="0" w:color="1F3864"/>
             </w:tcBorders>
             <w:shd w:val="clear" w:color="auto" w:fill="4472C4"/>
-            <w:tcMar>
-              <w:top w:w="50" w:type="dxa"/>
-              <w:left w:w="90" w:type="dxa"/>
-              <w:bottom w:w="50" w:type="dxa"/>
-              <w:right w:w="90" w:type="dxa"/>
-            </w:tcMar>
           </w:tcPr>
           <w:p>
             <w:pPr>
@@ -28414,12 +25470,6 @@
               <w:right w:val="single" w:sz="6" w:space="0" w:color="1F3864"/>
             </w:tcBorders>
             <w:shd w:val="clear" w:color="auto" w:fill="4472C4"/>
-            <w:tcMar>
-              <w:top w:w="50" w:type="dxa"/>
-              <w:left w:w="90" w:type="dxa"/>
-              <w:bottom w:w="50" w:type="dxa"/>
-              <w:right w:w="90" w:type="dxa"/>
-            </w:tcMar>
           </w:tcPr>
           <w:p>
             <w:pPr>
@@ -28458,12 +25508,6 @@
               <w:right w:val="single" w:sz="6" w:space="0" w:color="1F3864"/>
             </w:tcBorders>
             <w:shd w:val="clear" w:color="auto" w:fill="4472C4"/>
-            <w:tcMar>
-              <w:top w:w="50" w:type="dxa"/>
-              <w:left w:w="90" w:type="dxa"/>
-              <w:bottom w:w="50" w:type="dxa"/>
-              <w:right w:w="90" w:type="dxa"/>
-            </w:tcMar>
           </w:tcPr>
           <w:p>
             <w:pPr>
@@ -28502,12 +25546,6 @@
               <w:right w:val="single" w:sz="6" w:space="0" w:color="1F3864"/>
             </w:tcBorders>
             <w:shd w:val="clear" w:color="auto" w:fill="4472C4"/>
-            <w:tcMar>
-              <w:top w:w="50" w:type="dxa"/>
-              <w:left w:w="90" w:type="dxa"/>
-              <w:bottom w:w="50" w:type="dxa"/>
-              <w:right w:w="90" w:type="dxa"/>
-            </w:tcMar>
           </w:tcPr>
           <w:p>
             <w:pPr>
@@ -28549,12 +25587,6 @@
               <w:right w:val="single" w:sz="6" w:space="0" w:color="1F3864"/>
             </w:tcBorders>
             <w:shd w:val="clear" w:color="auto" w:fill="D9E2F3"/>
-            <w:tcMar>
-              <w:top w:w="50" w:type="dxa"/>
-              <w:left w:w="90" w:type="dxa"/>
-              <w:bottom w:w="50" w:type="dxa"/>
-              <w:right w:w="90" w:type="dxa"/>
-            </w:tcMar>
           </w:tcPr>
           <w:p>
             <w:pPr>
@@ -28586,12 +25618,6 @@
               <w:right w:val="single" w:sz="6" w:space="0" w:color="1F3864"/>
             </w:tcBorders>
             <w:shd w:val="clear" w:color="auto" w:fill="D9E2F3"/>
-            <w:tcMar>
-              <w:top w:w="50" w:type="dxa"/>
-              <w:left w:w="90" w:type="dxa"/>
-              <w:bottom w:w="50" w:type="dxa"/>
-              <w:right w:w="90" w:type="dxa"/>
-            </w:tcMar>
           </w:tcPr>
           <w:p>
             <w:pPr>
@@ -28623,12 +25649,6 @@
               <w:right w:val="single" w:sz="6" w:space="0" w:color="1F3864"/>
             </w:tcBorders>
             <w:shd w:val="clear" w:color="auto" w:fill="D9E2F3"/>
-            <w:tcMar>
-              <w:top w:w="50" w:type="dxa"/>
-              <w:left w:w="90" w:type="dxa"/>
-              <w:bottom w:w="50" w:type="dxa"/>
-              <w:right w:w="90" w:type="dxa"/>
-            </w:tcMar>
           </w:tcPr>
           <w:p>
             <w:pPr>
@@ -28660,12 +25680,6 @@
               <w:right w:val="single" w:sz="6" w:space="0" w:color="1F3864"/>
             </w:tcBorders>
             <w:shd w:val="clear" w:color="auto" w:fill="D9E2F3"/>
-            <w:tcMar>
-              <w:top w:w="50" w:type="dxa"/>
-              <w:left w:w="90" w:type="dxa"/>
-              <w:bottom w:w="50" w:type="dxa"/>
-              <w:right w:w="90" w:type="dxa"/>
-            </w:tcMar>
           </w:tcPr>
           <w:p>
             <w:pPr>
@@ -28700,12 +25714,6 @@
               <w:right w:val="single" w:sz="6" w:space="0" w:color="1F3864"/>
             </w:tcBorders>
             <w:shd w:val="clear" w:color="auto" w:fill="D9E2F3"/>
-            <w:tcMar>
-              <w:top w:w="50" w:type="dxa"/>
-              <w:left w:w="90" w:type="dxa"/>
-              <w:bottom w:w="50" w:type="dxa"/>
-              <w:right w:w="90" w:type="dxa"/>
-            </w:tcMar>
           </w:tcPr>
           <w:p>
             <w:pPr>
@@ -28737,12 +25745,6 @@
               <w:right w:val="single" w:sz="6" w:space="0" w:color="1F3864"/>
             </w:tcBorders>
             <w:shd w:val="clear" w:color="auto" w:fill="D9E2F3"/>
-            <w:tcMar>
-              <w:top w:w="50" w:type="dxa"/>
-              <w:left w:w="90" w:type="dxa"/>
-              <w:bottom w:w="50" w:type="dxa"/>
-              <w:right w:w="90" w:type="dxa"/>
-            </w:tcMar>
           </w:tcPr>
           <w:p>
             <w:pPr>
@@ -28774,12 +25776,6 @@
               <w:right w:val="single" w:sz="6" w:space="0" w:color="1F3864"/>
             </w:tcBorders>
             <w:shd w:val="clear" w:color="auto" w:fill="D9E2F3"/>
-            <w:tcMar>
-              <w:top w:w="50" w:type="dxa"/>
-              <w:left w:w="90" w:type="dxa"/>
-              <w:bottom w:w="50" w:type="dxa"/>
-              <w:right w:w="90" w:type="dxa"/>
-            </w:tcMar>
           </w:tcPr>
           <w:p>
             <w:pPr>
@@ -28811,12 +25807,6 @@
               <w:right w:val="single" w:sz="6" w:space="0" w:color="1F3864"/>
             </w:tcBorders>
             <w:shd w:val="clear" w:color="auto" w:fill="D9E2F3"/>
-            <w:tcMar>
-              <w:top w:w="50" w:type="dxa"/>
-              <w:left w:w="90" w:type="dxa"/>
-              <w:bottom w:w="50" w:type="dxa"/>
-              <w:right w:w="90" w:type="dxa"/>
-            </w:tcMar>
           </w:tcPr>
           <w:p>
             <w:pPr>
@@ -28851,12 +25841,6 @@
               <w:right w:val="single" w:sz="6" w:space="0" w:color="1F3864"/>
             </w:tcBorders>
             <w:shd w:val="clear" w:color="auto" w:fill="D9E2F3"/>
-            <w:tcMar>
-              <w:top w:w="50" w:type="dxa"/>
-              <w:left w:w="90" w:type="dxa"/>
-              <w:bottom w:w="50" w:type="dxa"/>
-              <w:right w:w="90" w:type="dxa"/>
-            </w:tcMar>
           </w:tcPr>
           <w:p>
             <w:pPr>
@@ -28887,12 +25871,6 @@
               <w:right w:val="single" w:sz="6" w:space="0" w:color="1F3864"/>
             </w:tcBorders>
             <w:shd w:val="clear" w:color="auto" w:fill="D9E2F3"/>
-            <w:tcMar>
-              <w:top w:w="50" w:type="dxa"/>
-              <w:left w:w="90" w:type="dxa"/>
-              <w:bottom w:w="50" w:type="dxa"/>
-              <w:right w:w="90" w:type="dxa"/>
-            </w:tcMar>
           </w:tcPr>
           <w:p>
             <w:pPr>
@@ -28923,12 +25901,6 @@
               <w:right w:val="single" w:sz="6" w:space="0" w:color="1F3864"/>
             </w:tcBorders>
             <w:shd w:val="clear" w:color="auto" w:fill="D9E2F3"/>
-            <w:tcMar>
-              <w:top w:w="50" w:type="dxa"/>
-              <w:left w:w="90" w:type="dxa"/>
-              <w:bottom w:w="50" w:type="dxa"/>
-              <w:right w:w="90" w:type="dxa"/>
-            </w:tcMar>
           </w:tcPr>
           <w:p>
             <w:pPr>
@@ -28959,12 +25931,6 @@
               <w:right w:val="single" w:sz="6" w:space="0" w:color="1F3864"/>
             </w:tcBorders>
             <w:shd w:val="clear" w:color="auto" w:fill="D9E2F3"/>
-            <w:tcMar>
-              <w:top w:w="50" w:type="dxa"/>
-              <w:left w:w="90" w:type="dxa"/>
-              <w:bottom w:w="50" w:type="dxa"/>
-              <w:right w:w="90" w:type="dxa"/>
-            </w:tcMar>
           </w:tcPr>
           <w:p>
             <w:pPr>
@@ -29001,8 +25967,10 @@
         </w:tblBorders>
         <w:tblLayout w:type="fixed"/>
         <w:tblCellMar>
-          <w:left w:w="10" w:type="dxa"/>
-          <w:right w:w="10" w:type="dxa"/>
+          <w:top w:w="40" w:type="dxa"/>
+          <w:left w:w="90" w:type="dxa"/>
+          <w:bottom w:w="40" w:type="dxa"/>
+          <w:right w:w="90" w:type="dxa"/>
         </w:tblCellMar>
         <w:tblLook w:val="04A0" w:firstRow="1" w:lastRow="0" w:firstColumn="1" w:lastColumn="0" w:noHBand="0" w:noVBand="1"/>
       </w:tblPr>
@@ -29025,12 +25993,6 @@
               <w:right w:val="single" w:sz="6" w:space="0" w:color="1F3864"/>
             </w:tcBorders>
             <w:shd w:val="clear" w:color="auto" w:fill="D9E2F3"/>
-            <w:tcMar>
-              <w:top w:w="50" w:type="dxa"/>
-              <w:left w:w="90" w:type="dxa"/>
-              <w:bottom w:w="50" w:type="dxa"/>
-              <w:right w:w="90" w:type="dxa"/>
-            </w:tcMar>
           </w:tcPr>
           <w:p>
             <w:pPr>
@@ -29072,12 +26034,6 @@
               <w:right w:val="single" w:sz="6" w:space="0" w:color="1F3864"/>
             </w:tcBorders>
             <w:shd w:val="clear" w:color="auto" w:fill="D9E2F3"/>
-            <w:tcMar>
-              <w:top w:w="50" w:type="dxa"/>
-              <w:left w:w="90" w:type="dxa"/>
-              <w:bottom w:w="50" w:type="dxa"/>
-              <w:right w:w="90" w:type="dxa"/>
-            </w:tcMar>
           </w:tcPr>
           <w:p>
             <w:pPr>
@@ -29112,12 +26068,6 @@
               <w:right w:val="single" w:sz="6" w:space="0" w:color="1F3864"/>
             </w:tcBorders>
             <w:shd w:val="clear" w:color="auto" w:fill="4472C4"/>
-            <w:tcMar>
-              <w:top w:w="50" w:type="dxa"/>
-              <w:left w:w="90" w:type="dxa"/>
-              <w:bottom w:w="50" w:type="dxa"/>
-              <w:right w:w="90" w:type="dxa"/>
-            </w:tcMar>
           </w:tcPr>
           <w:p>
             <w:pPr>
@@ -29156,12 +26106,6 @@
               <w:right w:val="single" w:sz="6" w:space="0" w:color="1F3864"/>
             </w:tcBorders>
             <w:shd w:val="clear" w:color="auto" w:fill="4472C4"/>
-            <w:tcMar>
-              <w:top w:w="50" w:type="dxa"/>
-              <w:left w:w="90" w:type="dxa"/>
-              <w:bottom w:w="50" w:type="dxa"/>
-              <w:right w:w="90" w:type="dxa"/>
-            </w:tcMar>
           </w:tcPr>
           <w:p>
             <w:pPr>
@@ -29200,12 +26144,6 @@
               <w:right w:val="single" w:sz="6" w:space="0" w:color="1F3864"/>
             </w:tcBorders>
             <w:shd w:val="clear" w:color="auto" w:fill="4472C4"/>
-            <w:tcMar>
-              <w:top w:w="50" w:type="dxa"/>
-              <w:left w:w="90" w:type="dxa"/>
-              <w:bottom w:w="50" w:type="dxa"/>
-              <w:right w:w="90" w:type="dxa"/>
-            </w:tcMar>
           </w:tcPr>
           <w:p>
             <w:pPr>
@@ -29244,12 +26182,6 @@
               <w:right w:val="single" w:sz="6" w:space="0" w:color="1F3864"/>
             </w:tcBorders>
             <w:shd w:val="clear" w:color="auto" w:fill="4472C4"/>
-            <w:tcMar>
-              <w:top w:w="50" w:type="dxa"/>
-              <w:left w:w="90" w:type="dxa"/>
-              <w:bottom w:w="50" w:type="dxa"/>
-              <w:right w:w="90" w:type="dxa"/>
-            </w:tcMar>
           </w:tcPr>
           <w:p>
             <w:pPr>
@@ -29291,12 +26223,6 @@
               <w:right w:val="single" w:sz="6" w:space="0" w:color="1F3864"/>
             </w:tcBorders>
             <w:shd w:val="clear" w:color="auto" w:fill="D9E2F3"/>
-            <w:tcMar>
-              <w:top w:w="50" w:type="dxa"/>
-              <w:left w:w="90" w:type="dxa"/>
-              <w:bottom w:w="50" w:type="dxa"/>
-              <w:right w:w="90" w:type="dxa"/>
-            </w:tcMar>
           </w:tcPr>
           <w:p>
             <w:pPr>
@@ -29328,12 +26254,6 @@
               <w:right w:val="single" w:sz="6" w:space="0" w:color="1F3864"/>
             </w:tcBorders>
             <w:shd w:val="clear" w:color="auto" w:fill="D9E2F3"/>
-            <w:tcMar>
-              <w:top w:w="50" w:type="dxa"/>
-              <w:left w:w="90" w:type="dxa"/>
-              <w:bottom w:w="50" w:type="dxa"/>
-              <w:right w:w="90" w:type="dxa"/>
-            </w:tcMar>
           </w:tcPr>
           <w:p>
             <w:pPr>
@@ -29365,12 +26285,6 @@
               <w:right w:val="single" w:sz="6" w:space="0" w:color="1F3864"/>
             </w:tcBorders>
             <w:shd w:val="clear" w:color="auto" w:fill="D9E2F3"/>
-            <w:tcMar>
-              <w:top w:w="50" w:type="dxa"/>
-              <w:left w:w="90" w:type="dxa"/>
-              <w:bottom w:w="50" w:type="dxa"/>
-              <w:right w:w="90" w:type="dxa"/>
-            </w:tcMar>
           </w:tcPr>
           <w:p>
             <w:pPr>
@@ -29402,12 +26316,6 @@
               <w:right w:val="single" w:sz="6" w:space="0" w:color="1F3864"/>
             </w:tcBorders>
             <w:shd w:val="clear" w:color="auto" w:fill="D9E2F3"/>
-            <w:tcMar>
-              <w:top w:w="50" w:type="dxa"/>
-              <w:left w:w="90" w:type="dxa"/>
-              <w:bottom w:w="50" w:type="dxa"/>
-              <w:right w:w="90" w:type="dxa"/>
-            </w:tcMar>
           </w:tcPr>
           <w:p>
             <w:pPr>
@@ -29442,12 +26350,6 @@
               <w:right w:val="single" w:sz="6" w:space="0" w:color="1F3864"/>
             </w:tcBorders>
             <w:shd w:val="clear" w:color="auto" w:fill="D9E2F3"/>
-            <w:tcMar>
-              <w:top w:w="50" w:type="dxa"/>
-              <w:left w:w="90" w:type="dxa"/>
-              <w:bottom w:w="50" w:type="dxa"/>
-              <w:right w:w="90" w:type="dxa"/>
-            </w:tcMar>
           </w:tcPr>
           <w:p>
             <w:pPr>
@@ -29479,12 +26381,6 @@
               <w:right w:val="single" w:sz="6" w:space="0" w:color="1F3864"/>
             </w:tcBorders>
             <w:shd w:val="clear" w:color="auto" w:fill="D9E2F3"/>
-            <w:tcMar>
-              <w:top w:w="50" w:type="dxa"/>
-              <w:left w:w="90" w:type="dxa"/>
-              <w:bottom w:w="50" w:type="dxa"/>
-              <w:right w:w="90" w:type="dxa"/>
-            </w:tcMar>
           </w:tcPr>
           <w:p>
             <w:pPr>
@@ -29516,12 +26412,6 @@
               <w:right w:val="single" w:sz="6" w:space="0" w:color="1F3864"/>
             </w:tcBorders>
             <w:shd w:val="clear" w:color="auto" w:fill="D9E2F3"/>
-            <w:tcMar>
-              <w:top w:w="50" w:type="dxa"/>
-              <w:left w:w="90" w:type="dxa"/>
-              <w:bottom w:w="50" w:type="dxa"/>
-              <w:right w:w="90" w:type="dxa"/>
-            </w:tcMar>
           </w:tcPr>
           <w:p>
             <w:pPr>
@@ -29553,12 +26443,6 @@
               <w:right w:val="single" w:sz="6" w:space="0" w:color="1F3864"/>
             </w:tcBorders>
             <w:shd w:val="clear" w:color="auto" w:fill="D9E2F3"/>
-            <w:tcMar>
-              <w:top w:w="50" w:type="dxa"/>
-              <w:left w:w="90" w:type="dxa"/>
-              <w:bottom w:w="50" w:type="dxa"/>
-              <w:right w:w="90" w:type="dxa"/>
-            </w:tcMar>
           </w:tcPr>
           <w:p>
             <w:pPr>
@@ -29593,12 +26477,6 @@
               <w:right w:val="single" w:sz="6" w:space="0" w:color="1F3864"/>
             </w:tcBorders>
             <w:shd w:val="clear" w:color="auto" w:fill="D9E2F3"/>
-            <w:tcMar>
-              <w:top w:w="50" w:type="dxa"/>
-              <w:left w:w="90" w:type="dxa"/>
-              <w:bottom w:w="50" w:type="dxa"/>
-              <w:right w:w="90" w:type="dxa"/>
-            </w:tcMar>
           </w:tcPr>
           <w:p>
             <w:pPr>
@@ -29629,12 +26507,6 @@
               <w:right w:val="single" w:sz="6" w:space="0" w:color="1F3864"/>
             </w:tcBorders>
             <w:shd w:val="clear" w:color="auto" w:fill="D9E2F3"/>
-            <w:tcMar>
-              <w:top w:w="50" w:type="dxa"/>
-              <w:left w:w="90" w:type="dxa"/>
-              <w:bottom w:w="50" w:type="dxa"/>
-              <w:right w:w="90" w:type="dxa"/>
-            </w:tcMar>
           </w:tcPr>
           <w:p>
             <w:pPr>
@@ -29665,12 +26537,6 @@
               <w:right w:val="single" w:sz="6" w:space="0" w:color="1F3864"/>
             </w:tcBorders>
             <w:shd w:val="clear" w:color="auto" w:fill="D9E2F3"/>
-            <w:tcMar>
-              <w:top w:w="50" w:type="dxa"/>
-              <w:left w:w="90" w:type="dxa"/>
-              <w:bottom w:w="50" w:type="dxa"/>
-              <w:right w:w="90" w:type="dxa"/>
-            </w:tcMar>
           </w:tcPr>
           <w:p>
             <w:pPr>
@@ -29701,12 +26567,6 @@
               <w:right w:val="single" w:sz="6" w:space="0" w:color="1F3864"/>
             </w:tcBorders>
             <w:shd w:val="clear" w:color="auto" w:fill="D9E2F3"/>
-            <w:tcMar>
-              <w:top w:w="50" w:type="dxa"/>
-              <w:left w:w="90" w:type="dxa"/>
-              <w:bottom w:w="50" w:type="dxa"/>
-              <w:right w:w="90" w:type="dxa"/>
-            </w:tcMar>
           </w:tcPr>
           <w:p>
             <w:pPr>
@@ -29743,8 +26603,10 @@
         </w:tblBorders>
         <w:tblLayout w:type="fixed"/>
         <w:tblCellMar>
-          <w:left w:w="10" w:type="dxa"/>
-          <w:right w:w="10" w:type="dxa"/>
+          <w:top w:w="40" w:type="dxa"/>
+          <w:left w:w="90" w:type="dxa"/>
+          <w:bottom w:w="40" w:type="dxa"/>
+          <w:right w:w="90" w:type="dxa"/>
         </w:tblCellMar>
         <w:tblLook w:val="04A0" w:firstRow="1" w:lastRow="0" w:firstColumn="1" w:lastColumn="0" w:noHBand="0" w:noVBand="1"/>
       </w:tblPr>
@@ -29767,12 +26629,6 @@
               <w:right w:val="single" w:sz="6" w:space="0" w:color="1F3864"/>
             </w:tcBorders>
             <w:shd w:val="clear" w:color="auto" w:fill="D9E2F3"/>
-            <w:tcMar>
-              <w:top w:w="50" w:type="dxa"/>
-              <w:left w:w="90" w:type="dxa"/>
-              <w:bottom w:w="50" w:type="dxa"/>
-              <w:right w:w="90" w:type="dxa"/>
-            </w:tcMar>
           </w:tcPr>
           <w:p>
             <w:pPr>
@@ -29815,12 +26671,6 @@
               <w:right w:val="single" w:sz="6" w:space="0" w:color="1F3864"/>
             </w:tcBorders>
             <w:shd w:val="clear" w:color="auto" w:fill="D9E2F3"/>
-            <w:tcMar>
-              <w:top w:w="50" w:type="dxa"/>
-              <w:left w:w="90" w:type="dxa"/>
-              <w:bottom w:w="50" w:type="dxa"/>
-              <w:right w:w="90" w:type="dxa"/>
-            </w:tcMar>
           </w:tcPr>
           <w:p>
             <w:pPr>
@@ -29855,12 +26705,6 @@
               <w:right w:val="single" w:sz="6" w:space="0" w:color="1F3864"/>
             </w:tcBorders>
             <w:shd w:val="clear" w:color="auto" w:fill="4472C4"/>
-            <w:tcMar>
-              <w:top w:w="50" w:type="dxa"/>
-              <w:left w:w="90" w:type="dxa"/>
-              <w:bottom w:w="50" w:type="dxa"/>
-              <w:right w:w="90" w:type="dxa"/>
-            </w:tcMar>
           </w:tcPr>
           <w:p>
             <w:pPr>
@@ -29899,12 +26743,6 @@
               <w:right w:val="single" w:sz="6" w:space="0" w:color="1F3864"/>
             </w:tcBorders>
             <w:shd w:val="clear" w:color="auto" w:fill="4472C4"/>
-            <w:tcMar>
-              <w:top w:w="50" w:type="dxa"/>
-              <w:left w:w="90" w:type="dxa"/>
-              <w:bottom w:w="50" w:type="dxa"/>
-              <w:right w:w="90" w:type="dxa"/>
-            </w:tcMar>
           </w:tcPr>
           <w:p>
             <w:pPr>
@@ -29943,12 +26781,6 @@
               <w:right w:val="single" w:sz="6" w:space="0" w:color="1F3864"/>
             </w:tcBorders>
             <w:shd w:val="clear" w:color="auto" w:fill="4472C4"/>
-            <w:tcMar>
-              <w:top w:w="50" w:type="dxa"/>
-              <w:left w:w="90" w:type="dxa"/>
-              <w:bottom w:w="50" w:type="dxa"/>
-              <w:right w:w="90" w:type="dxa"/>
-            </w:tcMar>
           </w:tcPr>
           <w:p>
             <w:pPr>
@@ -29987,12 +26819,6 @@
               <w:right w:val="single" w:sz="6" w:space="0" w:color="1F3864"/>
             </w:tcBorders>
             <w:shd w:val="clear" w:color="auto" w:fill="4472C4"/>
-            <w:tcMar>
-              <w:top w:w="50" w:type="dxa"/>
-              <w:left w:w="90" w:type="dxa"/>
-              <w:bottom w:w="50" w:type="dxa"/>
-              <w:right w:w="90" w:type="dxa"/>
-            </w:tcMar>
           </w:tcPr>
           <w:p>
             <w:pPr>
@@ -30034,12 +26860,6 @@
               <w:right w:val="single" w:sz="6" w:space="0" w:color="1F3864"/>
             </w:tcBorders>
             <w:shd w:val="clear" w:color="auto" w:fill="D9E2F3"/>
-            <w:tcMar>
-              <w:top w:w="50" w:type="dxa"/>
-              <w:left w:w="90" w:type="dxa"/>
-              <w:bottom w:w="50" w:type="dxa"/>
-              <w:right w:w="90" w:type="dxa"/>
-            </w:tcMar>
           </w:tcPr>
           <w:p>
             <w:pPr>
@@ -30071,12 +26891,6 @@
               <w:right w:val="single" w:sz="6" w:space="0" w:color="1F3864"/>
             </w:tcBorders>
             <w:shd w:val="clear" w:color="auto" w:fill="D9E2F3"/>
-            <w:tcMar>
-              <w:top w:w="50" w:type="dxa"/>
-              <w:left w:w="90" w:type="dxa"/>
-              <w:bottom w:w="50" w:type="dxa"/>
-              <w:right w:w="90" w:type="dxa"/>
-            </w:tcMar>
           </w:tcPr>
           <w:p>
             <w:pPr>
@@ -30108,12 +26922,6 @@
               <w:right w:val="single" w:sz="6" w:space="0" w:color="1F3864"/>
             </w:tcBorders>
             <w:shd w:val="clear" w:color="auto" w:fill="D9E2F3"/>
-            <w:tcMar>
-              <w:top w:w="50" w:type="dxa"/>
-              <w:left w:w="90" w:type="dxa"/>
-              <w:bottom w:w="50" w:type="dxa"/>
-              <w:right w:w="90" w:type="dxa"/>
-            </w:tcMar>
           </w:tcPr>
           <w:p>
             <w:pPr>
@@ -30145,12 +26953,6 @@
               <w:right w:val="single" w:sz="6" w:space="0" w:color="1F3864"/>
             </w:tcBorders>
             <w:shd w:val="clear" w:color="auto" w:fill="D9E2F3"/>
-            <w:tcMar>
-              <w:top w:w="50" w:type="dxa"/>
-              <w:left w:w="90" w:type="dxa"/>
-              <w:bottom w:w="50" w:type="dxa"/>
-              <w:right w:w="90" w:type="dxa"/>
-            </w:tcMar>
           </w:tcPr>
           <w:p>
             <w:pPr>
@@ -30185,12 +26987,6 @@
               <w:right w:val="single" w:sz="6" w:space="0" w:color="1F3864"/>
             </w:tcBorders>
             <w:shd w:val="clear" w:color="auto" w:fill="D9E2F3"/>
-            <w:tcMar>
-              <w:top w:w="50" w:type="dxa"/>
-              <w:left w:w="90" w:type="dxa"/>
-              <w:bottom w:w="50" w:type="dxa"/>
-              <w:right w:w="90" w:type="dxa"/>
-            </w:tcMar>
           </w:tcPr>
           <w:p>
             <w:pPr>
@@ -30222,12 +27018,6 @@
               <w:right w:val="single" w:sz="6" w:space="0" w:color="1F3864"/>
             </w:tcBorders>
             <w:shd w:val="clear" w:color="auto" w:fill="D9E2F3"/>
-            <w:tcMar>
-              <w:top w:w="50" w:type="dxa"/>
-              <w:left w:w="90" w:type="dxa"/>
-              <w:bottom w:w="50" w:type="dxa"/>
-              <w:right w:w="90" w:type="dxa"/>
-            </w:tcMar>
           </w:tcPr>
           <w:p>
             <w:pPr>
@@ -30259,12 +27049,6 @@
               <w:right w:val="single" w:sz="6" w:space="0" w:color="1F3864"/>
             </w:tcBorders>
             <w:shd w:val="clear" w:color="auto" w:fill="D9E2F3"/>
-            <w:tcMar>
-              <w:top w:w="50" w:type="dxa"/>
-              <w:left w:w="90" w:type="dxa"/>
-              <w:bottom w:w="50" w:type="dxa"/>
-              <w:right w:w="90" w:type="dxa"/>
-            </w:tcMar>
           </w:tcPr>
           <w:p>
             <w:pPr>
@@ -30296,12 +27080,6 @@
               <w:right w:val="single" w:sz="6" w:space="0" w:color="1F3864"/>
             </w:tcBorders>
             <w:shd w:val="clear" w:color="auto" w:fill="D9E2F3"/>
-            <w:tcMar>
-              <w:top w:w="50" w:type="dxa"/>
-              <w:left w:w="90" w:type="dxa"/>
-              <w:bottom w:w="50" w:type="dxa"/>
-              <w:right w:w="90" w:type="dxa"/>
-            </w:tcMar>
           </w:tcPr>
           <w:p>
             <w:pPr>
@@ -30336,12 +27114,6 @@
               <w:right w:val="single" w:sz="6" w:space="0" w:color="1F3864"/>
             </w:tcBorders>
             <w:shd w:val="clear" w:color="auto" w:fill="D9E2F3"/>
-            <w:tcMar>
-              <w:top w:w="50" w:type="dxa"/>
-              <w:left w:w="90" w:type="dxa"/>
-              <w:bottom w:w="50" w:type="dxa"/>
-              <w:right w:w="90" w:type="dxa"/>
-            </w:tcMar>
           </w:tcPr>
           <w:p>
             <w:pPr>
@@ -30372,12 +27144,6 @@
               <w:right w:val="single" w:sz="6" w:space="0" w:color="1F3864"/>
             </w:tcBorders>
             <w:shd w:val="clear" w:color="auto" w:fill="D9E2F3"/>
-            <w:tcMar>
-              <w:top w:w="50" w:type="dxa"/>
-              <w:left w:w="90" w:type="dxa"/>
-              <w:bottom w:w="50" w:type="dxa"/>
-              <w:right w:w="90" w:type="dxa"/>
-            </w:tcMar>
           </w:tcPr>
           <w:p>
             <w:pPr>
@@ -30408,12 +27174,6 @@
               <w:right w:val="single" w:sz="6" w:space="0" w:color="1F3864"/>
             </w:tcBorders>
             <w:shd w:val="clear" w:color="auto" w:fill="D9E2F3"/>
-            <w:tcMar>
-              <w:top w:w="50" w:type="dxa"/>
-              <w:left w:w="90" w:type="dxa"/>
-              <w:bottom w:w="50" w:type="dxa"/>
-              <w:right w:w="90" w:type="dxa"/>
-            </w:tcMar>
           </w:tcPr>
           <w:p>
             <w:pPr>
@@ -30444,12 +27204,6 @@
               <w:right w:val="single" w:sz="6" w:space="0" w:color="1F3864"/>
             </w:tcBorders>
             <w:shd w:val="clear" w:color="auto" w:fill="D9E2F3"/>
-            <w:tcMar>
-              <w:top w:w="50" w:type="dxa"/>
-              <w:left w:w="90" w:type="dxa"/>
-              <w:bottom w:w="50" w:type="dxa"/>
-              <w:right w:w="90" w:type="dxa"/>
-            </w:tcMar>
           </w:tcPr>
           <w:p>
             <w:pPr>
@@ -30486,8 +27240,10 @@
         </w:tblBorders>
         <w:tblLayout w:type="fixed"/>
         <w:tblCellMar>
-          <w:left w:w="10" w:type="dxa"/>
-          <w:right w:w="10" w:type="dxa"/>
+          <w:top w:w="40" w:type="dxa"/>
+          <w:left w:w="90" w:type="dxa"/>
+          <w:bottom w:w="40" w:type="dxa"/>
+          <w:right w:w="90" w:type="dxa"/>
         </w:tblCellMar>
         <w:tblLook w:val="04A0" w:firstRow="1" w:lastRow="0" w:firstColumn="1" w:lastColumn="0" w:noHBand="0" w:noVBand="1"/>
       </w:tblPr>
@@ -30510,12 +27266,6 @@
               <w:right w:val="single" w:sz="6" w:space="0" w:color="1F3864"/>
             </w:tcBorders>
             <w:shd w:val="clear" w:color="auto" w:fill="D9E2F3"/>
-            <w:tcMar>
-              <w:top w:w="50" w:type="dxa"/>
-              <w:left w:w="90" w:type="dxa"/>
-              <w:bottom w:w="50" w:type="dxa"/>
-              <w:right w:w="90" w:type="dxa"/>
-            </w:tcMar>
           </w:tcPr>
           <w:p>
             <w:pPr>
@@ -30557,12 +27307,6 @@
               <w:right w:val="single" w:sz="6" w:space="0" w:color="1F3864"/>
             </w:tcBorders>
             <w:shd w:val="clear" w:color="auto" w:fill="D9E2F3"/>
-            <w:tcMar>
-              <w:top w:w="50" w:type="dxa"/>
-              <w:left w:w="90" w:type="dxa"/>
-              <w:bottom w:w="50" w:type="dxa"/>
-              <w:right w:w="90" w:type="dxa"/>
-            </w:tcMar>
           </w:tcPr>
           <w:p>
             <w:pPr>
@@ -30597,12 +27341,6 @@
               <w:right w:val="single" w:sz="6" w:space="0" w:color="1F3864"/>
             </w:tcBorders>
             <w:shd w:val="clear" w:color="auto" w:fill="4472C4"/>
-            <w:tcMar>
-              <w:top w:w="50" w:type="dxa"/>
-              <w:left w:w="90" w:type="dxa"/>
-              <w:bottom w:w="50" w:type="dxa"/>
-              <w:right w:w="90" w:type="dxa"/>
-            </w:tcMar>
           </w:tcPr>
           <w:p>
             <w:pPr>
@@ -30641,12 +27379,6 @@
               <w:right w:val="single" w:sz="6" w:space="0" w:color="1F3864"/>
             </w:tcBorders>
             <w:shd w:val="clear" w:color="auto" w:fill="4472C4"/>
-            <w:tcMar>
-              <w:top w:w="50" w:type="dxa"/>
-              <w:left w:w="90" w:type="dxa"/>
-              <w:bottom w:w="50" w:type="dxa"/>
-              <w:right w:w="90" w:type="dxa"/>
-            </w:tcMar>
           </w:tcPr>
           <w:p>
             <w:pPr>
@@ -30685,12 +27417,6 @@
               <w:right w:val="single" w:sz="6" w:space="0" w:color="1F3864"/>
             </w:tcBorders>
             <w:shd w:val="clear" w:color="auto" w:fill="4472C4"/>
-            <w:tcMar>
-              <w:top w:w="50" w:type="dxa"/>
-              <w:left w:w="90" w:type="dxa"/>
-              <w:bottom w:w="50" w:type="dxa"/>
-              <w:right w:w="90" w:type="dxa"/>
-            </w:tcMar>
           </w:tcPr>
           <w:p>
             <w:pPr>
@@ -30729,12 +27455,6 @@
               <w:right w:val="single" w:sz="6" w:space="0" w:color="1F3864"/>
             </w:tcBorders>
             <w:shd w:val="clear" w:color="auto" w:fill="4472C4"/>
-            <w:tcMar>
-              <w:top w:w="50" w:type="dxa"/>
-              <w:left w:w="90" w:type="dxa"/>
-              <w:bottom w:w="50" w:type="dxa"/>
-              <w:right w:w="90" w:type="dxa"/>
-            </w:tcMar>
           </w:tcPr>
           <w:p>
             <w:pPr>
@@ -30776,12 +27496,6 @@
               <w:right w:val="single" w:sz="6" w:space="0" w:color="1F3864"/>
             </w:tcBorders>
             <w:shd w:val="clear" w:color="auto" w:fill="D9E2F3"/>
-            <w:tcMar>
-              <w:top w:w="50" w:type="dxa"/>
-              <w:left w:w="90" w:type="dxa"/>
-              <w:bottom w:w="50" w:type="dxa"/>
-              <w:right w:w="90" w:type="dxa"/>
-            </w:tcMar>
           </w:tcPr>
           <w:p>
             <w:pPr>
@@ -30813,12 +27527,6 @@
               <w:right w:val="single" w:sz="6" w:space="0" w:color="1F3864"/>
             </w:tcBorders>
             <w:shd w:val="clear" w:color="auto" w:fill="D9E2F3"/>
-            <w:tcMar>
-              <w:top w:w="50" w:type="dxa"/>
-              <w:left w:w="90" w:type="dxa"/>
-              <w:bottom w:w="50" w:type="dxa"/>
-              <w:right w:w="90" w:type="dxa"/>
-            </w:tcMar>
           </w:tcPr>
           <w:p>
             <w:pPr>
@@ -30850,12 +27558,6 @@
               <w:right w:val="single" w:sz="6" w:space="0" w:color="1F3864"/>
             </w:tcBorders>
             <w:shd w:val="clear" w:color="auto" w:fill="D9E2F3"/>
-            <w:tcMar>
-              <w:top w:w="50" w:type="dxa"/>
-              <w:left w:w="90" w:type="dxa"/>
-              <w:bottom w:w="50" w:type="dxa"/>
-              <w:right w:w="90" w:type="dxa"/>
-            </w:tcMar>
           </w:tcPr>
           <w:p>
             <w:pPr>
@@ -30887,12 +27589,6 @@
               <w:right w:val="single" w:sz="6" w:space="0" w:color="1F3864"/>
             </w:tcBorders>
             <w:shd w:val="clear" w:color="auto" w:fill="D9E2F3"/>
-            <w:tcMar>
-              <w:top w:w="50" w:type="dxa"/>
-              <w:left w:w="90" w:type="dxa"/>
-              <w:bottom w:w="50" w:type="dxa"/>
-              <w:right w:w="90" w:type="dxa"/>
-            </w:tcMar>
           </w:tcPr>
           <w:p>
             <w:pPr>
@@ -30927,12 +27623,6 @@
               <w:right w:val="single" w:sz="6" w:space="0" w:color="1F3864"/>
             </w:tcBorders>
             <w:shd w:val="clear" w:color="auto" w:fill="D9E2F3"/>
-            <w:tcMar>
-              <w:top w:w="50" w:type="dxa"/>
-              <w:left w:w="90" w:type="dxa"/>
-              <w:bottom w:w="50" w:type="dxa"/>
-              <w:right w:w="90" w:type="dxa"/>
-            </w:tcMar>
           </w:tcPr>
           <w:p>
             <w:pPr>
@@ -30964,12 +27654,6 @@
               <w:right w:val="single" w:sz="6" w:space="0" w:color="1F3864"/>
             </w:tcBorders>
             <w:shd w:val="clear" w:color="auto" w:fill="D9E2F3"/>
-            <w:tcMar>
-              <w:top w:w="50" w:type="dxa"/>
-              <w:left w:w="90" w:type="dxa"/>
-              <w:bottom w:w="50" w:type="dxa"/>
-              <w:right w:w="90" w:type="dxa"/>
-            </w:tcMar>
           </w:tcPr>
           <w:p>
             <w:pPr>
@@ -31001,12 +27685,6 @@
               <w:right w:val="single" w:sz="6" w:space="0" w:color="1F3864"/>
             </w:tcBorders>
             <w:shd w:val="clear" w:color="auto" w:fill="D9E2F3"/>
-            <w:tcMar>
-              <w:top w:w="50" w:type="dxa"/>
-              <w:left w:w="90" w:type="dxa"/>
-              <w:bottom w:w="50" w:type="dxa"/>
-              <w:right w:w="90" w:type="dxa"/>
-            </w:tcMar>
           </w:tcPr>
           <w:p>
             <w:pPr>
@@ -31038,12 +27716,6 @@
               <w:right w:val="single" w:sz="6" w:space="0" w:color="1F3864"/>
             </w:tcBorders>
             <w:shd w:val="clear" w:color="auto" w:fill="D9E2F3"/>
-            <w:tcMar>
-              <w:top w:w="50" w:type="dxa"/>
-              <w:left w:w="90" w:type="dxa"/>
-              <w:bottom w:w="50" w:type="dxa"/>
-              <w:right w:w="90" w:type="dxa"/>
-            </w:tcMar>
           </w:tcPr>
           <w:p>
             <w:pPr>
@@ -31078,12 +27750,6 @@
               <w:right w:val="single" w:sz="6" w:space="0" w:color="1F3864"/>
             </w:tcBorders>
             <w:shd w:val="clear" w:color="auto" w:fill="D9E2F3"/>
-            <w:tcMar>
-              <w:top w:w="50" w:type="dxa"/>
-              <w:left w:w="90" w:type="dxa"/>
-              <w:bottom w:w="50" w:type="dxa"/>
-              <w:right w:w="90" w:type="dxa"/>
-            </w:tcMar>
           </w:tcPr>
           <w:p>
             <w:pPr>
@@ -31114,12 +27780,6 @@
               <w:right w:val="single" w:sz="6" w:space="0" w:color="1F3864"/>
             </w:tcBorders>
             <w:shd w:val="clear" w:color="auto" w:fill="D9E2F3"/>
-            <w:tcMar>
-              <w:top w:w="50" w:type="dxa"/>
-              <w:left w:w="90" w:type="dxa"/>
-              <w:bottom w:w="50" w:type="dxa"/>
-              <w:right w:w="90" w:type="dxa"/>
-            </w:tcMar>
           </w:tcPr>
           <w:p>
             <w:pPr>
@@ -31150,12 +27810,6 @@
               <w:right w:val="single" w:sz="6" w:space="0" w:color="1F3864"/>
             </w:tcBorders>
             <w:shd w:val="clear" w:color="auto" w:fill="D9E2F3"/>
-            <w:tcMar>
-              <w:top w:w="50" w:type="dxa"/>
-              <w:left w:w="90" w:type="dxa"/>
-              <w:bottom w:w="50" w:type="dxa"/>
-              <w:right w:w="90" w:type="dxa"/>
-            </w:tcMar>
           </w:tcPr>
           <w:p>
             <w:pPr>
@@ -31186,12 +27840,6 @@
               <w:right w:val="single" w:sz="6" w:space="0" w:color="1F3864"/>
             </w:tcBorders>
             <w:shd w:val="clear" w:color="auto" w:fill="D9E2F3"/>
-            <w:tcMar>
-              <w:top w:w="50" w:type="dxa"/>
-              <w:left w:w="90" w:type="dxa"/>
-              <w:bottom w:w="50" w:type="dxa"/>
-              <w:right w:w="90" w:type="dxa"/>
-            </w:tcMar>
           </w:tcPr>
           <w:p>
             <w:pPr>
@@ -31228,8 +27876,10 @@
         </w:tblBorders>
         <w:tblLayout w:type="fixed"/>
         <w:tblCellMar>
-          <w:left w:w="10" w:type="dxa"/>
-          <w:right w:w="10" w:type="dxa"/>
+          <w:top w:w="40" w:type="dxa"/>
+          <w:left w:w="90" w:type="dxa"/>
+          <w:bottom w:w="40" w:type="dxa"/>
+          <w:right w:w="90" w:type="dxa"/>
         </w:tblCellMar>
         <w:tblLook w:val="04A0" w:firstRow="1" w:lastRow="0" w:firstColumn="1" w:lastColumn="0" w:noHBand="0" w:noVBand="1"/>
       </w:tblPr>
@@ -31252,12 +27902,6 @@
               <w:right w:val="single" w:sz="6" w:space="0" w:color="1F3864"/>
             </w:tcBorders>
             <w:shd w:val="clear" w:color="auto" w:fill="D9E2F3"/>
-            <w:tcMar>
-              <w:top w:w="50" w:type="dxa"/>
-              <w:left w:w="90" w:type="dxa"/>
-              <w:bottom w:w="50" w:type="dxa"/>
-              <w:right w:w="90" w:type="dxa"/>
-            </w:tcMar>
           </w:tcPr>
           <w:p>
             <w:pPr>
@@ -31299,12 +27943,6 @@
               <w:right w:val="single" w:sz="6" w:space="0" w:color="1F3864"/>
             </w:tcBorders>
             <w:shd w:val="clear" w:color="auto" w:fill="D9E2F3"/>
-            <w:tcMar>
-              <w:top w:w="50" w:type="dxa"/>
-              <w:left w:w="90" w:type="dxa"/>
-              <w:bottom w:w="50" w:type="dxa"/>
-              <w:right w:w="90" w:type="dxa"/>
-            </w:tcMar>
           </w:tcPr>
           <w:p>
             <w:pPr>
@@ -31339,12 +27977,6 @@
               <w:right w:val="single" w:sz="6" w:space="0" w:color="1F3864"/>
             </w:tcBorders>
             <w:shd w:val="clear" w:color="auto" w:fill="4472C4"/>
-            <w:tcMar>
-              <w:top w:w="50" w:type="dxa"/>
-              <w:left w:w="90" w:type="dxa"/>
-              <w:bottom w:w="50" w:type="dxa"/>
-              <w:right w:w="90" w:type="dxa"/>
-            </w:tcMar>
           </w:tcPr>
           <w:p>
             <w:pPr>
@@ -31383,12 +28015,6 @@
               <w:right w:val="single" w:sz="6" w:space="0" w:color="1F3864"/>
             </w:tcBorders>
             <w:shd w:val="clear" w:color="auto" w:fill="4472C4"/>
-            <w:tcMar>
-              <w:top w:w="50" w:type="dxa"/>
-              <w:left w:w="90" w:type="dxa"/>
-              <w:bottom w:w="50" w:type="dxa"/>
-              <w:right w:w="90" w:type="dxa"/>
-            </w:tcMar>
           </w:tcPr>
           <w:p>
             <w:pPr>
@@ -31427,12 +28053,6 @@
               <w:right w:val="single" w:sz="6" w:space="0" w:color="1F3864"/>
             </w:tcBorders>
             <w:shd w:val="clear" w:color="auto" w:fill="4472C4"/>
-            <w:tcMar>
-              <w:top w:w="50" w:type="dxa"/>
-              <w:left w:w="90" w:type="dxa"/>
-              <w:bottom w:w="50" w:type="dxa"/>
-              <w:right w:w="90" w:type="dxa"/>
-            </w:tcMar>
           </w:tcPr>
           <w:p>
             <w:pPr>
@@ -31471,12 +28091,6 @@
               <w:right w:val="single" w:sz="6" w:space="0" w:color="1F3864"/>
             </w:tcBorders>
             <w:shd w:val="clear" w:color="auto" w:fill="4472C4"/>
-            <w:tcMar>
-              <w:top w:w="50" w:type="dxa"/>
-              <w:left w:w="90" w:type="dxa"/>
-              <w:bottom w:w="50" w:type="dxa"/>
-              <w:right w:w="90" w:type="dxa"/>
-            </w:tcMar>
           </w:tcPr>
           <w:p>
             <w:pPr>
@@ -31518,12 +28132,6 @@
               <w:right w:val="single" w:sz="6" w:space="0" w:color="1F3864"/>
             </w:tcBorders>
             <w:shd w:val="clear" w:color="auto" w:fill="D9E2F3"/>
-            <w:tcMar>
-              <w:top w:w="50" w:type="dxa"/>
-              <w:left w:w="90" w:type="dxa"/>
-              <w:bottom w:w="50" w:type="dxa"/>
-              <w:right w:w="90" w:type="dxa"/>
-            </w:tcMar>
           </w:tcPr>
           <w:p>
             <w:pPr>
@@ -31555,12 +28163,6 @@
               <w:right w:val="single" w:sz="6" w:space="0" w:color="1F3864"/>
             </w:tcBorders>
             <w:shd w:val="clear" w:color="auto" w:fill="D9E2F3"/>
-            <w:tcMar>
-              <w:top w:w="50" w:type="dxa"/>
-              <w:left w:w="90" w:type="dxa"/>
-              <w:bottom w:w="50" w:type="dxa"/>
-              <w:right w:w="90" w:type="dxa"/>
-            </w:tcMar>
           </w:tcPr>
           <w:p>
             <w:pPr>
@@ -31592,12 +28194,6 @@
               <w:right w:val="single" w:sz="6" w:space="0" w:color="1F3864"/>
             </w:tcBorders>
             <w:shd w:val="clear" w:color="auto" w:fill="D9E2F3"/>
-            <w:tcMar>
-              <w:top w:w="50" w:type="dxa"/>
-              <w:left w:w="90" w:type="dxa"/>
-              <w:bottom w:w="50" w:type="dxa"/>
-              <w:right w:w="90" w:type="dxa"/>
-            </w:tcMar>
           </w:tcPr>
           <w:p>
             <w:pPr>
@@ -31629,12 +28225,6 @@
               <w:right w:val="single" w:sz="6" w:space="0" w:color="1F3864"/>
             </w:tcBorders>
             <w:shd w:val="clear" w:color="auto" w:fill="D9E2F3"/>
-            <w:tcMar>
-              <w:top w:w="50" w:type="dxa"/>
-              <w:left w:w="90" w:type="dxa"/>
-              <w:bottom w:w="50" w:type="dxa"/>
-              <w:right w:w="90" w:type="dxa"/>
-            </w:tcMar>
           </w:tcPr>
           <w:p>
             <w:pPr>
@@ -31669,12 +28259,6 @@
               <w:right w:val="single" w:sz="6" w:space="0" w:color="1F3864"/>
             </w:tcBorders>
             <w:shd w:val="clear" w:color="auto" w:fill="D9E2F3"/>
-            <w:tcMar>
-              <w:top w:w="50" w:type="dxa"/>
-              <w:left w:w="90" w:type="dxa"/>
-              <w:bottom w:w="50" w:type="dxa"/>
-              <w:right w:w="90" w:type="dxa"/>
-            </w:tcMar>
           </w:tcPr>
           <w:p>
             <w:pPr>
@@ -31706,12 +28290,6 @@
               <w:right w:val="single" w:sz="6" w:space="0" w:color="1F3864"/>
             </w:tcBorders>
             <w:shd w:val="clear" w:color="auto" w:fill="D9E2F3"/>
-            <w:tcMar>
-              <w:top w:w="50" w:type="dxa"/>
-              <w:left w:w="90" w:type="dxa"/>
-              <w:bottom w:w="50" w:type="dxa"/>
-              <w:right w:w="90" w:type="dxa"/>
-            </w:tcMar>
           </w:tcPr>
           <w:p>
             <w:pPr>
@@ -31743,12 +28321,6 @@
               <w:right w:val="single" w:sz="6" w:space="0" w:color="1F3864"/>
             </w:tcBorders>
             <w:shd w:val="clear" w:color="auto" w:fill="D9E2F3"/>
-            <w:tcMar>
-              <w:top w:w="50" w:type="dxa"/>
-              <w:left w:w="90" w:type="dxa"/>
-              <w:bottom w:w="50" w:type="dxa"/>
-              <w:right w:w="90" w:type="dxa"/>
-            </w:tcMar>
           </w:tcPr>
           <w:p>
             <w:pPr>
@@ -31780,12 +28352,6 @@
               <w:right w:val="single" w:sz="6" w:space="0" w:color="1F3864"/>
             </w:tcBorders>
             <w:shd w:val="clear" w:color="auto" w:fill="D9E2F3"/>
-            <w:tcMar>
-              <w:top w:w="50" w:type="dxa"/>
-              <w:left w:w="90" w:type="dxa"/>
-              <w:bottom w:w="50" w:type="dxa"/>
-              <w:right w:w="90" w:type="dxa"/>
-            </w:tcMar>
           </w:tcPr>
           <w:p>
             <w:pPr>
@@ -31820,12 +28386,6 @@
               <w:right w:val="single" w:sz="6" w:space="0" w:color="1F3864"/>
             </w:tcBorders>
             <w:shd w:val="clear" w:color="auto" w:fill="D9E2F3"/>
-            <w:tcMar>
-              <w:top w:w="50" w:type="dxa"/>
-              <w:left w:w="90" w:type="dxa"/>
-              <w:bottom w:w="50" w:type="dxa"/>
-              <w:right w:w="90" w:type="dxa"/>
-            </w:tcMar>
           </w:tcPr>
           <w:p>
             <w:pPr>
@@ -31856,12 +28416,6 @@
               <w:right w:val="single" w:sz="6" w:space="0" w:color="1F3864"/>
             </w:tcBorders>
             <w:shd w:val="clear" w:color="auto" w:fill="D9E2F3"/>
-            <w:tcMar>
-              <w:top w:w="50" w:type="dxa"/>
-              <w:left w:w="90" w:type="dxa"/>
-              <w:bottom w:w="50" w:type="dxa"/>
-              <w:right w:w="90" w:type="dxa"/>
-            </w:tcMar>
           </w:tcPr>
           <w:p>
             <w:pPr>
@@ -31892,12 +28446,6 @@
               <w:right w:val="single" w:sz="6" w:space="0" w:color="1F3864"/>
             </w:tcBorders>
             <w:shd w:val="clear" w:color="auto" w:fill="D9E2F3"/>
-            <w:tcMar>
-              <w:top w:w="50" w:type="dxa"/>
-              <w:left w:w="90" w:type="dxa"/>
-              <w:bottom w:w="50" w:type="dxa"/>
-              <w:right w:w="90" w:type="dxa"/>
-            </w:tcMar>
           </w:tcPr>
           <w:p>
             <w:pPr>
@@ -31928,12 +28476,6 @@
               <w:right w:val="single" w:sz="6" w:space="0" w:color="1F3864"/>
             </w:tcBorders>
             <w:shd w:val="clear" w:color="auto" w:fill="D9E2F3"/>
-            <w:tcMar>
-              <w:top w:w="50" w:type="dxa"/>
-              <w:left w:w="90" w:type="dxa"/>
-              <w:bottom w:w="50" w:type="dxa"/>
-              <w:right w:w="90" w:type="dxa"/>
-            </w:tcMar>
           </w:tcPr>
           <w:p>
             <w:pPr>
@@ -31970,8 +28512,10 @@
         </w:tblBorders>
         <w:tblLayout w:type="fixed"/>
         <w:tblCellMar>
-          <w:left w:w="10" w:type="dxa"/>
-          <w:right w:w="10" w:type="dxa"/>
+          <w:top w:w="40" w:type="dxa"/>
+          <w:left w:w="90" w:type="dxa"/>
+          <w:bottom w:w="40" w:type="dxa"/>
+          <w:right w:w="90" w:type="dxa"/>
         </w:tblCellMar>
         <w:tblLook w:val="04A0" w:firstRow="1" w:lastRow="0" w:firstColumn="1" w:lastColumn="0" w:noHBand="0" w:noVBand="1"/>
       </w:tblPr>
@@ -31994,12 +28538,6 @@
               <w:right w:val="single" w:sz="6" w:space="0" w:color="1F3864"/>
             </w:tcBorders>
             <w:shd w:val="clear" w:color="auto" w:fill="D9E2F3"/>
-            <w:tcMar>
-              <w:top w:w="50" w:type="dxa"/>
-              <w:left w:w="90" w:type="dxa"/>
-              <w:bottom w:w="50" w:type="dxa"/>
-              <w:right w:w="90" w:type="dxa"/>
-            </w:tcMar>
           </w:tcPr>
           <w:p>
             <w:pPr>
@@ -32041,12 +28579,6 @@
               <w:right w:val="single" w:sz="6" w:space="0" w:color="1F3864"/>
             </w:tcBorders>
             <w:shd w:val="clear" w:color="auto" w:fill="D9E2F3"/>
-            <w:tcMar>
-              <w:top w:w="50" w:type="dxa"/>
-              <w:left w:w="90" w:type="dxa"/>
-              <w:bottom w:w="50" w:type="dxa"/>
-              <w:right w:w="90" w:type="dxa"/>
-            </w:tcMar>
           </w:tcPr>
           <w:p>
             <w:pPr>
@@ -32081,12 +28613,6 @@
               <w:right w:val="single" w:sz="6" w:space="0" w:color="1F3864"/>
             </w:tcBorders>
             <w:shd w:val="clear" w:color="auto" w:fill="4472C4"/>
-            <w:tcMar>
-              <w:top w:w="50" w:type="dxa"/>
-              <w:left w:w="90" w:type="dxa"/>
-              <w:bottom w:w="50" w:type="dxa"/>
-              <w:right w:w="90" w:type="dxa"/>
-            </w:tcMar>
           </w:tcPr>
           <w:p>
             <w:pPr>
@@ -32125,12 +28651,6 @@
               <w:right w:val="single" w:sz="6" w:space="0" w:color="1F3864"/>
             </w:tcBorders>
             <w:shd w:val="clear" w:color="auto" w:fill="4472C4"/>
-            <w:tcMar>
-              <w:top w:w="50" w:type="dxa"/>
-              <w:left w:w="90" w:type="dxa"/>
-              <w:bottom w:w="50" w:type="dxa"/>
-              <w:right w:w="90" w:type="dxa"/>
-            </w:tcMar>
           </w:tcPr>
           <w:p>
             <w:pPr>
@@ -32169,12 +28689,6 @@
               <w:right w:val="single" w:sz="6" w:space="0" w:color="1F3864"/>
             </w:tcBorders>
             <w:shd w:val="clear" w:color="auto" w:fill="4472C4"/>
-            <w:tcMar>
-              <w:top w:w="50" w:type="dxa"/>
-              <w:left w:w="90" w:type="dxa"/>
-              <w:bottom w:w="50" w:type="dxa"/>
-              <w:right w:w="90" w:type="dxa"/>
-            </w:tcMar>
           </w:tcPr>
           <w:p>
             <w:pPr>
@@ -32213,12 +28727,6 @@
               <w:right w:val="single" w:sz="6" w:space="0" w:color="1F3864"/>
             </w:tcBorders>
             <w:shd w:val="clear" w:color="auto" w:fill="4472C4"/>
-            <w:tcMar>
-              <w:top w:w="50" w:type="dxa"/>
-              <w:left w:w="90" w:type="dxa"/>
-              <w:bottom w:w="50" w:type="dxa"/>
-              <w:right w:w="90" w:type="dxa"/>
-            </w:tcMar>
           </w:tcPr>
           <w:p>
             <w:pPr>
@@ -32260,12 +28768,6 @@
               <w:right w:val="single" w:sz="6" w:space="0" w:color="1F3864"/>
             </w:tcBorders>
             <w:shd w:val="clear" w:color="auto" w:fill="D9E2F3"/>
-            <w:tcMar>
-              <w:top w:w="50" w:type="dxa"/>
-              <w:left w:w="90" w:type="dxa"/>
-              <w:bottom w:w="50" w:type="dxa"/>
-              <w:right w:w="90" w:type="dxa"/>
-            </w:tcMar>
           </w:tcPr>
           <w:p>
             <w:pPr>
@@ -32297,12 +28799,6 @@
               <w:right w:val="single" w:sz="6" w:space="0" w:color="1F3864"/>
             </w:tcBorders>
             <w:shd w:val="clear" w:color="auto" w:fill="D9E2F3"/>
-            <w:tcMar>
-              <w:top w:w="50" w:type="dxa"/>
-              <w:left w:w="90" w:type="dxa"/>
-              <w:bottom w:w="50" w:type="dxa"/>
-              <w:right w:w="90" w:type="dxa"/>
-            </w:tcMar>
           </w:tcPr>
           <w:p>
             <w:pPr>
@@ -32334,12 +28830,6 @@
               <w:right w:val="single" w:sz="6" w:space="0" w:color="1F3864"/>
             </w:tcBorders>
             <w:shd w:val="clear" w:color="auto" w:fill="D9E2F3"/>
-            <w:tcMar>
-              <w:top w:w="50" w:type="dxa"/>
-              <w:left w:w="90" w:type="dxa"/>
-              <w:bottom w:w="50" w:type="dxa"/>
-              <w:right w:w="90" w:type="dxa"/>
-            </w:tcMar>
           </w:tcPr>
           <w:p>
             <w:pPr>
@@ -32371,12 +28861,6 @@
               <w:right w:val="single" w:sz="6" w:space="0" w:color="1F3864"/>
             </w:tcBorders>
             <w:shd w:val="clear" w:color="auto" w:fill="D9E2F3"/>
-            <w:tcMar>
-              <w:top w:w="50" w:type="dxa"/>
-              <w:left w:w="90" w:type="dxa"/>
-              <w:bottom w:w="50" w:type="dxa"/>
-              <w:right w:w="90" w:type="dxa"/>
-            </w:tcMar>
           </w:tcPr>
           <w:p>
             <w:pPr>
@@ -32411,12 +28895,6 @@
               <w:right w:val="single" w:sz="6" w:space="0" w:color="1F3864"/>
             </w:tcBorders>
             <w:shd w:val="clear" w:color="auto" w:fill="D9E2F3"/>
-            <w:tcMar>
-              <w:top w:w="50" w:type="dxa"/>
-              <w:left w:w="90" w:type="dxa"/>
-              <w:bottom w:w="50" w:type="dxa"/>
-              <w:right w:w="90" w:type="dxa"/>
-            </w:tcMar>
           </w:tcPr>
           <w:p>
             <w:pPr>
@@ -32448,12 +28926,6 @@
               <w:right w:val="single" w:sz="6" w:space="0" w:color="1F3864"/>
             </w:tcBorders>
             <w:shd w:val="clear" w:color="auto" w:fill="D9E2F3"/>
-            <w:tcMar>
-              <w:top w:w="50" w:type="dxa"/>
-              <w:left w:w="90" w:type="dxa"/>
-              <w:bottom w:w="50" w:type="dxa"/>
-              <w:right w:w="90" w:type="dxa"/>
-            </w:tcMar>
           </w:tcPr>
           <w:p>
             <w:pPr>
@@ -32485,12 +28957,6 @@
               <w:right w:val="single" w:sz="6" w:space="0" w:color="1F3864"/>
             </w:tcBorders>
             <w:shd w:val="clear" w:color="auto" w:fill="D9E2F3"/>
-            <w:tcMar>
-              <w:top w:w="50" w:type="dxa"/>
-              <w:left w:w="90" w:type="dxa"/>
-              <w:bottom w:w="50" w:type="dxa"/>
-              <w:right w:w="90" w:type="dxa"/>
-            </w:tcMar>
           </w:tcPr>
           <w:p>
             <w:pPr>
@@ -32522,12 +28988,6 @@
               <w:right w:val="single" w:sz="6" w:space="0" w:color="1F3864"/>
             </w:tcBorders>
             <w:shd w:val="clear" w:color="auto" w:fill="D9E2F3"/>
-            <w:tcMar>
-              <w:top w:w="50" w:type="dxa"/>
-              <w:left w:w="90" w:type="dxa"/>
-              <w:bottom w:w="50" w:type="dxa"/>
-              <w:right w:w="90" w:type="dxa"/>
-            </w:tcMar>
           </w:tcPr>
           <w:p>
             <w:pPr>
@@ -32562,12 +29022,6 @@
               <w:right w:val="single" w:sz="6" w:space="0" w:color="1F3864"/>
             </w:tcBorders>
             <w:shd w:val="clear" w:color="auto" w:fill="D9E2F3"/>
-            <w:tcMar>
-              <w:top w:w="50" w:type="dxa"/>
-              <w:left w:w="90" w:type="dxa"/>
-              <w:bottom w:w="50" w:type="dxa"/>
-              <w:right w:w="90" w:type="dxa"/>
-            </w:tcMar>
           </w:tcPr>
           <w:p>
             <w:pPr>
@@ -32598,12 +29052,6 @@
               <w:right w:val="single" w:sz="6" w:space="0" w:color="1F3864"/>
             </w:tcBorders>
             <w:shd w:val="clear" w:color="auto" w:fill="D9E2F3"/>
-            <w:tcMar>
-              <w:top w:w="50" w:type="dxa"/>
-              <w:left w:w="90" w:type="dxa"/>
-              <w:bottom w:w="50" w:type="dxa"/>
-              <w:right w:w="90" w:type="dxa"/>
-            </w:tcMar>
           </w:tcPr>
           <w:p>
             <w:pPr>
@@ -32634,12 +29082,6 @@
               <w:right w:val="single" w:sz="6" w:space="0" w:color="1F3864"/>
             </w:tcBorders>
             <w:shd w:val="clear" w:color="auto" w:fill="D9E2F3"/>
-            <w:tcMar>
-              <w:top w:w="50" w:type="dxa"/>
-              <w:left w:w="90" w:type="dxa"/>
-              <w:bottom w:w="50" w:type="dxa"/>
-              <w:right w:w="90" w:type="dxa"/>
-            </w:tcMar>
           </w:tcPr>
           <w:p>
             <w:pPr>
@@ -32670,12 +29112,6 @@
               <w:right w:val="single" w:sz="6" w:space="0" w:color="1F3864"/>
             </w:tcBorders>
             <w:shd w:val="clear" w:color="auto" w:fill="D9E2F3"/>
-            <w:tcMar>
-              <w:top w:w="50" w:type="dxa"/>
-              <w:left w:w="90" w:type="dxa"/>
-              <w:bottom w:w="50" w:type="dxa"/>
-              <w:right w:w="90" w:type="dxa"/>
-            </w:tcMar>
           </w:tcPr>
           <w:p>
             <w:pPr>
@@ -32712,8 +29148,10 @@
         </w:tblBorders>
         <w:tblLayout w:type="fixed"/>
         <w:tblCellMar>
-          <w:left w:w="10" w:type="dxa"/>
-          <w:right w:w="10" w:type="dxa"/>
+          <w:top w:w="40" w:type="dxa"/>
+          <w:left w:w="90" w:type="dxa"/>
+          <w:bottom w:w="40" w:type="dxa"/>
+          <w:right w:w="90" w:type="dxa"/>
         </w:tblCellMar>
         <w:tblLook w:val="04A0" w:firstRow="1" w:lastRow="0" w:firstColumn="1" w:lastColumn="0" w:noHBand="0" w:noVBand="1"/>
       </w:tblPr>
@@ -32736,12 +29174,6 @@
               <w:right w:val="single" w:sz="6" w:space="0" w:color="1F3864"/>
             </w:tcBorders>
             <w:shd w:val="clear" w:color="auto" w:fill="D9E2F3"/>
-            <w:tcMar>
-              <w:top w:w="50" w:type="dxa"/>
-              <w:left w:w="90" w:type="dxa"/>
-              <w:bottom w:w="50" w:type="dxa"/>
-              <w:right w:w="90" w:type="dxa"/>
-            </w:tcMar>
           </w:tcPr>
           <w:p>
             <w:pPr>
@@ -32784,12 +29216,6 @@
               <w:right w:val="single" w:sz="6" w:space="0" w:color="1F3864"/>
             </w:tcBorders>
             <w:shd w:val="clear" w:color="auto" w:fill="D9E2F3"/>
-            <w:tcMar>
-              <w:top w:w="50" w:type="dxa"/>
-              <w:left w:w="90" w:type="dxa"/>
-              <w:bottom w:w="50" w:type="dxa"/>
-              <w:right w:w="90" w:type="dxa"/>
-            </w:tcMar>
           </w:tcPr>
           <w:p>
             <w:pPr>
@@ -32824,12 +29250,6 @@
               <w:right w:val="single" w:sz="6" w:space="0" w:color="1F3864"/>
             </w:tcBorders>
             <w:shd w:val="clear" w:color="auto" w:fill="4472C4"/>
-            <w:tcMar>
-              <w:top w:w="50" w:type="dxa"/>
-              <w:left w:w="90" w:type="dxa"/>
-              <w:bottom w:w="50" w:type="dxa"/>
-              <w:right w:w="90" w:type="dxa"/>
-            </w:tcMar>
           </w:tcPr>
           <w:p>
             <w:pPr>
@@ -32868,12 +29288,6 @@
               <w:right w:val="single" w:sz="6" w:space="0" w:color="1F3864"/>
             </w:tcBorders>
             <w:shd w:val="clear" w:color="auto" w:fill="4472C4"/>
-            <w:tcMar>
-              <w:top w:w="50" w:type="dxa"/>
-              <w:left w:w="90" w:type="dxa"/>
-              <w:bottom w:w="50" w:type="dxa"/>
-              <w:right w:w="90" w:type="dxa"/>
-            </w:tcMar>
           </w:tcPr>
           <w:p>
             <w:pPr>
@@ -32912,12 +29326,6 @@
               <w:right w:val="single" w:sz="6" w:space="0" w:color="1F3864"/>
             </w:tcBorders>
             <w:shd w:val="clear" w:color="auto" w:fill="4472C4"/>
-            <w:tcMar>
-              <w:top w:w="50" w:type="dxa"/>
-              <w:left w:w="90" w:type="dxa"/>
-              <w:bottom w:w="50" w:type="dxa"/>
-              <w:right w:w="90" w:type="dxa"/>
-            </w:tcMar>
           </w:tcPr>
           <w:p>
             <w:pPr>
@@ -32956,12 +29364,6 @@
               <w:right w:val="single" w:sz="6" w:space="0" w:color="1F3864"/>
             </w:tcBorders>
             <w:shd w:val="clear" w:color="auto" w:fill="4472C4"/>
-            <w:tcMar>
-              <w:top w:w="50" w:type="dxa"/>
-              <w:left w:w="90" w:type="dxa"/>
-              <w:bottom w:w="50" w:type="dxa"/>
-              <w:right w:w="90" w:type="dxa"/>
-            </w:tcMar>
           </w:tcPr>
           <w:p>
             <w:pPr>
@@ -33003,12 +29405,6 @@
               <w:right w:val="single" w:sz="6" w:space="0" w:color="1F3864"/>
             </w:tcBorders>
             <w:shd w:val="clear" w:color="auto" w:fill="D9E2F3"/>
-            <w:tcMar>
-              <w:top w:w="50" w:type="dxa"/>
-              <w:left w:w="90" w:type="dxa"/>
-              <w:bottom w:w="50" w:type="dxa"/>
-              <w:right w:w="90" w:type="dxa"/>
-            </w:tcMar>
           </w:tcPr>
           <w:p>
             <w:pPr>
@@ -33040,12 +29436,6 @@
               <w:right w:val="single" w:sz="6" w:space="0" w:color="1F3864"/>
             </w:tcBorders>
             <w:shd w:val="clear" w:color="auto" w:fill="D9E2F3"/>
-            <w:tcMar>
-              <w:top w:w="50" w:type="dxa"/>
-              <w:left w:w="90" w:type="dxa"/>
-              <w:bottom w:w="50" w:type="dxa"/>
-              <w:right w:w="90" w:type="dxa"/>
-            </w:tcMar>
           </w:tcPr>
           <w:p>
             <w:pPr>
@@ -33077,12 +29467,6 @@
               <w:right w:val="single" w:sz="6" w:space="0" w:color="1F3864"/>
             </w:tcBorders>
             <w:shd w:val="clear" w:color="auto" w:fill="D9E2F3"/>
-            <w:tcMar>
-              <w:top w:w="50" w:type="dxa"/>
-              <w:left w:w="90" w:type="dxa"/>
-              <w:bottom w:w="50" w:type="dxa"/>
-              <w:right w:w="90" w:type="dxa"/>
-            </w:tcMar>
           </w:tcPr>
           <w:p>
             <w:pPr>
@@ -33114,12 +29498,6 @@
               <w:right w:val="single" w:sz="6" w:space="0" w:color="1F3864"/>
             </w:tcBorders>
             <w:shd w:val="clear" w:color="auto" w:fill="D9E2F3"/>
-            <w:tcMar>
-              <w:top w:w="50" w:type="dxa"/>
-              <w:left w:w="90" w:type="dxa"/>
-              <w:bottom w:w="50" w:type="dxa"/>
-              <w:right w:w="90" w:type="dxa"/>
-            </w:tcMar>
           </w:tcPr>
           <w:p>
             <w:pPr>
@@ -33154,12 +29532,6 @@
               <w:right w:val="single" w:sz="6" w:space="0" w:color="1F3864"/>
             </w:tcBorders>
             <w:shd w:val="clear" w:color="auto" w:fill="D9E2F3"/>
-            <w:tcMar>
-              <w:top w:w="50" w:type="dxa"/>
-              <w:left w:w="90" w:type="dxa"/>
-              <w:bottom w:w="50" w:type="dxa"/>
-              <w:right w:w="90" w:type="dxa"/>
-            </w:tcMar>
           </w:tcPr>
           <w:p>
             <w:pPr>
@@ -33191,12 +29563,6 @@
               <w:right w:val="single" w:sz="6" w:space="0" w:color="1F3864"/>
             </w:tcBorders>
             <w:shd w:val="clear" w:color="auto" w:fill="D9E2F3"/>
-            <w:tcMar>
-              <w:top w:w="50" w:type="dxa"/>
-              <w:left w:w="90" w:type="dxa"/>
-              <w:bottom w:w="50" w:type="dxa"/>
-              <w:right w:w="90" w:type="dxa"/>
-            </w:tcMar>
           </w:tcPr>
           <w:p>
             <w:pPr>
@@ -33228,12 +29594,6 @@
               <w:right w:val="single" w:sz="6" w:space="0" w:color="1F3864"/>
             </w:tcBorders>
             <w:shd w:val="clear" w:color="auto" w:fill="D9E2F3"/>
-            <w:tcMar>
-              <w:top w:w="50" w:type="dxa"/>
-              <w:left w:w="90" w:type="dxa"/>
-              <w:bottom w:w="50" w:type="dxa"/>
-              <w:right w:w="90" w:type="dxa"/>
-            </w:tcMar>
           </w:tcPr>
           <w:p>
             <w:pPr>
@@ -33265,12 +29625,6 @@
               <w:right w:val="single" w:sz="6" w:space="0" w:color="1F3864"/>
             </w:tcBorders>
             <w:shd w:val="clear" w:color="auto" w:fill="D9E2F3"/>
-            <w:tcMar>
-              <w:top w:w="50" w:type="dxa"/>
-              <w:left w:w="90" w:type="dxa"/>
-              <w:bottom w:w="50" w:type="dxa"/>
-              <w:right w:w="90" w:type="dxa"/>
-            </w:tcMar>
           </w:tcPr>
           <w:p>
             <w:pPr>
@@ -33305,12 +29659,6 @@
               <w:right w:val="single" w:sz="6" w:space="0" w:color="1F3864"/>
             </w:tcBorders>
             <w:shd w:val="clear" w:color="auto" w:fill="D9E2F3"/>
-            <w:tcMar>
-              <w:top w:w="50" w:type="dxa"/>
-              <w:left w:w="90" w:type="dxa"/>
-              <w:bottom w:w="50" w:type="dxa"/>
-              <w:right w:w="90" w:type="dxa"/>
-            </w:tcMar>
           </w:tcPr>
           <w:p>
             <w:pPr>
@@ -33341,12 +29689,6 @@
               <w:right w:val="single" w:sz="6" w:space="0" w:color="1F3864"/>
             </w:tcBorders>
             <w:shd w:val="clear" w:color="auto" w:fill="D9E2F3"/>
-            <w:tcMar>
-              <w:top w:w="50" w:type="dxa"/>
-              <w:left w:w="90" w:type="dxa"/>
-              <w:bottom w:w="50" w:type="dxa"/>
-              <w:right w:w="90" w:type="dxa"/>
-            </w:tcMar>
           </w:tcPr>
           <w:p>
             <w:pPr>
@@ -33377,12 +29719,6 @@
               <w:right w:val="single" w:sz="6" w:space="0" w:color="1F3864"/>
             </w:tcBorders>
             <w:shd w:val="clear" w:color="auto" w:fill="D9E2F3"/>
-            <w:tcMar>
-              <w:top w:w="50" w:type="dxa"/>
-              <w:left w:w="90" w:type="dxa"/>
-              <w:bottom w:w="50" w:type="dxa"/>
-              <w:right w:w="90" w:type="dxa"/>
-            </w:tcMar>
           </w:tcPr>
           <w:p>
             <w:pPr>
@@ -33413,12 +29749,6 @@
               <w:right w:val="single" w:sz="6" w:space="0" w:color="1F3864"/>
             </w:tcBorders>
             <w:shd w:val="clear" w:color="auto" w:fill="D9E2F3"/>
-            <w:tcMar>
-              <w:top w:w="50" w:type="dxa"/>
-              <w:left w:w="90" w:type="dxa"/>
-              <w:bottom w:w="50" w:type="dxa"/>
-              <w:right w:w="90" w:type="dxa"/>
-            </w:tcMar>
           </w:tcPr>
           <w:p>
             <w:pPr>
@@ -33455,8 +29785,10 @@
         </w:tblBorders>
         <w:tblLayout w:type="fixed"/>
         <w:tblCellMar>
-          <w:left w:w="10" w:type="dxa"/>
-          <w:right w:w="10" w:type="dxa"/>
+          <w:top w:w="40" w:type="dxa"/>
+          <w:left w:w="90" w:type="dxa"/>
+          <w:bottom w:w="40" w:type="dxa"/>
+          <w:right w:w="90" w:type="dxa"/>
         </w:tblCellMar>
         <w:tblLook w:val="04A0" w:firstRow="1" w:lastRow="0" w:firstColumn="1" w:lastColumn="0" w:noHBand="0" w:noVBand="1"/>
       </w:tblPr>
@@ -33475,12 +29807,6 @@
               <w:right w:val="single" w:sz="6" w:space="0" w:color="1F3864"/>
             </w:tcBorders>
             <w:shd w:val="clear" w:color="auto" w:fill="4472C4"/>
-            <w:tcMar>
-              <w:top w:w="50" w:type="dxa"/>
-              <w:left w:w="90" w:type="dxa"/>
-              <w:bottom w:w="50" w:type="dxa"/>
-              <w:right w:w="90" w:type="dxa"/>
-            </w:tcMar>
           </w:tcPr>
           <w:p>
             <w:pPr>
@@ -33519,12 +29845,6 @@
               <w:right w:val="single" w:sz="6" w:space="0" w:color="1F3864"/>
             </w:tcBorders>
             <w:shd w:val="clear" w:color="auto" w:fill="4472C4"/>
-            <w:tcMar>
-              <w:top w:w="50" w:type="dxa"/>
-              <w:left w:w="90" w:type="dxa"/>
-              <w:bottom w:w="50" w:type="dxa"/>
-              <w:right w:w="90" w:type="dxa"/>
-            </w:tcMar>
           </w:tcPr>
           <w:p>
             <w:pPr>
@@ -34007,6 +30327,12 @@
           <w:insideV w:val="single" w:sz="6" w:space="0" w:color="1F3864"/>
         </w:tblBorders>
         <w:tblLayout w:type="fixed"/>
+        <w:tblCellMar>
+          <w:top w:w="40" w:type="dxa"/>
+          <w:left w:w="90" w:type="dxa"/>
+          <w:bottom w:w="40" w:type="dxa"/>
+          <w:right w:w="90" w:type="dxa"/>
+        </w:tblCellMar>
         <w:tblLook w:val="04A0" w:firstRow="1" w:lastRow="0" w:firstColumn="1" w:lastColumn="0" w:noHBand="0" w:noVBand="1"/>
       </w:tblPr>
       <w:tblGrid>
